--- a/Analyses/ISARIC-SAP-Scalable-Analytical-Methods.docx
+++ b/Analyses/ISARIC-SAP-Scalable-Analytical-Methods.docx
@@ -1,6 +1,6 @@
 
 <file path=word/document.xml><?xml version="1.0" encoding="utf-8"?>
-<w:document xmlns:wpc="http://schemas.microsoft.com/office/word/2010/wordprocessingCanvas" xmlns:cx="http://schemas.microsoft.com/office/drawing/2014/chartex" xmlns:cx1="http://schemas.microsoft.com/office/drawing/2015/9/8/chartex" xmlns:cx2="http://schemas.microsoft.com/office/drawing/2015/10/21/chartex" xmlns:cx3="http://schemas.microsoft.com/office/drawing/2016/5/9/chartex" xmlns:cx4="http://schemas.microsoft.com/office/drawing/2016/5/10/chartex" xmlns:cx5="http://schemas.microsoft.com/office/drawing/2016/5/11/chartex" xmlns:cx6="http://schemas.microsoft.com/office/drawing/2016/5/12/chartex" xmlns:cx7="http://schemas.microsoft.com/office/drawing/2016/5/13/chartex" xmlns:cx8="http://schemas.microsoft.com/office/drawing/2016/5/14/chartex" xmlns:mc="http://schemas.openxmlformats.org/markup-compatibility/2006" xmlns:aink="http://schemas.microsoft.com/office/drawing/2016/ink" xmlns:am3d="http://schemas.microsoft.com/office/drawing/2017/model3d" xmlns:o="urn:schemas-microsoft-com:office:office" xmlns:r="http://schemas.openxmlformats.org/officeDocument/2006/relationships" xmlns:m="http://schemas.openxmlformats.org/officeDocument/2006/math" xmlns:v="urn:schemas-microsoft-com:vml" xmlns:wp14="http://schemas.microsoft.com/office/word/2010/wordprocessingDrawing" xmlns:wp="http://schemas.openxmlformats.org/drawingml/2006/wordprocessingDrawing" xmlns:w10="urn:schemas-microsoft-com:office:word" xmlns:w="http://schemas.openxmlformats.org/wordprocessingml/2006/main" xmlns:w14="http://schemas.microsoft.com/office/word/2010/wordml" xmlns:w15="http://schemas.microsoft.com/office/word/2012/wordml" xmlns:w16cex="http://schemas.microsoft.com/office/word/2018/wordml/cex" xmlns:w16cid="http://schemas.microsoft.com/office/word/2016/wordml/cid" xmlns:w16="http://schemas.microsoft.com/office/word/2018/wordml" xmlns:w16sdtdh="http://schemas.microsoft.com/office/word/2020/wordml/sdtdatahash" xmlns:w16se="http://schemas.microsoft.com/office/word/2015/wordml/symex" xmlns:wpg="http://schemas.microsoft.com/office/word/2010/wordprocessingGroup" xmlns:wpi="http://schemas.microsoft.com/office/word/2010/wordprocessingInk" xmlns:wne="http://schemas.microsoft.com/office/word/2006/wordml" xmlns:wps="http://schemas.microsoft.com/office/word/2010/wordprocessingShape" mc:Ignorable="w14 w15 w16se w16cid w16 w16cex w16sdtdh wp14">
+<w:document xmlns:wpc="http://schemas.microsoft.com/office/word/2010/wordprocessingCanvas" xmlns:cx="http://schemas.microsoft.com/office/drawing/2014/chartex" xmlns:cx1="http://schemas.microsoft.com/office/drawing/2015/9/8/chartex" xmlns:cx2="http://schemas.microsoft.com/office/drawing/2015/10/21/chartex" xmlns:cx3="http://schemas.microsoft.com/office/drawing/2016/5/9/chartex" xmlns:cx4="http://schemas.microsoft.com/office/drawing/2016/5/10/chartex" xmlns:cx5="http://schemas.microsoft.com/office/drawing/2016/5/11/chartex" xmlns:cx6="http://schemas.microsoft.com/office/drawing/2016/5/12/chartex" xmlns:cx7="http://schemas.microsoft.com/office/drawing/2016/5/13/chartex" xmlns:cx8="http://schemas.microsoft.com/office/drawing/2016/5/14/chartex" xmlns:mc="http://schemas.openxmlformats.org/markup-compatibility/2006" xmlns:aink="http://schemas.microsoft.com/office/drawing/2016/ink" xmlns:am3d="http://schemas.microsoft.com/office/drawing/2017/model3d" xmlns:o="urn:schemas-microsoft-com:office:office" xmlns:r="http://schemas.openxmlformats.org/officeDocument/2006/relationships" xmlns:m="http://schemas.openxmlformats.org/officeDocument/2006/math" xmlns:v="urn:schemas-microsoft-com:vml" xmlns:wp14="http://schemas.microsoft.com/office/word/2010/wordprocessingDrawing" xmlns:wp="http://schemas.openxmlformats.org/drawingml/2006/wordprocessingDrawing" xmlns:w10="urn:schemas-microsoft-com:office:word" xmlns:w="http://schemas.openxmlformats.org/wordprocessingml/2006/main" xmlns:w14="http://schemas.microsoft.com/office/word/2010/wordml" xmlns:w15="http://schemas.microsoft.com/office/word/2012/wordml" xmlns:w16cex="http://schemas.microsoft.com/office/word/2018/wordml/cex" xmlns:w16cid="http://schemas.microsoft.com/office/word/2016/wordml/cid" xmlns:w16="http://schemas.microsoft.com/office/word/2018/wordml" xmlns:w16sdtdh="http://schemas.microsoft.com/office/word/2020/wordml/sdtdatahash" xmlns:w16se="http://schemas.microsoft.com/office/word/2015/wordml/symex" xmlns:wpg="http://schemas.microsoft.com/office/word/2010/wordprocessingGroup" xmlns:wpi="http://schemas.microsoft.com/office/word/2010/wordprocessingInk" xmlns:wne="http://schemas.microsoft.com/office/word/2006/wordml" xmlns:wps="http://schemas.microsoft.com/office/word/2010/wordprocessingShape" xmlns:a="http://schemas.openxmlformats.org/drawingml/2006/main" xmlns:pic="http://schemas.openxmlformats.org/drawingml/2006/picture" mc:Ignorable="w14 w15 w16se w16cid w16 w16cex w16sdtdh wp14">
   <w:body>
     <w:p>
       <w:pPr>
@@ -144,12 +144,12 @@
       <w:pPr>
         <w:pStyle w:val="Heading1"/>
         <w:rPr>
-          <w:rFonts w:ascii="Calibri" w:eastAsia="Calibri" w:hAnsi="Calibri" w:cs="Calibri"/>
+          <w:rFonts w:ascii="Calibri" w:hAnsi="Calibri" w:eastAsia="Calibri" w:cs="Calibri"/>
         </w:rPr>
       </w:pPr>
       <w:r>
         <w:rPr>
-          <w:rFonts w:ascii="Calibri" w:eastAsia="Calibri" w:hAnsi="Calibri" w:cs="Calibri"/>
+          <w:rFonts w:ascii="Calibri" w:hAnsi="Calibri" w:eastAsia="Calibri" w:cs="Calibri"/>
         </w:rPr>
         <w:t>Part 1: General Information and Research team</w:t>
       </w:r>
@@ -181,12 +181,12 @@
         <w:tblW w:w="10456" w:type="dxa"/>
         <w:tblInd w:w="0" w:type="dxa"/>
         <w:tblBorders>
-          <w:top w:val="single" w:sz="4" w:space="0" w:color="000000"/>
-          <w:left w:val="single" w:sz="4" w:space="0" w:color="000000"/>
-          <w:bottom w:val="single" w:sz="4" w:space="0" w:color="000000"/>
-          <w:right w:val="single" w:sz="4" w:space="0" w:color="000000"/>
-          <w:insideH w:val="single" w:sz="4" w:space="0" w:color="000000"/>
-          <w:insideV w:val="single" w:sz="4" w:space="0" w:color="000000"/>
+          <w:top w:val="single" w:color="000000" w:sz="4" w:space="0"/>
+          <w:left w:val="single" w:color="000000" w:sz="4" w:space="0"/>
+          <w:bottom w:val="single" w:color="000000" w:sz="4" w:space="0"/>
+          <w:right w:val="single" w:color="000000" w:sz="4" w:space="0"/>
+          <w:insideH w:val="single" w:color="000000" w:sz="4" w:space="0"/>
+          <w:insideV w:val="single" w:color="000000" w:sz="4" w:space="0"/>
         </w:tblBorders>
         <w:tblLayout w:type="fixed"/>
         <w:tblLook w:val="0400" w:firstRow="0" w:lastRow="0" w:firstColumn="0" w:lastColumn="0" w:noHBand="0" w:noVBand="1"/>
@@ -251,10 +251,10 @@
           <w:tcPr>
             <w:tcW w:w="4993" w:type="dxa"/>
             <w:tcBorders>
-              <w:top w:val="single" w:sz="4" w:space="0" w:color="000000" w:themeColor="text1"/>
-              <w:left w:val="single" w:sz="4" w:space="0" w:color="000000" w:themeColor="text1"/>
-              <w:bottom w:val="single" w:sz="4" w:space="0" w:color="000000" w:themeColor="text1"/>
-              <w:right w:val="single" w:sz="4" w:space="0" w:color="000000" w:themeColor="text1"/>
+              <w:top w:val="single" w:color="000000" w:themeColor="text1" w:sz="4" w:space="0"/>
+              <w:left w:val="single" w:color="000000" w:themeColor="text1" w:sz="4" w:space="0"/>
+              <w:bottom w:val="single" w:color="000000" w:themeColor="text1" w:sz="4" w:space="0"/>
+              <w:right w:val="single" w:color="000000" w:themeColor="text1" w:sz="4" w:space="0"/>
             </w:tcBorders>
             <w:tcMar>
               <w:left w:w="115" w:type="dxa"/>
@@ -276,10 +276,10 @@
           <w:tcPr>
             <w:tcW w:w="4993" w:type="dxa"/>
             <w:tcBorders>
-              <w:top w:val="single" w:sz="4" w:space="0" w:color="000000" w:themeColor="text1"/>
-              <w:left w:val="single" w:sz="4" w:space="0" w:color="000000" w:themeColor="text1"/>
-              <w:bottom w:val="single" w:sz="4" w:space="0" w:color="000000" w:themeColor="text1"/>
-              <w:right w:val="single" w:sz="4" w:space="0" w:color="000000" w:themeColor="text1"/>
+              <w:top w:val="single" w:color="000000" w:themeColor="text1" w:sz="4" w:space="0"/>
+              <w:left w:val="single" w:color="000000" w:themeColor="text1" w:sz="4" w:space="0"/>
+              <w:bottom w:val="single" w:color="000000" w:themeColor="text1" w:sz="4" w:space="0"/>
+              <w:right w:val="single" w:color="000000" w:themeColor="text1" w:sz="4" w:space="0"/>
             </w:tcBorders>
             <w:tcMar>
               <w:left w:w="115" w:type="dxa"/>
@@ -324,10 +324,10 @@
           <w:tcPr>
             <w:tcW w:w="4993" w:type="dxa"/>
             <w:tcBorders>
-              <w:top w:val="single" w:sz="4" w:space="0" w:color="000000" w:themeColor="text1"/>
-              <w:left w:val="single" w:sz="4" w:space="0" w:color="000000" w:themeColor="text1"/>
-              <w:bottom w:val="single" w:sz="4" w:space="0" w:color="000000" w:themeColor="text1"/>
-              <w:right w:val="single" w:sz="4" w:space="0" w:color="000000" w:themeColor="text1"/>
+              <w:top w:val="single" w:color="000000" w:themeColor="text1" w:sz="4" w:space="0"/>
+              <w:left w:val="single" w:color="000000" w:themeColor="text1" w:sz="4" w:space="0"/>
+              <w:bottom w:val="single" w:color="000000" w:themeColor="text1" w:sz="4" w:space="0"/>
+              <w:right w:val="single" w:color="000000" w:themeColor="text1" w:sz="4" w:space="0"/>
             </w:tcBorders>
             <w:tcMar>
               <w:left w:w="115" w:type="dxa"/>
@@ -349,10 +349,10 @@
           <w:tcPr>
             <w:tcW w:w="4993" w:type="dxa"/>
             <w:tcBorders>
-              <w:top w:val="single" w:sz="4" w:space="0" w:color="000000" w:themeColor="text1"/>
-              <w:left w:val="single" w:sz="4" w:space="0" w:color="000000" w:themeColor="text1"/>
-              <w:bottom w:val="single" w:sz="4" w:space="0" w:color="000000" w:themeColor="text1"/>
-              <w:right w:val="single" w:sz="4" w:space="0" w:color="000000" w:themeColor="text1"/>
+              <w:top w:val="single" w:color="000000" w:themeColor="text1" w:sz="4" w:space="0"/>
+              <w:left w:val="single" w:color="000000" w:themeColor="text1" w:sz="4" w:space="0"/>
+              <w:bottom w:val="single" w:color="000000" w:themeColor="text1" w:sz="4" w:space="0"/>
+              <w:right w:val="single" w:color="000000" w:themeColor="text1" w:sz="4" w:space="0"/>
             </w:tcBorders>
             <w:tcMar>
               <w:left w:w="115" w:type="dxa"/>
@@ -449,12 +449,12 @@
         <w:tblW w:w="9837" w:type="dxa"/>
         <w:tblInd w:w="0" w:type="dxa"/>
         <w:tblBorders>
-          <w:top w:val="single" w:sz="4" w:space="0" w:color="000000"/>
-          <w:left w:val="single" w:sz="4" w:space="0" w:color="000000"/>
-          <w:bottom w:val="single" w:sz="4" w:space="0" w:color="000000"/>
-          <w:right w:val="single" w:sz="4" w:space="0" w:color="000000"/>
-          <w:insideH w:val="single" w:sz="4" w:space="0" w:color="000000"/>
-          <w:insideV w:val="single" w:sz="4" w:space="0" w:color="000000"/>
+          <w:top w:val="single" w:color="000000" w:sz="4" w:space="0"/>
+          <w:left w:val="single" w:color="000000" w:sz="4" w:space="0"/>
+          <w:bottom w:val="single" w:color="000000" w:sz="4" w:space="0"/>
+          <w:right w:val="single" w:color="000000" w:sz="4" w:space="0"/>
+          <w:insideH w:val="single" w:color="000000" w:sz="4" w:space="0"/>
+          <w:insideV w:val="single" w:color="000000" w:sz="4" w:space="0"/>
         </w:tblBorders>
         <w:tblLayout w:type="fixed"/>
         <w:tblLook w:val="0400" w:firstRow="0" w:lastRow="0" w:firstColumn="0" w:lastColumn="0" w:noHBand="0" w:noVBand="1"/>
@@ -689,12 +689,12 @@
         <w:tblW w:w="9837" w:type="dxa"/>
         <w:tblInd w:w="0" w:type="dxa"/>
         <w:tblBorders>
-          <w:top w:val="single" w:sz="4" w:space="0" w:color="000000"/>
-          <w:left w:val="single" w:sz="4" w:space="0" w:color="000000"/>
-          <w:bottom w:val="single" w:sz="4" w:space="0" w:color="000000"/>
-          <w:right w:val="single" w:sz="4" w:space="0" w:color="000000"/>
-          <w:insideH w:val="single" w:sz="4" w:space="0" w:color="000000"/>
-          <w:insideV w:val="single" w:sz="4" w:space="0" w:color="000000"/>
+          <w:top w:val="single" w:color="000000" w:sz="4" w:space="0"/>
+          <w:left w:val="single" w:color="000000" w:sz="4" w:space="0"/>
+          <w:bottom w:val="single" w:color="000000" w:sz="4" w:space="0"/>
+          <w:right w:val="single" w:color="000000" w:sz="4" w:space="0"/>
+          <w:insideH w:val="single" w:color="000000" w:sz="4" w:space="0"/>
+          <w:insideV w:val="single" w:color="000000" w:sz="4" w:space="0"/>
         </w:tblBorders>
         <w:tblLayout w:type="fixed"/>
         <w:tblLook w:val="0400" w:firstRow="0" w:lastRow="0" w:firstColumn="0" w:lastColumn="0" w:noHBand="0" w:noVBand="1"/>
@@ -938,12 +938,12 @@
         <w:tblW w:w="9837" w:type="dxa"/>
         <w:tblInd w:w="0" w:type="dxa"/>
         <w:tblBorders>
-          <w:top w:val="single" w:sz="4" w:space="0" w:color="000000"/>
-          <w:left w:val="single" w:sz="4" w:space="0" w:color="000000"/>
-          <w:bottom w:val="single" w:sz="4" w:space="0" w:color="000000"/>
-          <w:right w:val="single" w:sz="4" w:space="0" w:color="000000"/>
-          <w:insideH w:val="single" w:sz="4" w:space="0" w:color="000000"/>
-          <w:insideV w:val="single" w:sz="4" w:space="0" w:color="000000"/>
+          <w:top w:val="single" w:color="000000" w:sz="4" w:space="0"/>
+          <w:left w:val="single" w:color="000000" w:sz="4" w:space="0"/>
+          <w:bottom w:val="single" w:color="000000" w:sz="4" w:space="0"/>
+          <w:right w:val="single" w:color="000000" w:sz="4" w:space="0"/>
+          <w:insideH w:val="single" w:color="000000" w:sz="4" w:space="0"/>
+          <w:insideV w:val="single" w:color="000000" w:sz="4" w:space="0"/>
         </w:tblBorders>
         <w:tblLayout w:type="fixed"/>
         <w:tblLook w:val="0400" w:firstRow="0" w:lastRow="0" w:firstColumn="0" w:lastColumn="0" w:noHBand="0" w:noVBand="1"/>
@@ -1221,12 +1221,12 @@
         <w:tblW w:w="9837" w:type="dxa"/>
         <w:tblInd w:w="0" w:type="dxa"/>
         <w:tblBorders>
-          <w:top w:val="single" w:sz="4" w:space="0" w:color="000000"/>
-          <w:left w:val="single" w:sz="4" w:space="0" w:color="000000"/>
-          <w:bottom w:val="single" w:sz="4" w:space="0" w:color="000000"/>
-          <w:right w:val="single" w:sz="4" w:space="0" w:color="000000"/>
-          <w:insideH w:val="single" w:sz="4" w:space="0" w:color="000000"/>
-          <w:insideV w:val="single" w:sz="4" w:space="0" w:color="000000"/>
+          <w:top w:val="single" w:color="000000" w:sz="4" w:space="0"/>
+          <w:left w:val="single" w:color="000000" w:sz="4" w:space="0"/>
+          <w:bottom w:val="single" w:color="000000" w:sz="4" w:space="0"/>
+          <w:right w:val="single" w:color="000000" w:sz="4" w:space="0"/>
+          <w:insideH w:val="single" w:color="000000" w:sz="4" w:space="0"/>
+          <w:insideV w:val="single" w:color="000000" w:sz="4" w:space="0"/>
         </w:tblBorders>
         <w:tblLayout w:type="fixed"/>
         <w:tblLook w:val="0400" w:firstRow="0" w:lastRow="0" w:firstColumn="0" w:lastColumn="0" w:noHBand="0" w:noVBand="1"/>
@@ -1470,12 +1470,12 @@
         <w:tblW w:w="9837" w:type="dxa"/>
         <w:tblInd w:w="0" w:type="dxa"/>
         <w:tblBorders>
-          <w:top w:val="single" w:sz="4" w:space="0" w:color="000000"/>
-          <w:left w:val="single" w:sz="4" w:space="0" w:color="000000"/>
-          <w:bottom w:val="single" w:sz="4" w:space="0" w:color="000000"/>
-          <w:right w:val="single" w:sz="4" w:space="0" w:color="000000"/>
-          <w:insideH w:val="single" w:sz="4" w:space="0" w:color="000000"/>
-          <w:insideV w:val="single" w:sz="4" w:space="0" w:color="000000"/>
+          <w:top w:val="single" w:color="000000" w:sz="4" w:space="0"/>
+          <w:left w:val="single" w:color="000000" w:sz="4" w:space="0"/>
+          <w:bottom w:val="single" w:color="000000" w:sz="4" w:space="0"/>
+          <w:right w:val="single" w:color="000000" w:sz="4" w:space="0"/>
+          <w:insideH w:val="single" w:color="000000" w:sz="4" w:space="0"/>
+          <w:insideV w:val="single" w:color="000000" w:sz="4" w:space="0"/>
         </w:tblBorders>
         <w:tblLayout w:type="fixed"/>
         <w:tblLook w:val="0400" w:firstRow="0" w:lastRow="0" w:firstColumn="0" w:lastColumn="0" w:noHBand="0" w:noVBand="1"/>
@@ -1768,12 +1768,12 @@
         <w:tblW w:w="9837" w:type="dxa"/>
         <w:tblInd w:w="0" w:type="dxa"/>
         <w:tblBorders>
-          <w:top w:val="single" w:sz="4" w:space="0" w:color="000000"/>
-          <w:left w:val="single" w:sz="4" w:space="0" w:color="000000"/>
-          <w:bottom w:val="single" w:sz="4" w:space="0" w:color="000000"/>
-          <w:right w:val="single" w:sz="4" w:space="0" w:color="000000"/>
-          <w:insideH w:val="single" w:sz="4" w:space="0" w:color="000000"/>
-          <w:insideV w:val="single" w:sz="4" w:space="0" w:color="000000"/>
+          <w:top w:val="single" w:color="000000" w:sz="4" w:space="0"/>
+          <w:left w:val="single" w:color="000000" w:sz="4" w:space="0"/>
+          <w:bottom w:val="single" w:color="000000" w:sz="4" w:space="0"/>
+          <w:right w:val="single" w:color="000000" w:sz="4" w:space="0"/>
+          <w:insideH w:val="single" w:color="000000" w:sz="4" w:space="0"/>
+          <w:insideV w:val="single" w:color="000000" w:sz="4" w:space="0"/>
         </w:tblBorders>
         <w:tblLayout w:type="fixed"/>
         <w:tblLook w:val="0400" w:firstRow="0" w:lastRow="0" w:firstColumn="0" w:lastColumn="0" w:noHBand="0" w:noVBand="1"/>
@@ -2081,12 +2081,12 @@
         <w:tblW w:w="9837" w:type="dxa"/>
         <w:tblInd w:w="0" w:type="dxa"/>
         <w:tblBorders>
-          <w:top w:val="single" w:sz="4" w:space="0" w:color="000000"/>
-          <w:left w:val="single" w:sz="4" w:space="0" w:color="000000"/>
-          <w:bottom w:val="single" w:sz="4" w:space="0" w:color="000000"/>
-          <w:right w:val="single" w:sz="4" w:space="0" w:color="000000"/>
-          <w:insideH w:val="single" w:sz="4" w:space="0" w:color="000000"/>
-          <w:insideV w:val="single" w:sz="4" w:space="0" w:color="000000"/>
+          <w:top w:val="single" w:color="000000" w:sz="4" w:space="0"/>
+          <w:left w:val="single" w:color="000000" w:sz="4" w:space="0"/>
+          <w:bottom w:val="single" w:color="000000" w:sz="4" w:space="0"/>
+          <w:right w:val="single" w:color="000000" w:sz="4" w:space="0"/>
+          <w:insideH w:val="single" w:color="000000" w:sz="4" w:space="0"/>
+          <w:insideV w:val="single" w:color="000000" w:sz="4" w:space="0"/>
         </w:tblBorders>
         <w:tblLayout w:type="fixed"/>
         <w:tblLook w:val="0400" w:firstRow="0" w:lastRow="0" w:firstColumn="0" w:lastColumn="0" w:noHBand="0" w:noVBand="1"/>
@@ -2314,12 +2314,12 @@
         <w:tblW w:w="9837" w:type="dxa"/>
         <w:tblInd w:w="0" w:type="dxa"/>
         <w:tblBorders>
-          <w:top w:val="single" w:sz="4" w:space="0" w:color="000000"/>
-          <w:left w:val="single" w:sz="4" w:space="0" w:color="000000"/>
-          <w:bottom w:val="single" w:sz="4" w:space="0" w:color="000000"/>
-          <w:right w:val="single" w:sz="4" w:space="0" w:color="000000"/>
-          <w:insideH w:val="single" w:sz="4" w:space="0" w:color="000000"/>
-          <w:insideV w:val="single" w:sz="4" w:space="0" w:color="000000"/>
+          <w:top w:val="single" w:color="000000" w:sz="4" w:space="0"/>
+          <w:left w:val="single" w:color="000000" w:sz="4" w:space="0"/>
+          <w:bottom w:val="single" w:color="000000" w:sz="4" w:space="0"/>
+          <w:right w:val="single" w:color="000000" w:sz="4" w:space="0"/>
+          <w:insideH w:val="single" w:color="000000" w:sz="4" w:space="0"/>
+          <w:insideV w:val="single" w:color="000000" w:sz="4" w:space="0"/>
         </w:tblBorders>
         <w:tblLayout w:type="fixed"/>
         <w:tblLook w:val="0400" w:firstRow="0" w:lastRow="0" w:firstColumn="0" w:lastColumn="0" w:noHBand="0" w:noVBand="1"/>
@@ -2547,12 +2547,12 @@
         <w:tblW w:w="9837" w:type="dxa"/>
         <w:tblInd w:w="0" w:type="dxa"/>
         <w:tblBorders>
-          <w:top w:val="single" w:sz="4" w:space="0" w:color="000000"/>
-          <w:left w:val="single" w:sz="4" w:space="0" w:color="000000"/>
-          <w:bottom w:val="single" w:sz="4" w:space="0" w:color="000000"/>
-          <w:right w:val="single" w:sz="4" w:space="0" w:color="000000"/>
-          <w:insideH w:val="single" w:sz="4" w:space="0" w:color="000000"/>
-          <w:insideV w:val="single" w:sz="4" w:space="0" w:color="000000"/>
+          <w:top w:val="single" w:color="000000" w:sz="4" w:space="0"/>
+          <w:left w:val="single" w:color="000000" w:sz="4" w:space="0"/>
+          <w:bottom w:val="single" w:color="000000" w:sz="4" w:space="0"/>
+          <w:right w:val="single" w:color="000000" w:sz="4" w:space="0"/>
+          <w:insideH w:val="single" w:color="000000" w:sz="4" w:space="0"/>
+          <w:insideV w:val="single" w:color="000000" w:sz="4" w:space="0"/>
         </w:tblBorders>
         <w:tblLayout w:type="fixed"/>
         <w:tblLook w:val="0400" w:firstRow="0" w:lastRow="0" w:firstColumn="0" w:lastColumn="0" w:noHBand="0" w:noVBand="1"/>
@@ -2781,12 +2781,12 @@
         <w:tblW w:w="9837" w:type="dxa"/>
         <w:tblInd w:w="0" w:type="dxa"/>
         <w:tblBorders>
-          <w:top w:val="single" w:sz="4" w:space="0" w:color="000000"/>
-          <w:left w:val="single" w:sz="4" w:space="0" w:color="000000"/>
-          <w:bottom w:val="single" w:sz="4" w:space="0" w:color="000000"/>
-          <w:right w:val="single" w:sz="4" w:space="0" w:color="000000"/>
-          <w:insideH w:val="single" w:sz="4" w:space="0" w:color="000000"/>
-          <w:insideV w:val="single" w:sz="4" w:space="0" w:color="000000"/>
+          <w:top w:val="single" w:color="000000" w:sz="4" w:space="0"/>
+          <w:left w:val="single" w:color="000000" w:sz="4" w:space="0"/>
+          <w:bottom w:val="single" w:color="000000" w:sz="4" w:space="0"/>
+          <w:right w:val="single" w:color="000000" w:sz="4" w:space="0"/>
+          <w:insideH w:val="single" w:color="000000" w:sz="4" w:space="0"/>
+          <w:insideV w:val="single" w:color="000000" w:sz="4" w:space="0"/>
         </w:tblBorders>
         <w:tblLayout w:type="fixed"/>
         <w:tblLook w:val="0400" w:firstRow="0" w:lastRow="0" w:firstColumn="0" w:lastColumn="0" w:noHBand="0" w:noVBand="1"/>
@@ -3066,12 +3066,12 @@
         <w:tblW w:w="9837" w:type="dxa"/>
         <w:tblInd w:w="0" w:type="dxa"/>
         <w:tblBorders>
-          <w:top w:val="single" w:sz="4" w:space="0" w:color="000000"/>
-          <w:left w:val="single" w:sz="4" w:space="0" w:color="000000"/>
-          <w:bottom w:val="single" w:sz="4" w:space="0" w:color="000000"/>
-          <w:right w:val="single" w:sz="4" w:space="0" w:color="000000"/>
-          <w:insideH w:val="single" w:sz="4" w:space="0" w:color="000000"/>
-          <w:insideV w:val="single" w:sz="4" w:space="0" w:color="000000"/>
+          <w:top w:val="single" w:color="000000" w:sz="4" w:space="0"/>
+          <w:left w:val="single" w:color="000000" w:sz="4" w:space="0"/>
+          <w:bottom w:val="single" w:color="000000" w:sz="4" w:space="0"/>
+          <w:right w:val="single" w:color="000000" w:sz="4" w:space="0"/>
+          <w:insideH w:val="single" w:color="000000" w:sz="4" w:space="0"/>
+          <w:insideV w:val="single" w:color="000000" w:sz="4" w:space="0"/>
         </w:tblBorders>
         <w:tblLayout w:type="fixed"/>
         <w:tblLook w:val="0400" w:firstRow="0" w:lastRow="0" w:firstColumn="0" w:lastColumn="0" w:noHBand="0" w:noVBand="1"/>
@@ -3307,12 +3307,12 @@
         <w:tblW w:w="9837" w:type="dxa"/>
         <w:tblInd w:w="0" w:type="dxa"/>
         <w:tblBorders>
-          <w:top w:val="single" w:sz="4" w:space="0" w:color="000000"/>
-          <w:left w:val="single" w:sz="4" w:space="0" w:color="000000"/>
-          <w:bottom w:val="single" w:sz="4" w:space="0" w:color="000000"/>
-          <w:right w:val="single" w:sz="4" w:space="0" w:color="000000"/>
-          <w:insideH w:val="single" w:sz="4" w:space="0" w:color="000000"/>
-          <w:insideV w:val="single" w:sz="4" w:space="0" w:color="000000"/>
+          <w:top w:val="single" w:color="000000" w:sz="4" w:space="0"/>
+          <w:left w:val="single" w:color="000000" w:sz="4" w:space="0"/>
+          <w:bottom w:val="single" w:color="000000" w:sz="4" w:space="0"/>
+          <w:right w:val="single" w:color="000000" w:sz="4" w:space="0"/>
+          <w:insideH w:val="single" w:color="000000" w:sz="4" w:space="0"/>
+          <w:insideV w:val="single" w:color="000000" w:sz="4" w:space="0"/>
         </w:tblBorders>
         <w:tblLayout w:type="fixed"/>
         <w:tblLook w:val="0400" w:firstRow="0" w:lastRow="0" w:firstColumn="0" w:lastColumn="0" w:noHBand="0" w:noVBand="1"/>
@@ -3545,12 +3545,12 @@
         <w:tblW w:w="9837" w:type="dxa"/>
         <w:tblInd w:w="0" w:type="dxa"/>
         <w:tblBorders>
-          <w:top w:val="single" w:sz="4" w:space="0" w:color="000000"/>
-          <w:left w:val="single" w:sz="4" w:space="0" w:color="000000"/>
-          <w:bottom w:val="single" w:sz="4" w:space="0" w:color="000000"/>
-          <w:right w:val="single" w:sz="4" w:space="0" w:color="000000"/>
-          <w:insideH w:val="single" w:sz="4" w:space="0" w:color="000000"/>
-          <w:insideV w:val="single" w:sz="4" w:space="0" w:color="000000"/>
+          <w:top w:val="single" w:color="000000" w:sz="4" w:space="0"/>
+          <w:left w:val="single" w:color="000000" w:sz="4" w:space="0"/>
+          <w:bottom w:val="single" w:color="000000" w:sz="4" w:space="0"/>
+          <w:right w:val="single" w:color="000000" w:sz="4" w:space="0"/>
+          <w:insideH w:val="single" w:color="000000" w:sz="4" w:space="0"/>
+          <w:insideV w:val="single" w:color="000000" w:sz="4" w:space="0"/>
         </w:tblBorders>
         <w:tblLayout w:type="fixed"/>
         <w:tblLook w:val="0400" w:firstRow="0" w:lastRow="0" w:firstColumn="0" w:lastColumn="0" w:noHBand="0" w:noVBand="1"/>
@@ -3784,12 +3784,12 @@
         <w:tblW w:w="0" w:type="auto"/>
         <w:tblInd w:w="0" w:type="dxa"/>
         <w:tblBorders>
-          <w:top w:val="single" w:sz="4" w:space="0" w:color="000000" w:themeColor="text1"/>
-          <w:left w:val="single" w:sz="4" w:space="0" w:color="000000" w:themeColor="text1"/>
-          <w:bottom w:val="single" w:sz="4" w:space="0" w:color="000000" w:themeColor="text1"/>
-          <w:right w:val="single" w:sz="4" w:space="0" w:color="000000" w:themeColor="text1"/>
-          <w:insideH w:val="single" w:sz="4" w:space="0" w:color="000000" w:themeColor="text1"/>
-          <w:insideV w:val="single" w:sz="4" w:space="0" w:color="000000" w:themeColor="text1"/>
+          <w:top w:val="single" w:color="000000" w:themeColor="text1" w:sz="4" w:space="0"/>
+          <w:left w:val="single" w:color="000000" w:themeColor="text1" w:sz="4" w:space="0"/>
+          <w:bottom w:val="single" w:color="000000" w:themeColor="text1" w:sz="4" w:space="0"/>
+          <w:right w:val="single" w:color="000000" w:themeColor="text1" w:sz="4" w:space="0"/>
+          <w:insideH w:val="single" w:color="000000" w:themeColor="text1" w:sz="4" w:space="0"/>
+          <w:insideV w:val="single" w:color="000000" w:themeColor="text1" w:sz="4" w:space="0"/>
         </w:tblBorders>
         <w:tblLook w:val="0400" w:firstRow="0" w:lastRow="0" w:firstColumn="0" w:lastColumn="0" w:noHBand="0" w:noVBand="1"/>
       </w:tblPr>
@@ -4027,12 +4027,12 @@
         <w:tblW w:w="0" w:type="auto"/>
         <w:tblInd w:w="0" w:type="dxa"/>
         <w:tblBorders>
-          <w:top w:val="single" w:sz="4" w:space="0" w:color="000000" w:themeColor="text1"/>
-          <w:left w:val="single" w:sz="4" w:space="0" w:color="000000" w:themeColor="text1"/>
-          <w:bottom w:val="single" w:sz="4" w:space="0" w:color="000000" w:themeColor="text1"/>
-          <w:right w:val="single" w:sz="4" w:space="0" w:color="000000" w:themeColor="text1"/>
-          <w:insideH w:val="single" w:sz="4" w:space="0" w:color="000000" w:themeColor="text1"/>
-          <w:insideV w:val="single" w:sz="4" w:space="0" w:color="000000" w:themeColor="text1"/>
+          <w:top w:val="single" w:color="000000" w:themeColor="text1" w:sz="4" w:space="0"/>
+          <w:left w:val="single" w:color="000000" w:themeColor="text1" w:sz="4" w:space="0"/>
+          <w:bottom w:val="single" w:color="000000" w:themeColor="text1" w:sz="4" w:space="0"/>
+          <w:right w:val="single" w:color="000000" w:themeColor="text1" w:sz="4" w:space="0"/>
+          <w:insideH w:val="single" w:color="000000" w:themeColor="text1" w:sz="4" w:space="0"/>
+          <w:insideV w:val="single" w:color="000000" w:themeColor="text1" w:sz="4" w:space="0"/>
         </w:tblBorders>
         <w:tblLook w:val="0400" w:firstRow="0" w:lastRow="0" w:firstColumn="0" w:lastColumn="0" w:noHBand="0" w:noVBand="1"/>
       </w:tblPr>
@@ -4280,12 +4280,12 @@
         <w:tblW w:w="9837" w:type="dxa"/>
         <w:tblInd w:w="0" w:type="dxa"/>
         <w:tblBorders>
-          <w:top w:val="single" w:sz="4" w:space="0" w:color="000000"/>
-          <w:left w:val="single" w:sz="4" w:space="0" w:color="000000"/>
-          <w:bottom w:val="single" w:sz="4" w:space="0" w:color="000000"/>
-          <w:right w:val="single" w:sz="4" w:space="0" w:color="000000"/>
-          <w:insideH w:val="single" w:sz="4" w:space="0" w:color="000000"/>
-          <w:insideV w:val="single" w:sz="4" w:space="0" w:color="000000"/>
+          <w:top w:val="single" w:color="000000" w:sz="4" w:space="0"/>
+          <w:left w:val="single" w:color="000000" w:sz="4" w:space="0"/>
+          <w:bottom w:val="single" w:color="000000" w:sz="4" w:space="0"/>
+          <w:right w:val="single" w:color="000000" w:sz="4" w:space="0"/>
+          <w:insideH w:val="single" w:color="000000" w:sz="4" w:space="0"/>
+          <w:insideV w:val="single" w:color="000000" w:sz="4" w:space="0"/>
         </w:tblBorders>
         <w:tblLayout w:type="fixed"/>
         <w:tblLook w:val="0400" w:firstRow="0" w:lastRow="0" w:firstColumn="0" w:lastColumn="0" w:noHBand="0" w:noVBand="1"/>
@@ -4518,7 +4518,7 @@
     <w:p>
       <w:pPr>
         <w:rPr>
-          <w:rFonts w:ascii="Quattrocento Sans" w:eastAsia="Quattrocento Sans" w:hAnsi="Quattrocento Sans" w:cs="Quattrocento Sans"/>
+          <w:rFonts w:ascii="Quattrocento Sans" w:hAnsi="Quattrocento Sans" w:eastAsia="Quattrocento Sans" w:cs="Quattrocento Sans"/>
         </w:rPr>
       </w:pPr>
       <w:r>
@@ -4531,10 +4531,10 @@
         <w:tblW w:w="9825" w:type="dxa"/>
         <w:tblInd w:w="0" w:type="dxa"/>
         <w:tblBorders>
-          <w:top w:val="single" w:sz="6" w:space="0" w:color="000000"/>
-          <w:left w:val="single" w:sz="6" w:space="0" w:color="000000"/>
-          <w:bottom w:val="single" w:sz="6" w:space="0" w:color="000000"/>
-          <w:right w:val="single" w:sz="6" w:space="0" w:color="000000"/>
+          <w:top w:val="single" w:color="000000" w:sz="6" w:space="0"/>
+          <w:left w:val="single" w:color="000000" w:sz="6" w:space="0"/>
+          <w:bottom w:val="single" w:color="000000" w:sz="6" w:space="0"/>
+          <w:right w:val="single" w:color="000000" w:sz="6" w:space="0"/>
         </w:tblBorders>
         <w:tblLayout w:type="fixed"/>
         <w:tblLook w:val="0400" w:firstRow="0" w:lastRow="0" w:firstColumn="0" w:lastColumn="0" w:noHBand="0" w:noVBand="1"/>
@@ -4551,17 +4551,17 @@
           <w:tcPr>
             <w:tcW w:w="4815" w:type="dxa"/>
             <w:tcBorders>
-              <w:top w:val="single" w:sz="6" w:space="0" w:color="000000"/>
-              <w:left w:val="single" w:sz="6" w:space="0" w:color="000000"/>
-              <w:bottom w:val="single" w:sz="6" w:space="0" w:color="000000"/>
-              <w:right w:val="single" w:sz="6" w:space="0" w:color="000000"/>
+              <w:top w:val="single" w:color="000000" w:sz="6" w:space="0"/>
+              <w:left w:val="single" w:color="000000" w:sz="6" w:space="0"/>
+              <w:bottom w:val="single" w:color="000000" w:sz="6" w:space="0"/>
+              <w:right w:val="single" w:color="000000" w:sz="6" w:space="0"/>
             </w:tcBorders>
             <w:shd w:val="clear" w:color="auto" w:fill="auto"/>
           </w:tcPr>
           <w:p>
             <w:pPr>
               <w:rPr>
-                <w:rFonts w:ascii="Times New Roman" w:eastAsia="Times New Roman" w:hAnsi="Times New Roman" w:cs="Times New Roman"/>
+                <w:rFonts w:ascii="Times New Roman" w:hAnsi="Times New Roman" w:eastAsia="Times New Roman" w:cs="Times New Roman"/>
                 <w:sz w:val="24"/>
                 <w:szCs w:val="24"/>
               </w:rPr>
@@ -4580,17 +4580,17 @@
           <w:tcPr>
             <w:tcW w:w="5010" w:type="dxa"/>
             <w:tcBorders>
-              <w:top w:val="single" w:sz="6" w:space="0" w:color="000000"/>
-              <w:left w:val="single" w:sz="6" w:space="0" w:color="000000"/>
-              <w:bottom w:val="single" w:sz="6" w:space="0" w:color="000000"/>
-              <w:right w:val="single" w:sz="6" w:space="0" w:color="000000"/>
+              <w:top w:val="single" w:color="000000" w:sz="6" w:space="0"/>
+              <w:left w:val="single" w:color="000000" w:sz="6" w:space="0"/>
+              <w:bottom w:val="single" w:color="000000" w:sz="6" w:space="0"/>
+              <w:right w:val="single" w:color="000000" w:sz="6" w:space="0"/>
             </w:tcBorders>
             <w:shd w:val="clear" w:color="auto" w:fill="auto"/>
           </w:tcPr>
           <w:p>
             <w:pPr>
               <w:rPr>
-                <w:rFonts w:ascii="Times New Roman" w:eastAsia="Times New Roman" w:hAnsi="Times New Roman" w:cs="Times New Roman"/>
+                <w:rFonts w:ascii="Times New Roman" w:hAnsi="Times New Roman" w:eastAsia="Times New Roman" w:cs="Times New Roman"/>
                 <w:sz w:val="24"/>
                 <w:szCs w:val="24"/>
               </w:rPr>
@@ -4614,17 +4614,17 @@
           <w:tcPr>
             <w:tcW w:w="4815" w:type="dxa"/>
             <w:tcBorders>
-              <w:top w:val="single" w:sz="6" w:space="0" w:color="000000"/>
-              <w:left w:val="single" w:sz="6" w:space="0" w:color="000000"/>
-              <w:bottom w:val="single" w:sz="6" w:space="0" w:color="000000"/>
-              <w:right w:val="single" w:sz="6" w:space="0" w:color="000000"/>
+              <w:top w:val="single" w:color="000000" w:sz="6" w:space="0"/>
+              <w:left w:val="single" w:color="000000" w:sz="6" w:space="0"/>
+              <w:bottom w:val="single" w:color="000000" w:sz="6" w:space="0"/>
+              <w:right w:val="single" w:color="000000" w:sz="6" w:space="0"/>
             </w:tcBorders>
             <w:shd w:val="clear" w:color="auto" w:fill="auto"/>
           </w:tcPr>
           <w:p>
             <w:pPr>
               <w:rPr>
-                <w:rFonts w:ascii="Times New Roman" w:eastAsia="Times New Roman" w:hAnsi="Times New Roman" w:cs="Times New Roman"/>
+                <w:rFonts w:ascii="Times New Roman" w:hAnsi="Times New Roman" w:eastAsia="Times New Roman" w:cs="Times New Roman"/>
                 <w:sz w:val="24"/>
                 <w:szCs w:val="24"/>
               </w:rPr>
@@ -4643,17 +4643,17 @@
           <w:tcPr>
             <w:tcW w:w="5010" w:type="dxa"/>
             <w:tcBorders>
-              <w:top w:val="single" w:sz="6" w:space="0" w:color="000000"/>
-              <w:left w:val="single" w:sz="6" w:space="0" w:color="000000"/>
-              <w:bottom w:val="single" w:sz="6" w:space="0" w:color="000000"/>
-              <w:right w:val="single" w:sz="6" w:space="0" w:color="000000"/>
+              <w:top w:val="single" w:color="000000" w:sz="6" w:space="0"/>
+              <w:left w:val="single" w:color="000000" w:sz="6" w:space="0"/>
+              <w:bottom w:val="single" w:color="000000" w:sz="6" w:space="0"/>
+              <w:right w:val="single" w:color="000000" w:sz="6" w:space="0"/>
             </w:tcBorders>
             <w:shd w:val="clear" w:color="auto" w:fill="auto"/>
           </w:tcPr>
           <w:p>
             <w:pPr>
               <w:rPr>
-                <w:rFonts w:ascii="Times New Roman" w:eastAsia="Times New Roman" w:hAnsi="Times New Roman" w:cs="Times New Roman"/>
+                <w:rFonts w:ascii="Times New Roman" w:hAnsi="Times New Roman" w:eastAsia="Times New Roman" w:cs="Times New Roman"/>
                 <w:sz w:val="24"/>
                 <w:szCs w:val="24"/>
               </w:rPr>
@@ -4677,17 +4677,17 @@
           <w:tcPr>
             <w:tcW w:w="4815" w:type="dxa"/>
             <w:tcBorders>
-              <w:top w:val="single" w:sz="6" w:space="0" w:color="000000"/>
-              <w:left w:val="single" w:sz="6" w:space="0" w:color="000000"/>
-              <w:bottom w:val="single" w:sz="6" w:space="0" w:color="000000"/>
-              <w:right w:val="single" w:sz="6" w:space="0" w:color="000000"/>
+              <w:top w:val="single" w:color="000000" w:sz="6" w:space="0"/>
+              <w:left w:val="single" w:color="000000" w:sz="6" w:space="0"/>
+              <w:bottom w:val="single" w:color="000000" w:sz="6" w:space="0"/>
+              <w:right w:val="single" w:color="000000" w:sz="6" w:space="0"/>
             </w:tcBorders>
             <w:shd w:val="clear" w:color="auto" w:fill="auto"/>
           </w:tcPr>
           <w:p>
             <w:pPr>
               <w:rPr>
-                <w:rFonts w:ascii="Times New Roman" w:eastAsia="Times New Roman" w:hAnsi="Times New Roman" w:cs="Times New Roman"/>
+                <w:rFonts w:ascii="Times New Roman" w:hAnsi="Times New Roman" w:eastAsia="Times New Roman" w:cs="Times New Roman"/>
                 <w:sz w:val="24"/>
                 <w:szCs w:val="24"/>
               </w:rPr>
@@ -4706,17 +4706,17 @@
           <w:tcPr>
             <w:tcW w:w="5010" w:type="dxa"/>
             <w:tcBorders>
-              <w:top w:val="single" w:sz="6" w:space="0" w:color="000000"/>
-              <w:left w:val="single" w:sz="6" w:space="0" w:color="000000"/>
-              <w:bottom w:val="single" w:sz="6" w:space="0" w:color="000000"/>
-              <w:right w:val="single" w:sz="6" w:space="0" w:color="000000"/>
+              <w:top w:val="single" w:color="000000" w:sz="6" w:space="0"/>
+              <w:left w:val="single" w:color="000000" w:sz="6" w:space="0"/>
+              <w:bottom w:val="single" w:color="000000" w:sz="6" w:space="0"/>
+              <w:right w:val="single" w:color="000000" w:sz="6" w:space="0"/>
             </w:tcBorders>
             <w:shd w:val="clear" w:color="auto" w:fill="auto"/>
           </w:tcPr>
           <w:p>
             <w:pPr>
               <w:rPr>
-                <w:rFonts w:ascii="Times New Roman" w:eastAsia="Times New Roman" w:hAnsi="Times New Roman" w:cs="Times New Roman"/>
+                <w:rFonts w:ascii="Times New Roman" w:hAnsi="Times New Roman" w:eastAsia="Times New Roman" w:cs="Times New Roman"/>
                 <w:sz w:val="24"/>
                 <w:szCs w:val="24"/>
               </w:rPr>
@@ -4740,17 +4740,17 @@
           <w:tcPr>
             <w:tcW w:w="4815" w:type="dxa"/>
             <w:tcBorders>
-              <w:top w:val="single" w:sz="6" w:space="0" w:color="000000"/>
-              <w:left w:val="single" w:sz="6" w:space="0" w:color="000000"/>
-              <w:bottom w:val="single" w:sz="6" w:space="0" w:color="000000"/>
-              <w:right w:val="single" w:sz="6" w:space="0" w:color="000000"/>
+              <w:top w:val="single" w:color="000000" w:sz="6" w:space="0"/>
+              <w:left w:val="single" w:color="000000" w:sz="6" w:space="0"/>
+              <w:bottom w:val="single" w:color="000000" w:sz="6" w:space="0"/>
+              <w:right w:val="single" w:color="000000" w:sz="6" w:space="0"/>
             </w:tcBorders>
             <w:shd w:val="clear" w:color="auto" w:fill="auto"/>
           </w:tcPr>
           <w:p>
             <w:pPr>
               <w:rPr>
-                <w:rFonts w:ascii="Times New Roman" w:eastAsia="Times New Roman" w:hAnsi="Times New Roman" w:cs="Times New Roman"/>
+                <w:rFonts w:ascii="Times New Roman" w:hAnsi="Times New Roman" w:eastAsia="Times New Roman" w:cs="Times New Roman"/>
                 <w:sz w:val="24"/>
                 <w:szCs w:val="24"/>
               </w:rPr>
@@ -4769,17 +4769,17 @@
           <w:tcPr>
             <w:tcW w:w="5010" w:type="dxa"/>
             <w:tcBorders>
-              <w:top w:val="single" w:sz="6" w:space="0" w:color="000000"/>
-              <w:left w:val="single" w:sz="6" w:space="0" w:color="000000"/>
-              <w:bottom w:val="single" w:sz="6" w:space="0" w:color="000000"/>
-              <w:right w:val="single" w:sz="6" w:space="0" w:color="000000"/>
+              <w:top w:val="single" w:color="000000" w:sz="6" w:space="0"/>
+              <w:left w:val="single" w:color="000000" w:sz="6" w:space="0"/>
+              <w:bottom w:val="single" w:color="000000" w:sz="6" w:space="0"/>
+              <w:right w:val="single" w:color="000000" w:sz="6" w:space="0"/>
             </w:tcBorders>
             <w:shd w:val="clear" w:color="auto" w:fill="auto"/>
           </w:tcPr>
           <w:p>
             <w:pPr>
               <w:rPr>
-                <w:rFonts w:ascii="Times New Roman" w:eastAsia="Times New Roman" w:hAnsi="Times New Roman" w:cs="Times New Roman"/>
+                <w:rFonts w:ascii="Times New Roman" w:hAnsi="Times New Roman" w:eastAsia="Times New Roman" w:cs="Times New Roman"/>
                 <w:sz w:val="24"/>
                 <w:szCs w:val="24"/>
               </w:rPr>
@@ -4813,10 +4813,10 @@
           <w:tcPr>
             <w:tcW w:w="4815" w:type="dxa"/>
             <w:tcBorders>
-              <w:top w:val="single" w:sz="6" w:space="0" w:color="000000"/>
-              <w:left w:val="single" w:sz="6" w:space="0" w:color="000000"/>
-              <w:bottom w:val="single" w:sz="6" w:space="0" w:color="000000"/>
-              <w:right w:val="single" w:sz="6" w:space="0" w:color="000000"/>
+              <w:top w:val="single" w:color="000000" w:sz="6" w:space="0"/>
+              <w:left w:val="single" w:color="000000" w:sz="6" w:space="0"/>
+              <w:bottom w:val="single" w:color="000000" w:sz="6" w:space="0"/>
+              <w:right w:val="single" w:color="000000" w:sz="6" w:space="0"/>
             </w:tcBorders>
             <w:shd w:val="clear" w:color="auto" w:fill="auto"/>
           </w:tcPr>
@@ -4842,17 +4842,17 @@
           <w:tcPr>
             <w:tcW w:w="5010" w:type="dxa"/>
             <w:tcBorders>
-              <w:top w:val="single" w:sz="6" w:space="0" w:color="000000"/>
-              <w:left w:val="single" w:sz="6" w:space="0" w:color="000000"/>
-              <w:bottom w:val="single" w:sz="6" w:space="0" w:color="000000"/>
-              <w:right w:val="single" w:sz="6" w:space="0" w:color="000000"/>
+              <w:top w:val="single" w:color="000000" w:sz="6" w:space="0"/>
+              <w:left w:val="single" w:color="000000" w:sz="6" w:space="0"/>
+              <w:bottom w:val="single" w:color="000000" w:sz="6" w:space="0"/>
+              <w:right w:val="single" w:color="000000" w:sz="6" w:space="0"/>
             </w:tcBorders>
             <w:shd w:val="clear" w:color="auto" w:fill="auto"/>
           </w:tcPr>
           <w:p>
             <w:pPr>
               <w:rPr>
-                <w:rFonts w:ascii="Times New Roman" w:eastAsia="Times New Roman" w:hAnsi="Times New Roman" w:cs="Times New Roman"/>
+                <w:rFonts w:ascii="Times New Roman" w:hAnsi="Times New Roman" w:eastAsia="Times New Roman" w:cs="Times New Roman"/>
                 <w:sz w:val="24"/>
                 <w:szCs w:val="24"/>
               </w:rPr>
@@ -4881,10 +4881,10 @@
         <w:tblW w:w="9825" w:type="dxa"/>
         <w:tblInd w:w="0" w:type="dxa"/>
         <w:tblBorders>
-          <w:top w:val="single" w:sz="6" w:space="0" w:color="000000"/>
-          <w:left w:val="single" w:sz="6" w:space="0" w:color="000000"/>
-          <w:bottom w:val="single" w:sz="6" w:space="0" w:color="000000"/>
-          <w:right w:val="single" w:sz="6" w:space="0" w:color="000000"/>
+          <w:top w:val="single" w:color="000000" w:sz="6" w:space="0"/>
+          <w:left w:val="single" w:color="000000" w:sz="6" w:space="0"/>
+          <w:bottom w:val="single" w:color="000000" w:sz="6" w:space="0"/>
+          <w:right w:val="single" w:color="000000" w:sz="6" w:space="0"/>
         </w:tblBorders>
         <w:tblLayout w:type="fixed"/>
         <w:tblLook w:val="0400" w:firstRow="0" w:lastRow="0" w:firstColumn="0" w:lastColumn="0" w:noHBand="0" w:noVBand="1"/>
@@ -4901,17 +4901,17 @@
           <w:tcPr>
             <w:tcW w:w="4815" w:type="dxa"/>
             <w:tcBorders>
-              <w:top w:val="single" w:sz="6" w:space="0" w:color="000000"/>
-              <w:left w:val="single" w:sz="6" w:space="0" w:color="000000"/>
-              <w:bottom w:val="single" w:sz="6" w:space="0" w:color="000000"/>
-              <w:right w:val="single" w:sz="6" w:space="0" w:color="000000"/>
+              <w:top w:val="single" w:color="000000" w:sz="6" w:space="0"/>
+              <w:left w:val="single" w:color="000000" w:sz="6" w:space="0"/>
+              <w:bottom w:val="single" w:color="000000" w:sz="6" w:space="0"/>
+              <w:right w:val="single" w:color="000000" w:sz="6" w:space="0"/>
             </w:tcBorders>
             <w:shd w:val="clear" w:color="auto" w:fill="auto"/>
           </w:tcPr>
           <w:p>
             <w:pPr>
               <w:rPr>
-                <w:rFonts w:ascii="Times New Roman" w:eastAsia="Times New Roman" w:hAnsi="Times New Roman" w:cs="Times New Roman"/>
+                <w:rFonts w:ascii="Times New Roman" w:hAnsi="Times New Roman" w:eastAsia="Times New Roman" w:cs="Times New Roman"/>
                 <w:sz w:val="24"/>
                 <w:szCs w:val="24"/>
               </w:rPr>
@@ -4930,17 +4930,17 @@
           <w:tcPr>
             <w:tcW w:w="5010" w:type="dxa"/>
             <w:tcBorders>
-              <w:top w:val="single" w:sz="6" w:space="0" w:color="000000"/>
-              <w:left w:val="single" w:sz="6" w:space="0" w:color="000000"/>
-              <w:bottom w:val="single" w:sz="6" w:space="0" w:color="000000"/>
-              <w:right w:val="single" w:sz="6" w:space="0" w:color="000000"/>
+              <w:top w:val="single" w:color="000000" w:sz="6" w:space="0"/>
+              <w:left w:val="single" w:color="000000" w:sz="6" w:space="0"/>
+              <w:bottom w:val="single" w:color="000000" w:sz="6" w:space="0"/>
+              <w:right w:val="single" w:color="000000" w:sz="6" w:space="0"/>
             </w:tcBorders>
             <w:shd w:val="clear" w:color="auto" w:fill="auto"/>
           </w:tcPr>
           <w:p>
             <w:pPr>
               <w:rPr>
-                <w:rFonts w:ascii="Times New Roman" w:eastAsia="Times New Roman" w:hAnsi="Times New Roman" w:cs="Times New Roman"/>
+                <w:rFonts w:ascii="Times New Roman" w:hAnsi="Times New Roman" w:eastAsia="Times New Roman" w:cs="Times New Roman"/>
                 <w:sz w:val="24"/>
                 <w:szCs w:val="24"/>
               </w:rPr>
@@ -4964,17 +4964,17 @@
           <w:tcPr>
             <w:tcW w:w="4815" w:type="dxa"/>
             <w:tcBorders>
-              <w:top w:val="single" w:sz="6" w:space="0" w:color="000000"/>
-              <w:left w:val="single" w:sz="6" w:space="0" w:color="000000"/>
-              <w:bottom w:val="single" w:sz="6" w:space="0" w:color="000000"/>
-              <w:right w:val="single" w:sz="6" w:space="0" w:color="000000"/>
+              <w:top w:val="single" w:color="000000" w:sz="6" w:space="0"/>
+              <w:left w:val="single" w:color="000000" w:sz="6" w:space="0"/>
+              <w:bottom w:val="single" w:color="000000" w:sz="6" w:space="0"/>
+              <w:right w:val="single" w:color="000000" w:sz="6" w:space="0"/>
             </w:tcBorders>
             <w:shd w:val="clear" w:color="auto" w:fill="auto"/>
           </w:tcPr>
           <w:p>
             <w:pPr>
               <w:rPr>
-                <w:rFonts w:ascii="Times New Roman" w:eastAsia="Times New Roman" w:hAnsi="Times New Roman" w:cs="Times New Roman"/>
+                <w:rFonts w:ascii="Times New Roman" w:hAnsi="Times New Roman" w:eastAsia="Times New Roman" w:cs="Times New Roman"/>
                 <w:sz w:val="24"/>
                 <w:szCs w:val="24"/>
               </w:rPr>
@@ -4993,17 +4993,17 @@
           <w:tcPr>
             <w:tcW w:w="5010" w:type="dxa"/>
             <w:tcBorders>
-              <w:top w:val="single" w:sz="6" w:space="0" w:color="000000"/>
-              <w:left w:val="single" w:sz="6" w:space="0" w:color="000000"/>
-              <w:bottom w:val="single" w:sz="6" w:space="0" w:color="000000"/>
-              <w:right w:val="single" w:sz="6" w:space="0" w:color="000000"/>
+              <w:top w:val="single" w:color="000000" w:sz="6" w:space="0"/>
+              <w:left w:val="single" w:color="000000" w:sz="6" w:space="0"/>
+              <w:bottom w:val="single" w:color="000000" w:sz="6" w:space="0"/>
+              <w:right w:val="single" w:color="000000" w:sz="6" w:space="0"/>
             </w:tcBorders>
             <w:shd w:val="clear" w:color="auto" w:fill="auto"/>
           </w:tcPr>
           <w:p>
             <w:pPr>
               <w:rPr>
-                <w:rFonts w:ascii="Times New Roman" w:eastAsia="Times New Roman" w:hAnsi="Times New Roman" w:cs="Times New Roman"/>
+                <w:rFonts w:ascii="Times New Roman" w:hAnsi="Times New Roman" w:eastAsia="Times New Roman" w:cs="Times New Roman"/>
                 <w:sz w:val="24"/>
                 <w:szCs w:val="24"/>
               </w:rPr>
@@ -5027,17 +5027,17 @@
           <w:tcPr>
             <w:tcW w:w="4815" w:type="dxa"/>
             <w:tcBorders>
-              <w:top w:val="single" w:sz="6" w:space="0" w:color="000000"/>
-              <w:left w:val="single" w:sz="6" w:space="0" w:color="000000"/>
-              <w:bottom w:val="single" w:sz="6" w:space="0" w:color="000000"/>
-              <w:right w:val="single" w:sz="6" w:space="0" w:color="000000"/>
+              <w:top w:val="single" w:color="000000" w:sz="6" w:space="0"/>
+              <w:left w:val="single" w:color="000000" w:sz="6" w:space="0"/>
+              <w:bottom w:val="single" w:color="000000" w:sz="6" w:space="0"/>
+              <w:right w:val="single" w:color="000000" w:sz="6" w:space="0"/>
             </w:tcBorders>
             <w:shd w:val="clear" w:color="auto" w:fill="auto"/>
           </w:tcPr>
           <w:p>
             <w:pPr>
               <w:rPr>
-                <w:rFonts w:ascii="Times New Roman" w:eastAsia="Times New Roman" w:hAnsi="Times New Roman" w:cs="Times New Roman"/>
+                <w:rFonts w:ascii="Times New Roman" w:hAnsi="Times New Roman" w:eastAsia="Times New Roman" w:cs="Times New Roman"/>
                 <w:sz w:val="24"/>
                 <w:szCs w:val="24"/>
               </w:rPr>
@@ -5056,17 +5056,17 @@
           <w:tcPr>
             <w:tcW w:w="5010" w:type="dxa"/>
             <w:tcBorders>
-              <w:top w:val="single" w:sz="6" w:space="0" w:color="000000"/>
-              <w:left w:val="single" w:sz="6" w:space="0" w:color="000000"/>
-              <w:bottom w:val="single" w:sz="6" w:space="0" w:color="000000"/>
-              <w:right w:val="single" w:sz="6" w:space="0" w:color="000000"/>
+              <w:top w:val="single" w:color="000000" w:sz="6" w:space="0"/>
+              <w:left w:val="single" w:color="000000" w:sz="6" w:space="0"/>
+              <w:bottom w:val="single" w:color="000000" w:sz="6" w:space="0"/>
+              <w:right w:val="single" w:color="000000" w:sz="6" w:space="0"/>
             </w:tcBorders>
             <w:shd w:val="clear" w:color="auto" w:fill="auto"/>
           </w:tcPr>
           <w:p>
             <w:pPr>
               <w:rPr>
-                <w:rFonts w:ascii="Times New Roman" w:eastAsia="Times New Roman" w:hAnsi="Times New Roman" w:cs="Times New Roman"/>
+                <w:rFonts w:ascii="Times New Roman" w:hAnsi="Times New Roman" w:eastAsia="Times New Roman" w:cs="Times New Roman"/>
                 <w:sz w:val="24"/>
                 <w:szCs w:val="24"/>
               </w:rPr>
@@ -5090,17 +5090,17 @@
           <w:tcPr>
             <w:tcW w:w="4815" w:type="dxa"/>
             <w:tcBorders>
-              <w:top w:val="single" w:sz="6" w:space="0" w:color="000000"/>
-              <w:left w:val="single" w:sz="6" w:space="0" w:color="000000"/>
-              <w:bottom w:val="single" w:sz="6" w:space="0" w:color="000000"/>
-              <w:right w:val="single" w:sz="6" w:space="0" w:color="000000"/>
+              <w:top w:val="single" w:color="000000" w:sz="6" w:space="0"/>
+              <w:left w:val="single" w:color="000000" w:sz="6" w:space="0"/>
+              <w:bottom w:val="single" w:color="000000" w:sz="6" w:space="0"/>
+              <w:right w:val="single" w:color="000000" w:sz="6" w:space="0"/>
             </w:tcBorders>
             <w:shd w:val="clear" w:color="auto" w:fill="auto"/>
           </w:tcPr>
           <w:p>
             <w:pPr>
               <w:rPr>
-                <w:rFonts w:ascii="Times New Roman" w:eastAsia="Times New Roman" w:hAnsi="Times New Roman" w:cs="Times New Roman"/>
+                <w:rFonts w:ascii="Times New Roman" w:hAnsi="Times New Roman" w:eastAsia="Times New Roman" w:cs="Times New Roman"/>
                 <w:sz w:val="24"/>
                 <w:szCs w:val="24"/>
               </w:rPr>
@@ -5119,17 +5119,17 @@
           <w:tcPr>
             <w:tcW w:w="5010" w:type="dxa"/>
             <w:tcBorders>
-              <w:top w:val="single" w:sz="6" w:space="0" w:color="000000"/>
-              <w:left w:val="single" w:sz="6" w:space="0" w:color="000000"/>
-              <w:bottom w:val="single" w:sz="6" w:space="0" w:color="000000"/>
-              <w:right w:val="single" w:sz="6" w:space="0" w:color="000000"/>
+              <w:top w:val="single" w:color="000000" w:sz="6" w:space="0"/>
+              <w:left w:val="single" w:color="000000" w:sz="6" w:space="0"/>
+              <w:bottom w:val="single" w:color="000000" w:sz="6" w:space="0"/>
+              <w:right w:val="single" w:color="000000" w:sz="6" w:space="0"/>
             </w:tcBorders>
             <w:shd w:val="clear" w:color="auto" w:fill="auto"/>
           </w:tcPr>
           <w:p>
             <w:pPr>
               <w:rPr>
-                <w:rFonts w:ascii="Times New Roman" w:eastAsia="Times New Roman" w:hAnsi="Times New Roman" w:cs="Times New Roman"/>
+                <w:rFonts w:ascii="Times New Roman" w:hAnsi="Times New Roman" w:eastAsia="Times New Roman" w:cs="Times New Roman"/>
                 <w:sz w:val="24"/>
                 <w:szCs w:val="24"/>
               </w:rPr>
@@ -5158,10 +5158,10 @@
           <w:tcPr>
             <w:tcW w:w="4815" w:type="dxa"/>
             <w:tcBorders>
-              <w:top w:val="single" w:sz="6" w:space="0" w:color="000000"/>
-              <w:left w:val="single" w:sz="6" w:space="0" w:color="000000"/>
-              <w:bottom w:val="single" w:sz="6" w:space="0" w:color="000000"/>
-              <w:right w:val="single" w:sz="6" w:space="0" w:color="000000"/>
+              <w:top w:val="single" w:color="000000" w:sz="6" w:space="0"/>
+              <w:left w:val="single" w:color="000000" w:sz="6" w:space="0"/>
+              <w:bottom w:val="single" w:color="000000" w:sz="6" w:space="0"/>
+              <w:right w:val="single" w:color="000000" w:sz="6" w:space="0"/>
             </w:tcBorders>
             <w:shd w:val="clear" w:color="auto" w:fill="auto"/>
           </w:tcPr>
@@ -5187,17 +5187,17 @@
           <w:tcPr>
             <w:tcW w:w="5010" w:type="dxa"/>
             <w:tcBorders>
-              <w:top w:val="single" w:sz="6" w:space="0" w:color="000000"/>
-              <w:left w:val="single" w:sz="6" w:space="0" w:color="000000"/>
-              <w:bottom w:val="single" w:sz="6" w:space="0" w:color="000000"/>
-              <w:right w:val="single" w:sz="6" w:space="0" w:color="000000"/>
+              <w:top w:val="single" w:color="000000" w:sz="6" w:space="0"/>
+              <w:left w:val="single" w:color="000000" w:sz="6" w:space="0"/>
+              <w:bottom w:val="single" w:color="000000" w:sz="6" w:space="0"/>
+              <w:right w:val="single" w:color="000000" w:sz="6" w:space="0"/>
             </w:tcBorders>
             <w:shd w:val="clear" w:color="auto" w:fill="auto"/>
           </w:tcPr>
           <w:p>
             <w:pPr>
               <w:rPr>
-                <w:rFonts w:ascii="Times New Roman" w:eastAsia="Times New Roman" w:hAnsi="Times New Roman" w:cs="Times New Roman"/>
+                <w:rFonts w:ascii="Times New Roman" w:hAnsi="Times New Roman" w:eastAsia="Times New Roman" w:cs="Times New Roman"/>
                 <w:sz w:val="24"/>
                 <w:szCs w:val="24"/>
               </w:rPr>
@@ -5217,7 +5217,7 @@
     <w:p>
       <w:pPr>
         <w:rPr>
-          <w:rFonts w:ascii="Quattrocento Sans" w:eastAsia="Quattrocento Sans" w:hAnsi="Quattrocento Sans" w:cs="Quattrocento Sans"/>
+          <w:rFonts w:ascii="Quattrocento Sans" w:hAnsi="Quattrocento Sans" w:eastAsia="Quattrocento Sans" w:cs="Quattrocento Sans"/>
         </w:rPr>
       </w:pPr>
       <w:r>
@@ -5231,10 +5231,10 @@
         <w:tblW w:w="9825" w:type="dxa"/>
         <w:tblInd w:w="0" w:type="dxa"/>
         <w:tblBorders>
-          <w:top w:val="single" w:sz="6" w:space="0" w:color="000000"/>
-          <w:left w:val="single" w:sz="6" w:space="0" w:color="000000"/>
-          <w:bottom w:val="single" w:sz="6" w:space="0" w:color="000000"/>
-          <w:right w:val="single" w:sz="6" w:space="0" w:color="000000"/>
+          <w:top w:val="single" w:color="000000" w:sz="6" w:space="0"/>
+          <w:left w:val="single" w:color="000000" w:sz="6" w:space="0"/>
+          <w:bottom w:val="single" w:color="000000" w:sz="6" w:space="0"/>
+          <w:right w:val="single" w:color="000000" w:sz="6" w:space="0"/>
         </w:tblBorders>
         <w:tblLayout w:type="fixed"/>
         <w:tblLook w:val="0400" w:firstRow="0" w:lastRow="0" w:firstColumn="0" w:lastColumn="0" w:noHBand="0" w:noVBand="1"/>
@@ -5251,17 +5251,17 @@
           <w:tcPr>
             <w:tcW w:w="4815" w:type="dxa"/>
             <w:tcBorders>
-              <w:top w:val="single" w:sz="6" w:space="0" w:color="000000"/>
-              <w:left w:val="single" w:sz="6" w:space="0" w:color="000000"/>
-              <w:bottom w:val="single" w:sz="6" w:space="0" w:color="000000"/>
-              <w:right w:val="single" w:sz="6" w:space="0" w:color="000000"/>
+              <w:top w:val="single" w:color="000000" w:sz="6" w:space="0"/>
+              <w:left w:val="single" w:color="000000" w:sz="6" w:space="0"/>
+              <w:bottom w:val="single" w:color="000000" w:sz="6" w:space="0"/>
+              <w:right w:val="single" w:color="000000" w:sz="6" w:space="0"/>
             </w:tcBorders>
             <w:shd w:val="clear" w:color="auto" w:fill="auto"/>
           </w:tcPr>
           <w:p>
             <w:pPr>
               <w:rPr>
-                <w:rFonts w:ascii="Times New Roman" w:eastAsia="Times New Roman" w:hAnsi="Times New Roman" w:cs="Times New Roman"/>
+                <w:rFonts w:ascii="Times New Roman" w:hAnsi="Times New Roman" w:eastAsia="Times New Roman" w:cs="Times New Roman"/>
                 <w:sz w:val="24"/>
                 <w:szCs w:val="24"/>
               </w:rPr>
@@ -5280,17 +5280,17 @@
           <w:tcPr>
             <w:tcW w:w="5010" w:type="dxa"/>
             <w:tcBorders>
-              <w:top w:val="single" w:sz="6" w:space="0" w:color="000000"/>
-              <w:left w:val="single" w:sz="6" w:space="0" w:color="000000"/>
-              <w:bottom w:val="single" w:sz="6" w:space="0" w:color="000000"/>
-              <w:right w:val="single" w:sz="6" w:space="0" w:color="000000"/>
+              <w:top w:val="single" w:color="000000" w:sz="6" w:space="0"/>
+              <w:left w:val="single" w:color="000000" w:sz="6" w:space="0"/>
+              <w:bottom w:val="single" w:color="000000" w:sz="6" w:space="0"/>
+              <w:right w:val="single" w:color="000000" w:sz="6" w:space="0"/>
             </w:tcBorders>
             <w:shd w:val="clear" w:color="auto" w:fill="auto"/>
           </w:tcPr>
           <w:p>
             <w:pPr>
               <w:rPr>
-                <w:rFonts w:ascii="Times New Roman" w:eastAsia="Times New Roman" w:hAnsi="Times New Roman" w:cs="Times New Roman"/>
+                <w:rFonts w:ascii="Times New Roman" w:hAnsi="Times New Roman" w:eastAsia="Times New Roman" w:cs="Times New Roman"/>
                 <w:sz w:val="24"/>
                 <w:szCs w:val="24"/>
               </w:rPr>
@@ -5314,17 +5314,17 @@
           <w:tcPr>
             <w:tcW w:w="4815" w:type="dxa"/>
             <w:tcBorders>
-              <w:top w:val="single" w:sz="6" w:space="0" w:color="000000"/>
-              <w:left w:val="single" w:sz="6" w:space="0" w:color="000000"/>
-              <w:bottom w:val="single" w:sz="6" w:space="0" w:color="000000"/>
-              <w:right w:val="single" w:sz="6" w:space="0" w:color="000000"/>
+              <w:top w:val="single" w:color="000000" w:sz="6" w:space="0"/>
+              <w:left w:val="single" w:color="000000" w:sz="6" w:space="0"/>
+              <w:bottom w:val="single" w:color="000000" w:sz="6" w:space="0"/>
+              <w:right w:val="single" w:color="000000" w:sz="6" w:space="0"/>
             </w:tcBorders>
             <w:shd w:val="clear" w:color="auto" w:fill="auto"/>
           </w:tcPr>
           <w:p>
             <w:pPr>
               <w:rPr>
-                <w:rFonts w:ascii="Times New Roman" w:eastAsia="Times New Roman" w:hAnsi="Times New Roman" w:cs="Times New Roman"/>
+                <w:rFonts w:ascii="Times New Roman" w:hAnsi="Times New Roman" w:eastAsia="Times New Roman" w:cs="Times New Roman"/>
                 <w:sz w:val="24"/>
                 <w:szCs w:val="24"/>
               </w:rPr>
@@ -5343,17 +5343,17 @@
           <w:tcPr>
             <w:tcW w:w="5010" w:type="dxa"/>
             <w:tcBorders>
-              <w:top w:val="single" w:sz="6" w:space="0" w:color="000000"/>
-              <w:left w:val="single" w:sz="6" w:space="0" w:color="000000"/>
-              <w:bottom w:val="single" w:sz="6" w:space="0" w:color="000000"/>
-              <w:right w:val="single" w:sz="6" w:space="0" w:color="000000"/>
+              <w:top w:val="single" w:color="000000" w:sz="6" w:space="0"/>
+              <w:left w:val="single" w:color="000000" w:sz="6" w:space="0"/>
+              <w:bottom w:val="single" w:color="000000" w:sz="6" w:space="0"/>
+              <w:right w:val="single" w:color="000000" w:sz="6" w:space="0"/>
             </w:tcBorders>
             <w:shd w:val="clear" w:color="auto" w:fill="auto"/>
           </w:tcPr>
           <w:p>
             <w:pPr>
               <w:rPr>
-                <w:rFonts w:ascii="Times New Roman" w:eastAsia="Times New Roman" w:hAnsi="Times New Roman" w:cs="Times New Roman"/>
+                <w:rFonts w:ascii="Times New Roman" w:hAnsi="Times New Roman" w:eastAsia="Times New Roman" w:cs="Times New Roman"/>
                 <w:sz w:val="24"/>
                 <w:szCs w:val="24"/>
               </w:rPr>
@@ -5377,17 +5377,17 @@
           <w:tcPr>
             <w:tcW w:w="4815" w:type="dxa"/>
             <w:tcBorders>
-              <w:top w:val="single" w:sz="6" w:space="0" w:color="000000"/>
-              <w:left w:val="single" w:sz="6" w:space="0" w:color="000000"/>
-              <w:bottom w:val="single" w:sz="6" w:space="0" w:color="000000"/>
-              <w:right w:val="single" w:sz="6" w:space="0" w:color="000000"/>
+              <w:top w:val="single" w:color="000000" w:sz="6" w:space="0"/>
+              <w:left w:val="single" w:color="000000" w:sz="6" w:space="0"/>
+              <w:bottom w:val="single" w:color="000000" w:sz="6" w:space="0"/>
+              <w:right w:val="single" w:color="000000" w:sz="6" w:space="0"/>
             </w:tcBorders>
             <w:shd w:val="clear" w:color="auto" w:fill="auto"/>
           </w:tcPr>
           <w:p>
             <w:pPr>
               <w:rPr>
-                <w:rFonts w:ascii="Times New Roman" w:eastAsia="Times New Roman" w:hAnsi="Times New Roman" w:cs="Times New Roman"/>
+                <w:rFonts w:ascii="Times New Roman" w:hAnsi="Times New Roman" w:eastAsia="Times New Roman" w:cs="Times New Roman"/>
                 <w:sz w:val="24"/>
                 <w:szCs w:val="24"/>
               </w:rPr>
@@ -5406,17 +5406,17 @@
           <w:tcPr>
             <w:tcW w:w="5010" w:type="dxa"/>
             <w:tcBorders>
-              <w:top w:val="single" w:sz="6" w:space="0" w:color="000000"/>
-              <w:left w:val="single" w:sz="6" w:space="0" w:color="000000"/>
-              <w:bottom w:val="single" w:sz="6" w:space="0" w:color="000000"/>
-              <w:right w:val="single" w:sz="6" w:space="0" w:color="000000"/>
+              <w:top w:val="single" w:color="000000" w:sz="6" w:space="0"/>
+              <w:left w:val="single" w:color="000000" w:sz="6" w:space="0"/>
+              <w:bottom w:val="single" w:color="000000" w:sz="6" w:space="0"/>
+              <w:right w:val="single" w:color="000000" w:sz="6" w:space="0"/>
             </w:tcBorders>
             <w:shd w:val="clear" w:color="auto" w:fill="auto"/>
           </w:tcPr>
           <w:p>
             <w:pPr>
               <w:rPr>
-                <w:rFonts w:ascii="Times New Roman" w:eastAsia="Times New Roman" w:hAnsi="Times New Roman" w:cs="Times New Roman"/>
+                <w:rFonts w:ascii="Times New Roman" w:hAnsi="Times New Roman" w:eastAsia="Times New Roman" w:cs="Times New Roman"/>
                 <w:sz w:val="24"/>
                 <w:szCs w:val="24"/>
               </w:rPr>
@@ -5440,17 +5440,17 @@
           <w:tcPr>
             <w:tcW w:w="4815" w:type="dxa"/>
             <w:tcBorders>
-              <w:top w:val="single" w:sz="6" w:space="0" w:color="000000"/>
-              <w:left w:val="single" w:sz="6" w:space="0" w:color="000000"/>
-              <w:bottom w:val="single" w:sz="6" w:space="0" w:color="000000"/>
-              <w:right w:val="single" w:sz="6" w:space="0" w:color="000000"/>
+              <w:top w:val="single" w:color="000000" w:sz="6" w:space="0"/>
+              <w:left w:val="single" w:color="000000" w:sz="6" w:space="0"/>
+              <w:bottom w:val="single" w:color="000000" w:sz="6" w:space="0"/>
+              <w:right w:val="single" w:color="000000" w:sz="6" w:space="0"/>
             </w:tcBorders>
             <w:shd w:val="clear" w:color="auto" w:fill="auto"/>
           </w:tcPr>
           <w:p>
             <w:pPr>
               <w:rPr>
-                <w:rFonts w:ascii="Times New Roman" w:eastAsia="Times New Roman" w:hAnsi="Times New Roman" w:cs="Times New Roman"/>
+                <w:rFonts w:ascii="Times New Roman" w:hAnsi="Times New Roman" w:eastAsia="Times New Roman" w:cs="Times New Roman"/>
                 <w:sz w:val="24"/>
                 <w:szCs w:val="24"/>
               </w:rPr>
@@ -5469,17 +5469,17 @@
           <w:tcPr>
             <w:tcW w:w="5010" w:type="dxa"/>
             <w:tcBorders>
-              <w:top w:val="single" w:sz="6" w:space="0" w:color="000000"/>
-              <w:left w:val="single" w:sz="6" w:space="0" w:color="000000"/>
-              <w:bottom w:val="single" w:sz="6" w:space="0" w:color="000000"/>
-              <w:right w:val="single" w:sz="6" w:space="0" w:color="000000"/>
+              <w:top w:val="single" w:color="000000" w:sz="6" w:space="0"/>
+              <w:left w:val="single" w:color="000000" w:sz="6" w:space="0"/>
+              <w:bottom w:val="single" w:color="000000" w:sz="6" w:space="0"/>
+              <w:right w:val="single" w:color="000000" w:sz="6" w:space="0"/>
             </w:tcBorders>
             <w:shd w:val="clear" w:color="auto" w:fill="auto"/>
           </w:tcPr>
           <w:p>
             <w:pPr>
               <w:rPr>
-                <w:rFonts w:ascii="Times New Roman" w:eastAsia="Times New Roman" w:hAnsi="Times New Roman" w:cs="Times New Roman"/>
+                <w:rFonts w:ascii="Times New Roman" w:hAnsi="Times New Roman" w:eastAsia="Times New Roman" w:cs="Times New Roman"/>
                 <w:sz w:val="24"/>
                 <w:szCs w:val="24"/>
               </w:rPr>
@@ -5508,10 +5508,10 @@
           <w:tcPr>
             <w:tcW w:w="4815" w:type="dxa"/>
             <w:tcBorders>
-              <w:top w:val="single" w:sz="6" w:space="0" w:color="000000"/>
-              <w:left w:val="single" w:sz="6" w:space="0" w:color="000000"/>
-              <w:bottom w:val="single" w:sz="6" w:space="0" w:color="000000"/>
-              <w:right w:val="single" w:sz="6" w:space="0" w:color="000000"/>
+              <w:top w:val="single" w:color="000000" w:sz="6" w:space="0"/>
+              <w:left w:val="single" w:color="000000" w:sz="6" w:space="0"/>
+              <w:bottom w:val="single" w:color="000000" w:sz="6" w:space="0"/>
+              <w:right w:val="single" w:color="000000" w:sz="6" w:space="0"/>
             </w:tcBorders>
             <w:shd w:val="clear" w:color="auto" w:fill="auto"/>
           </w:tcPr>
@@ -5537,17 +5537,17 @@
           <w:tcPr>
             <w:tcW w:w="5010" w:type="dxa"/>
             <w:tcBorders>
-              <w:top w:val="single" w:sz="6" w:space="0" w:color="000000"/>
-              <w:left w:val="single" w:sz="6" w:space="0" w:color="000000"/>
-              <w:bottom w:val="single" w:sz="6" w:space="0" w:color="000000"/>
-              <w:right w:val="single" w:sz="6" w:space="0" w:color="000000"/>
+              <w:top w:val="single" w:color="000000" w:sz="6" w:space="0"/>
+              <w:left w:val="single" w:color="000000" w:sz="6" w:space="0"/>
+              <w:bottom w:val="single" w:color="000000" w:sz="6" w:space="0"/>
+              <w:right w:val="single" w:color="000000" w:sz="6" w:space="0"/>
             </w:tcBorders>
             <w:shd w:val="clear" w:color="auto" w:fill="auto"/>
           </w:tcPr>
           <w:p>
             <w:pPr>
               <w:rPr>
-                <w:rFonts w:ascii="Times New Roman" w:eastAsia="Times New Roman" w:hAnsi="Times New Roman" w:cs="Times New Roman"/>
+                <w:rFonts w:ascii="Times New Roman" w:hAnsi="Times New Roman" w:eastAsia="Times New Roman" w:cs="Times New Roman"/>
                 <w:sz w:val="24"/>
                 <w:szCs w:val="24"/>
               </w:rPr>
@@ -5581,12 +5581,12 @@
         <w:tblW w:w="9837" w:type="dxa"/>
         <w:tblInd w:w="0" w:type="dxa"/>
         <w:tblBorders>
-          <w:top w:val="single" w:sz="4" w:space="0" w:color="000000"/>
-          <w:left w:val="single" w:sz="4" w:space="0" w:color="000000"/>
-          <w:bottom w:val="single" w:sz="4" w:space="0" w:color="000000"/>
-          <w:right w:val="single" w:sz="4" w:space="0" w:color="000000"/>
-          <w:insideH w:val="single" w:sz="4" w:space="0" w:color="000000"/>
-          <w:insideV w:val="single" w:sz="4" w:space="0" w:color="000000"/>
+          <w:top w:val="single" w:color="000000" w:sz="4" w:space="0"/>
+          <w:left w:val="single" w:color="000000" w:sz="4" w:space="0"/>
+          <w:bottom w:val="single" w:color="000000" w:sz="4" w:space="0"/>
+          <w:right w:val="single" w:color="000000" w:sz="4" w:space="0"/>
+          <w:insideH w:val="single" w:color="000000" w:sz="4" w:space="0"/>
+          <w:insideV w:val="single" w:color="000000" w:sz="4" w:space="0"/>
         </w:tblBorders>
         <w:tblLayout w:type="fixed"/>
         <w:tblLook w:val="0400" w:firstRow="0" w:lastRow="0" w:firstColumn="0" w:lastColumn="0" w:noHBand="0" w:noVBand="1"/>
@@ -5823,12 +5823,12 @@
         <w:tblW w:w="9837" w:type="dxa"/>
         <w:tblInd w:w="0" w:type="dxa"/>
         <w:tblBorders>
-          <w:top w:val="single" w:sz="4" w:space="0" w:color="000000"/>
-          <w:left w:val="single" w:sz="4" w:space="0" w:color="000000"/>
-          <w:bottom w:val="single" w:sz="4" w:space="0" w:color="000000"/>
-          <w:right w:val="single" w:sz="4" w:space="0" w:color="000000"/>
-          <w:insideH w:val="single" w:sz="4" w:space="0" w:color="000000"/>
-          <w:insideV w:val="single" w:sz="4" w:space="0" w:color="000000"/>
+          <w:top w:val="single" w:color="000000" w:sz="4" w:space="0"/>
+          <w:left w:val="single" w:color="000000" w:sz="4" w:space="0"/>
+          <w:bottom w:val="single" w:color="000000" w:sz="4" w:space="0"/>
+          <w:right w:val="single" w:color="000000" w:sz="4" w:space="0"/>
+          <w:insideH w:val="single" w:color="000000" w:sz="4" w:space="0"/>
+          <w:insideV w:val="single" w:color="000000" w:sz="4" w:space="0"/>
         </w:tblBorders>
         <w:tblLayout w:type="fixed"/>
         <w:tblLook w:val="0400" w:firstRow="0" w:lastRow="0" w:firstColumn="0" w:lastColumn="0" w:noHBand="0" w:noVBand="1"/>
@@ -6062,12 +6062,12 @@
         <w:tblW w:w="9837" w:type="dxa"/>
         <w:tblInd w:w="0" w:type="dxa"/>
         <w:tblBorders>
-          <w:top w:val="single" w:sz="4" w:space="0" w:color="000000"/>
-          <w:left w:val="single" w:sz="4" w:space="0" w:color="000000"/>
-          <w:bottom w:val="single" w:sz="4" w:space="0" w:color="000000"/>
-          <w:right w:val="single" w:sz="4" w:space="0" w:color="000000"/>
-          <w:insideH w:val="single" w:sz="4" w:space="0" w:color="000000"/>
-          <w:insideV w:val="single" w:sz="4" w:space="0" w:color="000000"/>
+          <w:top w:val="single" w:color="000000" w:sz="4" w:space="0"/>
+          <w:left w:val="single" w:color="000000" w:sz="4" w:space="0"/>
+          <w:bottom w:val="single" w:color="000000" w:sz="4" w:space="0"/>
+          <w:right w:val="single" w:color="000000" w:sz="4" w:space="0"/>
+          <w:insideH w:val="single" w:color="000000" w:sz="4" w:space="0"/>
+          <w:insideV w:val="single" w:color="000000" w:sz="4" w:space="0"/>
         </w:tblBorders>
         <w:tblLayout w:type="fixed"/>
         <w:tblLook w:val="0400" w:firstRow="0" w:lastRow="0" w:firstColumn="0" w:lastColumn="0" w:noHBand="0" w:noVBand="1"/>
@@ -6288,16 +6288,496 @@
       </w:tr>
     </w:tbl>
     <w:p/>
+    <w:tbl>
+      <w:tblPr>
+        <w:tblStyle w:val="7"/>
+        <w:tblW w:w="0" w:type="auto"/>
+        <w:tblInd w:w="0" w:type="dxa"/>
+        <w:tblBorders>
+          <w:top w:val="single" w:color="000000" w:themeColor="text1" w:sz="4"/>
+          <w:left w:val="single" w:color="000000" w:themeColor="text1" w:sz="4"/>
+          <w:bottom w:val="single" w:color="000000" w:themeColor="text1" w:sz="4"/>
+          <w:right w:val="single" w:color="000000" w:themeColor="text1" w:sz="4"/>
+          <w:insideH w:val="single" w:color="000000" w:themeColor="text1" w:sz="4"/>
+          <w:insideV w:val="single" w:color="000000" w:themeColor="text1" w:sz="4"/>
+        </w:tblBorders>
+        <w:tblLook w:val="0400" w:firstRow="0" w:lastRow="0" w:firstColumn="0" w:lastColumn="0" w:noHBand="0" w:noVBand="1"/>
+      </w:tblPr>
+      <w:tblGrid>
+        <w:gridCol w:w="4815"/>
+        <w:gridCol w:w="5022"/>
+      </w:tblGrid>
+      <w:tr>
+        <w:trPr>
+          <w:trHeight w:val="300"/>
+        </w:trPr>
+        <w:tc>
+          <w:tcPr>
+            <w:tcW w:w="4815" w:type="dxa"/>
+            <w:tcMar/>
+          </w:tcPr>
+          <w:p>
+            <w:pPr>
+              <w:rPr>
+                <w:b w:val="0"/>
+                <w:bCs w:val="0"/>
+                <w:color w:val="000000" w:themeColor="text1" w:themeTint="FF" w:themeShade="FF"/>
+              </w:rPr>
+            </w:pPr>
+            <w:r>
+              <w:rPr>
+                <w:b w:val="0"/>
+                <w:bCs w:val="0"/>
+                <w:color w:val="000000" w:themeColor="text1" w:themeTint="FF" w:themeShade="FF"/>
+              </w:rPr>
+              <w:t>Full name</w:t>
+            </w:r>
+          </w:p>
+        </w:tc>
+        <w:tc>
+          <w:tcPr>
+            <w:tcW w:w="5022" w:type="dxa"/>
+            <w:tcMar/>
+          </w:tcPr>
+          <w:p>
+            <w:r>
+              <w:rPr>
+                <w:b w:val="0"/>
+                <w:bCs w:val="0"/>
+                <w:color w:val="000000" w:themeColor="text1" w:themeTint="FF" w:themeShade="FF"/>
+              </w:rPr>
+              <w:t>Abhisek Tiwari</w:t>
+            </w:r>
+          </w:p>
+        </w:tc>
+      </w:tr>
+      <w:tr>
+        <w:trPr>
+          <w:trHeight w:val="300"/>
+        </w:trPr>
+        <w:tc>
+          <w:tcPr>
+            <w:tcW w:w="4815" w:type="dxa"/>
+            <w:tcMar/>
+          </w:tcPr>
+          <w:p>
+            <w:pPr>
+              <w:rPr>
+                <w:b w:val="0"/>
+                <w:bCs w:val="0"/>
+                <w:color w:val="000000" w:themeColor="text1" w:themeTint="FF" w:themeShade="FF"/>
+              </w:rPr>
+            </w:pPr>
+            <w:r>
+              <w:rPr>
+                <w:b w:val="0"/>
+                <w:bCs w:val="0"/>
+                <w:color w:val="000000" w:themeColor="text1" w:themeTint="FF" w:themeShade="FF"/>
+              </w:rPr>
+              <w:t>Institution and country</w:t>
+            </w:r>
+          </w:p>
+        </w:tc>
+        <w:tc>
+          <w:tcPr>
+            <w:tcW w:w="5022" w:type="dxa"/>
+            <w:tcMar/>
+          </w:tcPr>
+          <w:p>
+            <w:r>
+              <w:rPr>
+                <w:b w:val="0"/>
+                <w:bCs w:val="0"/>
+                <w:color w:val="000000" w:themeColor="text1" w:themeTint="FF" w:themeShade="FF"/>
+              </w:rPr>
+              <w:t>Department of Engineering Science, University of Oxford, UK</w:t>
+            </w:r>
+          </w:p>
+        </w:tc>
+      </w:tr>
+      <w:tr>
+        <w:trPr>
+          <w:trHeight w:val="300"/>
+        </w:trPr>
+        <w:tc>
+          <w:tcPr>
+            <w:tcW w:w="4815" w:type="dxa"/>
+            <w:tcMar/>
+          </w:tcPr>
+          <w:p>
+            <w:pPr>
+              <w:rPr>
+                <w:b w:val="0"/>
+                <w:bCs w:val="0"/>
+                <w:color w:val="000000" w:themeColor="text1" w:themeTint="FF" w:themeShade="FF"/>
+              </w:rPr>
+            </w:pPr>
+            <w:r>
+              <w:rPr>
+                <w:b w:val="0"/>
+                <w:bCs w:val="0"/>
+                <w:color w:val="000000" w:themeColor="text1" w:themeTint="FF" w:themeShade="FF"/>
+              </w:rPr>
+              <w:t>Email address</w:t>
+            </w:r>
+          </w:p>
+        </w:tc>
+        <w:tc>
+          <w:tcPr>
+            <w:tcW w:w="5022" w:type="dxa"/>
+            <w:tcMar/>
+          </w:tcPr>
+          <w:p>
+            <w:r>
+              <w:rPr>
+                <w:b w:val="0"/>
+                <w:bCs w:val="0"/>
+                <w:color w:val="000000" w:themeColor="text1" w:themeTint="FF" w:themeShade="FF"/>
+              </w:rPr>
+              <w:t>abhisek.tiwari@eng.ox.ac.uk</w:t>
+            </w:r>
+          </w:p>
+        </w:tc>
+      </w:tr>
+      <w:tr>
+        <w:trPr>
+          <w:trHeight w:val="300"/>
+        </w:trPr>
+        <w:tc>
+          <w:tcPr>
+            <w:tcW w:w="4815" w:type="dxa"/>
+            <w:tcMar/>
+          </w:tcPr>
+          <w:p>
+            <w:pPr>
+              <w:rPr>
+                <w:b w:val="0"/>
+                <w:bCs w:val="0"/>
+                <w:color w:val="000000" w:themeColor="text1" w:themeTint="FF" w:themeShade="FF"/>
+              </w:rPr>
+            </w:pPr>
+            <w:r>
+              <w:rPr>
+                <w:b w:val="0"/>
+                <w:bCs w:val="0"/>
+                <w:color w:val="000000" w:themeColor="text1" w:themeTint="FF" w:themeShade="FF"/>
+              </w:rPr>
+              <w:t>ORCID ID</w:t>
+            </w:r>
+          </w:p>
+        </w:tc>
+        <w:tc>
+          <w:tcPr>
+            <w:tcW w:w="5022" w:type="dxa"/>
+            <w:tcMar/>
+          </w:tcPr>
+          <w:p>
+            <w:pPr>
+              <w:rPr>
+                <w:b w:val="0"/>
+                <w:bCs w:val="0"/>
+                <w:color w:val="000000" w:themeColor="text1" w:themeTint="FF" w:themeShade="FF"/>
+              </w:rPr>
+            </w:pPr>
+          </w:p>
+        </w:tc>
+      </w:tr>
+      <w:tr>
+        <w:trPr>
+          <w:trHeight w:val="300"/>
+        </w:trPr>
+        <w:tc>
+          <w:tcPr>
+            <w:tcW w:w="4815" w:type="dxa"/>
+            <w:tcMar/>
+          </w:tcPr>
+          <w:p>
+            <w:pPr>
+              <w:rPr>
+                <w:b w:val="0"/>
+                <w:bCs w:val="0"/>
+                <w:color w:val="000000" w:themeColor="text1" w:themeTint="FF" w:themeShade="FF"/>
+              </w:rPr>
+            </w:pPr>
+            <w:r>
+              <w:rPr>
+                <w:b w:val="0"/>
+                <w:bCs w:val="0"/>
+                <w:color w:val="000000" w:themeColor="text1" w:themeTint="FF" w:themeShade="FF"/>
+              </w:rPr>
+              <w:t>Data access required (Yes/ No)</w:t>
+            </w:r>
+          </w:p>
+        </w:tc>
+        <w:tc>
+          <w:tcPr>
+            <w:tcW w:w="5022" w:type="dxa"/>
+            <w:tcMar/>
+          </w:tcPr>
+          <w:p>
+            <w:r>
+              <w:rPr>
+                <w:b w:val="0"/>
+                <w:bCs w:val="0"/>
+                <w:color w:val="000000" w:themeColor="text1" w:themeTint="FF" w:themeShade="FF"/>
+              </w:rPr>
+              <w:t>Yes</w:t>
+            </w:r>
+          </w:p>
+        </w:tc>
+      </w:tr>
+    </w:tbl>
+    <w:p/>
+    <w:tbl>
+      <w:tblPr>
+        <w:tblStyle w:val="7"/>
+        <w:tblW w:w="0" w:type="auto"/>
+        <w:tblInd w:w="0" w:type="dxa"/>
+        <w:tblBorders>
+          <w:top w:val="single" w:color="000000" w:themeColor="text1" w:sz="4"/>
+          <w:left w:val="single" w:color="000000" w:themeColor="text1" w:sz="4"/>
+          <w:bottom w:val="single" w:color="000000" w:themeColor="text1" w:sz="4"/>
+          <w:right w:val="single" w:color="000000" w:themeColor="text1" w:sz="4"/>
+          <w:insideH w:val="single" w:color="000000" w:themeColor="text1" w:sz="4"/>
+          <w:insideV w:val="single" w:color="000000" w:themeColor="text1" w:sz="4"/>
+        </w:tblBorders>
+        <w:tblLook w:val="0400" w:firstRow="0" w:lastRow="0" w:firstColumn="0" w:lastColumn="0" w:noHBand="0" w:noVBand="1"/>
+      </w:tblPr>
+      <w:tblGrid>
+        <w:gridCol w:w="4815"/>
+        <w:gridCol w:w="5022"/>
+      </w:tblGrid>
+      <w:tr>
+        <w:trPr>
+          <w:trHeight w:val="300"/>
+        </w:trPr>
+        <w:tc>
+          <w:tcPr>
+            <w:tcW w:w="4815" w:type="dxa"/>
+            <w:tcMar/>
+          </w:tcPr>
+          <w:p>
+            <w:pPr>
+              <w:rPr>
+                <w:b w:val="0"/>
+                <w:bCs w:val="0"/>
+                <w:color w:val="000000" w:themeColor="text1" w:themeTint="FF" w:themeShade="FF"/>
+              </w:rPr>
+            </w:pPr>
+            <w:r>
+              <w:rPr>
+                <w:b w:val="0"/>
+                <w:bCs w:val="0"/>
+                <w:color w:val="000000" w:themeColor="text1" w:themeTint="FF" w:themeShade="FF"/>
+              </w:rPr>
+              <w:t>Full name</w:t>
+            </w:r>
+          </w:p>
+        </w:tc>
+        <w:tc>
+          <w:tcPr>
+            <w:tcW w:w="5022" w:type="dxa"/>
+            <w:tcMar/>
+          </w:tcPr>
+          <w:p>
+            <w:r>
+              <w:rPr>
+                <w:b w:val="0"/>
+                <w:bCs w:val="0"/>
+                <w:color w:val="000000" w:themeColor="text1" w:themeTint="FF" w:themeShade="FF"/>
+              </w:rPr>
+              <w:t>Yujiang Wang</w:t>
+            </w:r>
+          </w:p>
+        </w:tc>
+      </w:tr>
+      <w:tr>
+        <w:trPr>
+          <w:trHeight w:val="300"/>
+        </w:trPr>
+        <w:tc>
+          <w:tcPr>
+            <w:tcW w:w="4815" w:type="dxa"/>
+            <w:tcMar/>
+          </w:tcPr>
+          <w:p>
+            <w:pPr>
+              <w:rPr>
+                <w:b w:val="0"/>
+                <w:bCs w:val="0"/>
+                <w:color w:val="000000" w:themeColor="text1" w:themeTint="FF" w:themeShade="FF"/>
+              </w:rPr>
+            </w:pPr>
+            <w:r>
+              <w:rPr>
+                <w:b w:val="0"/>
+                <w:bCs w:val="0"/>
+                <w:color w:val="000000" w:themeColor="text1" w:themeTint="FF" w:themeShade="FF"/>
+              </w:rPr>
+              <w:t>Institution and country</w:t>
+            </w:r>
+          </w:p>
+        </w:tc>
+        <w:tc>
+          <w:tcPr>
+            <w:tcW w:w="5022" w:type="dxa"/>
+            <w:tcMar/>
+          </w:tcPr>
+          <w:p>
+            <w:r>
+              <w:rPr>
+                <w:b w:val="0"/>
+                <w:bCs w:val="0"/>
+                <w:color w:val="000000" w:themeColor="text1" w:themeTint="FF" w:themeShade="FF"/>
+              </w:rPr>
+              <w:t>Department of Engineering Science, University of Oxford, UK</w:t>
+            </w:r>
+          </w:p>
+        </w:tc>
+      </w:tr>
+      <w:tr>
+        <w:trPr>
+          <w:trHeight w:val="300"/>
+        </w:trPr>
+        <w:tc>
+          <w:tcPr>
+            <w:tcW w:w="4815" w:type="dxa"/>
+            <w:tcMar/>
+          </w:tcPr>
+          <w:p>
+            <w:pPr>
+              <w:rPr>
+                <w:b w:val="0"/>
+                <w:bCs w:val="0"/>
+                <w:color w:val="000000" w:themeColor="text1" w:themeTint="FF" w:themeShade="FF"/>
+              </w:rPr>
+            </w:pPr>
+            <w:r>
+              <w:rPr>
+                <w:b w:val="0"/>
+                <w:bCs w:val="0"/>
+                <w:color w:val="000000" w:themeColor="text1" w:themeTint="FF" w:themeShade="FF"/>
+              </w:rPr>
+              <w:t>Email address</w:t>
+            </w:r>
+          </w:p>
+        </w:tc>
+        <w:tc>
+          <w:tcPr>
+            <w:tcW w:w="5022" w:type="dxa"/>
+            <w:tcMar/>
+          </w:tcPr>
+          <w:p>
+            <w:r>
+              <w:rPr>
+                <w:b w:val="0"/>
+                <w:bCs w:val="0"/>
+                <w:color w:val="000000" w:themeColor="text1" w:themeTint="FF" w:themeShade="FF"/>
+              </w:rPr>
+              <w:t>yujiang.wang@eng.ox.ac.uk</w:t>
+            </w:r>
+          </w:p>
+        </w:tc>
+      </w:tr>
+      <w:tr>
+        <w:trPr>
+          <w:trHeight w:val="300"/>
+        </w:trPr>
+        <w:tc>
+          <w:tcPr>
+            <w:tcW w:w="4815" w:type="dxa"/>
+            <w:tcMar/>
+          </w:tcPr>
+          <w:p>
+            <w:pPr>
+              <w:rPr>
+                <w:b w:val="0"/>
+                <w:bCs w:val="0"/>
+                <w:color w:val="000000" w:themeColor="text1" w:themeTint="FF" w:themeShade="FF"/>
+              </w:rPr>
+            </w:pPr>
+            <w:r>
+              <w:rPr>
+                <w:b w:val="0"/>
+                <w:bCs w:val="0"/>
+                <w:color w:val="000000" w:themeColor="text1" w:themeTint="FF" w:themeShade="FF"/>
+              </w:rPr>
+              <w:t>ORCID ID</w:t>
+            </w:r>
+          </w:p>
+        </w:tc>
+        <w:tc>
+          <w:tcPr>
+            <w:tcW w:w="5022" w:type="dxa"/>
+            <w:tcMar/>
+          </w:tcPr>
+          <w:p>
+            <w:pPr>
+              <w:rPr>
+                <w:b w:val="0"/>
+                <w:bCs w:val="0"/>
+                <w:color w:val="000000" w:themeColor="text1" w:themeTint="FF" w:themeShade="FF"/>
+              </w:rPr>
+            </w:pPr>
+          </w:p>
+        </w:tc>
+      </w:tr>
+      <w:tr>
+        <w:trPr>
+          <w:trHeight w:val="300"/>
+        </w:trPr>
+        <w:tc>
+          <w:tcPr>
+            <w:tcW w:w="4815" w:type="dxa"/>
+            <w:tcMar/>
+          </w:tcPr>
+          <w:p>
+            <w:pPr>
+              <w:rPr>
+                <w:b w:val="0"/>
+                <w:bCs w:val="0"/>
+                <w:color w:val="000000" w:themeColor="text1" w:themeTint="FF" w:themeShade="FF"/>
+              </w:rPr>
+            </w:pPr>
+            <w:r>
+              <w:rPr>
+                <w:b w:val="0"/>
+                <w:bCs w:val="0"/>
+                <w:color w:val="000000" w:themeColor="text1" w:themeTint="FF" w:themeShade="FF"/>
+              </w:rPr>
+              <w:t>Data access required (Yes/ No)</w:t>
+            </w:r>
+          </w:p>
+        </w:tc>
+        <w:tc>
+          <w:tcPr>
+            <w:tcW w:w="5022" w:type="dxa"/>
+            <w:tcMar/>
+          </w:tcPr>
+          <w:p>
+            <w:r>
+              <w:rPr>
+                <w:b w:val="0"/>
+                <w:bCs w:val="0"/>
+                <w:color w:val="000000" w:themeColor="text1" w:themeTint="FF" w:themeShade="FF"/>
+              </w:rPr>
+              <w:t>Yes</w:t>
+            </w:r>
+          </w:p>
+        </w:tc>
+      </w:tr>
+    </w:tbl>
+    <w:p/>
     <w:p>
       <w:pPr>
         <w:pStyle w:val="Heading1"/>
         <w:rPr>
-          <w:rFonts w:ascii="Calibri" w:eastAsia="Calibri" w:hAnsi="Calibri" w:cs="Calibri"/>
+          <w:rFonts w:ascii="Calibri" w:hAnsi="Calibri" w:eastAsia="Calibri" w:cs="Calibri"/>
         </w:rPr>
       </w:pPr>
       <w:r>
         <w:rPr>
-          <w:rFonts w:ascii="Calibri" w:eastAsia="Calibri" w:hAnsi="Calibri" w:cs="Calibri"/>
+          <w:rFonts w:ascii="Calibri" w:hAnsi="Calibri" w:eastAsia="Calibri" w:cs="Calibri"/>
         </w:rPr>
         <w:t>Part 2: Research Plan</w:t>
       </w:r>
@@ -6322,12 +6802,12 @@
         <w:tblW w:w="10456" w:type="dxa"/>
         <w:tblInd w:w="0" w:type="dxa"/>
         <w:tblBorders>
-          <w:top w:val="single" w:sz="4" w:space="0" w:color="000000"/>
-          <w:left w:val="single" w:sz="4" w:space="0" w:color="000000"/>
-          <w:bottom w:val="single" w:sz="4" w:space="0" w:color="000000"/>
-          <w:right w:val="single" w:sz="4" w:space="0" w:color="000000"/>
-          <w:insideH w:val="single" w:sz="4" w:space="0" w:color="000000"/>
-          <w:insideV w:val="single" w:sz="4" w:space="0" w:color="000000"/>
+          <w:top w:val="single" w:color="000000" w:sz="4" w:space="0"/>
+          <w:left w:val="single" w:color="000000" w:sz="4" w:space="0"/>
+          <w:bottom w:val="single" w:color="000000" w:sz="4" w:space="0"/>
+          <w:right w:val="single" w:color="000000" w:sz="4" w:space="0"/>
+          <w:insideH w:val="single" w:color="000000" w:sz="4" w:space="0"/>
+          <w:insideV w:val="single" w:color="000000" w:sz="4" w:space="0"/>
         </w:tblBorders>
         <w:tblLayout w:type="fixed"/>
         <w:tblLook w:val="0400" w:firstRow="0" w:lastRow="0" w:firstColumn="0" w:lastColumn="0" w:noHBand="0" w:noVBand="1"/>
@@ -6561,12 +7041,12 @@
         <w:tblW w:w="10456" w:type="dxa"/>
         <w:tblInd w:w="0" w:type="dxa"/>
         <w:tblBorders>
-          <w:top w:val="single" w:sz="4" w:space="0" w:color="000000"/>
-          <w:left w:val="single" w:sz="4" w:space="0" w:color="000000"/>
-          <w:bottom w:val="single" w:sz="4" w:space="0" w:color="000000"/>
-          <w:right w:val="single" w:sz="4" w:space="0" w:color="000000"/>
-          <w:insideH w:val="single" w:sz="4" w:space="0" w:color="000000"/>
-          <w:insideV w:val="single" w:sz="4" w:space="0" w:color="000000"/>
+          <w:top w:val="single" w:color="000000" w:sz="4" w:space="0"/>
+          <w:left w:val="single" w:color="000000" w:sz="4" w:space="0"/>
+          <w:bottom w:val="single" w:color="000000" w:sz="4" w:space="0"/>
+          <w:right w:val="single" w:color="000000" w:sz="4" w:space="0"/>
+          <w:insideH w:val="single" w:color="000000" w:sz="4" w:space="0"/>
+          <w:insideV w:val="single" w:color="000000" w:sz="4" w:space="0"/>
         </w:tblBorders>
         <w:tblLayout w:type="fixed"/>
         <w:tblLook w:val="0400" w:firstRow="0" w:lastRow="0" w:firstColumn="0" w:lastColumn="0" w:noHBand="0" w:noVBand="1"/>
@@ -6584,16 +7064,16 @@
               <w:pStyle w:val="NormalWeb"/>
               <w:jc w:val="both"/>
               <w:rPr>
-                <w:rFonts w:ascii="Calibri" w:eastAsia="Calibri" w:hAnsi="Calibri" w:cs="Calibri"/>
-                <w:b w:val="0"/>
-                <w:color w:val="000000"/>
-                <w:sz w:val="22"/>
-                <w:szCs w:val="22"/>
-              </w:rPr>
-            </w:pPr>
-            <w:r>
-              <w:rPr>
-                <w:rFonts w:ascii="Calibri" w:eastAsia="Calibri" w:hAnsi="Calibri" w:cs="Calibri"/>
+                <w:rFonts w:ascii="Calibri" w:hAnsi="Calibri" w:eastAsia="Calibri" w:cs="Calibri"/>
+                <w:b w:val="0"/>
+                <w:color w:val="000000"/>
+                <w:sz w:val="22"/>
+                <w:szCs w:val="22"/>
+              </w:rPr>
+            </w:pPr>
+            <w:r>
+              <w:rPr>
+                <w:rFonts w:ascii="Calibri" w:hAnsi="Calibri" w:eastAsia="Calibri" w:cs="Calibri"/>
                 <w:b w:val="0"/>
                 <w:color w:val="000000"/>
                 <w:sz w:val="22"/>
@@ -6607,16 +7087,16 @@
               <w:pStyle w:val="NormalWeb"/>
               <w:jc w:val="both"/>
               <w:rPr>
-                <w:rFonts w:ascii="Calibri" w:eastAsia="Calibri" w:hAnsi="Calibri" w:cs="Calibri"/>
-                <w:b w:val="0"/>
-                <w:color w:val="000000"/>
-                <w:sz w:val="22"/>
-                <w:szCs w:val="22"/>
-              </w:rPr>
-            </w:pPr>
-            <w:r>
-              <w:rPr>
-                <w:rFonts w:ascii="Calibri" w:eastAsia="Calibri" w:hAnsi="Calibri" w:cs="Calibri"/>
+                <w:rFonts w:ascii="Calibri" w:hAnsi="Calibri" w:eastAsia="Calibri" w:cs="Calibri"/>
+                <w:b w:val="0"/>
+                <w:color w:val="000000"/>
+                <w:sz w:val="22"/>
+                <w:szCs w:val="22"/>
+              </w:rPr>
+            </w:pPr>
+            <w:r>
+              <w:rPr>
+                <w:rFonts w:ascii="Calibri" w:hAnsi="Calibri" w:eastAsia="Calibri" w:cs="Calibri"/>
                 <w:b w:val="0"/>
                 <w:color w:val="000000"/>
                 <w:sz w:val="22"/>
@@ -6630,16 +7110,16 @@
               <w:pStyle w:val="NormalWeb"/>
               <w:jc w:val="both"/>
               <w:rPr>
-                <w:rFonts w:ascii="Calibri" w:eastAsia="Calibri" w:hAnsi="Calibri" w:cs="Calibri"/>
-                <w:b w:val="0"/>
-                <w:color w:val="000000"/>
-                <w:sz w:val="22"/>
-                <w:szCs w:val="22"/>
-              </w:rPr>
-            </w:pPr>
-            <w:r>
-              <w:rPr>
-                <w:rFonts w:ascii="Calibri" w:eastAsia="Calibri" w:hAnsi="Calibri" w:cs="Calibri"/>
+                <w:rFonts w:ascii="Calibri" w:hAnsi="Calibri" w:eastAsia="Calibri" w:cs="Calibri"/>
+                <w:b w:val="0"/>
+                <w:color w:val="000000"/>
+                <w:sz w:val="22"/>
+                <w:szCs w:val="22"/>
+              </w:rPr>
+            </w:pPr>
+            <w:r>
+              <w:rPr>
+                <w:rFonts w:ascii="Calibri" w:hAnsi="Calibri" w:eastAsia="Calibri" w:cs="Calibri"/>
                 <w:b w:val="0"/>
                 <w:color w:val="000000"/>
                 <w:sz w:val="22"/>
@@ -6649,7 +7129,7 @@
             </w:r>
             <w:r>
               <w:rPr>
-                <w:rFonts w:ascii="Calibri" w:eastAsia="Calibri" w:hAnsi="Calibri" w:cs="Calibri"/>
+                <w:rFonts w:ascii="Calibri" w:hAnsi="Calibri" w:eastAsia="Calibri" w:cs="Calibri"/>
                 <w:b w:val="0"/>
                 <w:color w:val="000000"/>
                 <w:sz w:val="22"/>
@@ -6659,7 +7139,7 @@
             </w:r>
             <w:r>
               <w:rPr>
-                <w:rFonts w:ascii="Calibri" w:eastAsia="Calibri" w:hAnsi="Calibri" w:cs="Calibri"/>
+                <w:rFonts w:ascii="Calibri" w:hAnsi="Calibri" w:eastAsia="Calibri" w:cs="Calibri"/>
                 <w:b w:val="0"/>
                 <w:color w:val="000000"/>
                 <w:sz w:val="22"/>
@@ -6673,16 +7153,16 @@
               <w:pStyle w:val="NormalWeb"/>
               <w:jc w:val="both"/>
               <w:rPr>
-                <w:rFonts w:ascii="Calibri" w:eastAsia="Calibri" w:hAnsi="Calibri" w:cs="Calibri"/>
-                <w:b w:val="0"/>
-                <w:color w:val="000000"/>
-                <w:sz w:val="22"/>
-                <w:szCs w:val="22"/>
-              </w:rPr>
-            </w:pPr>
-            <w:r>
-              <w:rPr>
-                <w:rFonts w:ascii="Calibri" w:eastAsia="Calibri" w:hAnsi="Calibri" w:cs="Calibri"/>
+                <w:rFonts w:ascii="Calibri" w:hAnsi="Calibri" w:eastAsia="Calibri" w:cs="Calibri"/>
+                <w:b w:val="0"/>
+                <w:color w:val="000000"/>
+                <w:sz w:val="22"/>
+                <w:szCs w:val="22"/>
+              </w:rPr>
+            </w:pPr>
+            <w:r>
+              <w:rPr>
+                <w:rFonts w:ascii="Calibri" w:hAnsi="Calibri" w:eastAsia="Calibri" w:cs="Calibri"/>
                 <w:b w:val="0"/>
                 <w:color w:val="000000"/>
                 <w:sz w:val="22"/>
@@ -6725,12 +7205,12 @@
         <w:tblW w:w="10456" w:type="dxa"/>
         <w:tblInd w:w="0" w:type="dxa"/>
         <w:tblBorders>
-          <w:top w:val="single" w:sz="4" w:space="0" w:color="000000"/>
-          <w:left w:val="single" w:sz="4" w:space="0" w:color="000000"/>
-          <w:bottom w:val="single" w:sz="4" w:space="0" w:color="000000"/>
-          <w:right w:val="single" w:sz="4" w:space="0" w:color="000000"/>
-          <w:insideH w:val="single" w:sz="4" w:space="0" w:color="000000"/>
-          <w:insideV w:val="single" w:sz="4" w:space="0" w:color="000000"/>
+          <w:top w:val="single" w:color="000000" w:sz="4" w:space="0"/>
+          <w:left w:val="single" w:color="000000" w:sz="4" w:space="0"/>
+          <w:bottom w:val="single" w:color="000000" w:sz="4" w:space="0"/>
+          <w:right w:val="single" w:color="000000" w:sz="4" w:space="0"/>
+          <w:insideH w:val="single" w:color="000000" w:sz="4" w:space="0"/>
+          <w:insideV w:val="single" w:color="000000" w:sz="4" w:space="0"/>
         </w:tblBorders>
         <w:tblLayout w:type="fixed"/>
         <w:tblLook w:val="0400" w:firstRow="0" w:lastRow="0" w:firstColumn="0" w:lastColumn="0" w:noHBand="0" w:noVBand="1"/>
@@ -6948,12 +7428,12 @@
         <w:tblW w:w="10456" w:type="dxa"/>
         <w:tblInd w:w="0" w:type="dxa"/>
         <w:tblBorders>
-          <w:top w:val="single" w:sz="4" w:space="0" w:color="000000"/>
-          <w:left w:val="single" w:sz="4" w:space="0" w:color="000000"/>
-          <w:bottom w:val="single" w:sz="4" w:space="0" w:color="000000"/>
-          <w:right w:val="single" w:sz="4" w:space="0" w:color="000000"/>
-          <w:insideH w:val="single" w:sz="4" w:space="0" w:color="000000"/>
-          <w:insideV w:val="single" w:sz="4" w:space="0" w:color="000000"/>
+          <w:top w:val="single" w:color="000000" w:sz="4" w:space="0"/>
+          <w:left w:val="single" w:color="000000" w:sz="4" w:space="0"/>
+          <w:bottom w:val="single" w:color="000000" w:sz="4" w:space="0"/>
+          <w:right w:val="single" w:color="000000" w:sz="4" w:space="0"/>
+          <w:insideH w:val="single" w:color="000000" w:sz="4" w:space="0"/>
+          <w:insideV w:val="single" w:color="000000" w:sz="4" w:space="0"/>
         </w:tblBorders>
         <w:tblLayout w:type="fixed"/>
         <w:tblLook w:val="0400" w:firstRow="0" w:lastRow="0" w:firstColumn="0" w:lastColumn="0" w:noHBand="0" w:noVBand="1"/>
@@ -7511,16 +7991,16 @@
               </w:numPr>
               <w:jc w:val="both"/>
               <w:rPr>
-                <w:rFonts w:ascii="Calibri" w:eastAsia="Calibri" w:hAnsi="Calibri" w:cs="Calibri"/>
-                <w:b w:val="0"/>
-                <w:color w:val="000000"/>
-                <w:sz w:val="22"/>
-                <w:szCs w:val="22"/>
-              </w:rPr>
-            </w:pPr>
-            <w:r>
-              <w:rPr>
-                <w:rFonts w:ascii="Calibri" w:eastAsia="Calibri" w:hAnsi="Calibri" w:cs="Calibri"/>
+                <w:rFonts w:ascii="Calibri" w:hAnsi="Calibri" w:eastAsia="Calibri" w:cs="Calibri"/>
+                <w:b w:val="0"/>
+                <w:color w:val="000000"/>
+                <w:sz w:val="22"/>
+                <w:szCs w:val="22"/>
+              </w:rPr>
+            </w:pPr>
+            <w:r>
+              <w:rPr>
+                <w:rFonts w:ascii="Calibri" w:hAnsi="Calibri" w:eastAsia="Calibri" w:cs="Calibri"/>
                 <w:color w:val="000000" w:themeColor="text1"/>
                 <w:sz w:val="22"/>
                 <w:szCs w:val="22"/>
@@ -7529,7 +8009,7 @@
             </w:r>
             <w:r>
               <w:rPr>
-                <w:rFonts w:ascii="Calibri" w:eastAsia="Calibri" w:hAnsi="Calibri" w:cs="Calibri"/>
+                <w:rFonts w:ascii="Calibri" w:hAnsi="Calibri" w:eastAsia="Calibri" w:cs="Calibri"/>
                 <w:b w:val="0"/>
                 <w:color w:val="000000" w:themeColor="text1"/>
                 <w:sz w:val="22"/>
@@ -7547,16 +8027,16 @@
               </w:numPr>
               <w:jc w:val="both"/>
               <w:rPr>
-                <w:rFonts w:ascii="Calibri" w:eastAsia="Calibri" w:hAnsi="Calibri" w:cs="Calibri"/>
-                <w:b w:val="0"/>
-                <w:color w:val="000000"/>
-                <w:sz w:val="22"/>
-                <w:szCs w:val="22"/>
-              </w:rPr>
-            </w:pPr>
-            <w:r>
-              <w:rPr>
-                <w:rFonts w:ascii="Calibri" w:eastAsia="Calibri" w:hAnsi="Calibri" w:cs="Calibri"/>
+                <w:rFonts w:ascii="Calibri" w:hAnsi="Calibri" w:eastAsia="Calibri" w:cs="Calibri"/>
+                <w:b w:val="0"/>
+                <w:color w:val="000000"/>
+                <w:sz w:val="22"/>
+                <w:szCs w:val="22"/>
+              </w:rPr>
+            </w:pPr>
+            <w:r>
+              <w:rPr>
+                <w:rFonts w:ascii="Calibri" w:hAnsi="Calibri" w:eastAsia="Calibri" w:cs="Calibri"/>
                 <w:color w:val="000000" w:themeColor="text1"/>
                 <w:sz w:val="22"/>
                 <w:szCs w:val="22"/>
@@ -7565,7 +8045,7 @@
             </w:r>
             <w:r>
               <w:rPr>
-                <w:rFonts w:ascii="Calibri" w:eastAsia="Calibri" w:hAnsi="Calibri" w:cs="Calibri"/>
+                <w:rFonts w:ascii="Calibri" w:hAnsi="Calibri" w:eastAsia="Calibri" w:cs="Calibri"/>
                 <w:b w:val="0"/>
                 <w:color w:val="000000" w:themeColor="text1"/>
                 <w:sz w:val="22"/>
@@ -7583,16 +8063,16 @@
               </w:numPr>
               <w:jc w:val="both"/>
               <w:rPr>
-                <w:rFonts w:ascii="Calibri" w:eastAsia="Calibri" w:hAnsi="Calibri" w:cs="Calibri"/>
-                <w:b w:val="0"/>
-                <w:color w:val="000000"/>
-                <w:sz w:val="22"/>
-                <w:szCs w:val="22"/>
-              </w:rPr>
-            </w:pPr>
-            <w:r>
-              <w:rPr>
-                <w:rFonts w:ascii="Calibri" w:eastAsia="Calibri" w:hAnsi="Calibri" w:cs="Calibri"/>
+                <w:rFonts w:ascii="Calibri" w:hAnsi="Calibri" w:eastAsia="Calibri" w:cs="Calibri"/>
+                <w:b w:val="0"/>
+                <w:color w:val="000000"/>
+                <w:sz w:val="22"/>
+                <w:szCs w:val="22"/>
+              </w:rPr>
+            </w:pPr>
+            <w:r>
+              <w:rPr>
+                <w:rFonts w:ascii="Calibri" w:hAnsi="Calibri" w:eastAsia="Calibri" w:cs="Calibri"/>
                 <w:color w:val="000000" w:themeColor="text1"/>
                 <w:sz w:val="22"/>
                 <w:szCs w:val="22"/>
@@ -7601,7 +8081,7 @@
             </w:r>
             <w:r>
               <w:rPr>
-                <w:rFonts w:ascii="Calibri" w:eastAsia="Calibri" w:hAnsi="Calibri" w:cs="Calibri"/>
+                <w:rFonts w:ascii="Calibri" w:hAnsi="Calibri" w:eastAsia="Calibri" w:cs="Calibri"/>
                 <w:b w:val="0"/>
                 <w:color w:val="000000" w:themeColor="text1"/>
                 <w:sz w:val="22"/>
@@ -7619,16 +8099,16 @@
               </w:numPr>
               <w:jc w:val="both"/>
               <w:rPr>
-                <w:rFonts w:ascii="Calibri" w:eastAsia="Calibri" w:hAnsi="Calibri" w:cs="Calibri"/>
-                <w:b w:val="0"/>
-                <w:color w:val="000000"/>
-                <w:sz w:val="22"/>
-                <w:szCs w:val="22"/>
-              </w:rPr>
-            </w:pPr>
-            <w:r>
-              <w:rPr>
-                <w:rFonts w:ascii="Calibri" w:eastAsia="Calibri" w:hAnsi="Calibri" w:cs="Calibri"/>
+                <w:rFonts w:ascii="Calibri" w:hAnsi="Calibri" w:eastAsia="Calibri" w:cs="Calibri"/>
+                <w:b w:val="0"/>
+                <w:color w:val="000000"/>
+                <w:sz w:val="22"/>
+                <w:szCs w:val="22"/>
+              </w:rPr>
+            </w:pPr>
+            <w:r>
+              <w:rPr>
+                <w:rFonts w:ascii="Calibri" w:hAnsi="Calibri" w:eastAsia="Calibri" w:cs="Calibri"/>
                 <w:color w:val="000000" w:themeColor="text1"/>
                 <w:sz w:val="22"/>
                 <w:szCs w:val="22"/>
@@ -7637,7 +8117,7 @@
             </w:r>
             <w:r>
               <w:rPr>
-                <w:rFonts w:ascii="Calibri" w:eastAsia="Calibri" w:hAnsi="Calibri" w:cs="Calibri"/>
+                <w:rFonts w:ascii="Calibri" w:hAnsi="Calibri" w:eastAsia="Calibri" w:cs="Calibri"/>
                 <w:b w:val="0"/>
                 <w:color w:val="000000" w:themeColor="text1"/>
                 <w:sz w:val="22"/>
@@ -7648,7 +8128,7 @@
             <w:proofErr w:type="spellStart"/>
             <w:r>
               <w:rPr>
-                <w:rFonts w:ascii="Calibri" w:eastAsia="Calibri" w:hAnsi="Calibri" w:cs="Calibri"/>
+                <w:rFonts w:ascii="Calibri" w:hAnsi="Calibri" w:eastAsia="Calibri" w:cs="Calibri"/>
                 <w:b w:val="0"/>
                 <w:color w:val="000000" w:themeColor="text1"/>
                 <w:sz w:val="22"/>
@@ -7659,7 +8139,7 @@
             <w:proofErr w:type="spellEnd"/>
             <w:r>
               <w:rPr>
-                <w:rFonts w:ascii="Calibri" w:eastAsia="Calibri" w:hAnsi="Calibri" w:cs="Calibri"/>
+                <w:rFonts w:ascii="Calibri" w:hAnsi="Calibri" w:eastAsia="Calibri" w:cs="Calibri"/>
                 <w:b w:val="0"/>
                 <w:color w:val="000000" w:themeColor="text1"/>
                 <w:sz w:val="22"/>
@@ -7677,16 +8157,16 @@
               </w:numPr>
               <w:jc w:val="both"/>
               <w:rPr>
-                <w:rFonts w:ascii="Calibri" w:eastAsia="Calibri" w:hAnsi="Calibri" w:cs="Calibri"/>
-                <w:b w:val="0"/>
-                <w:color w:val="000000"/>
-                <w:sz w:val="22"/>
-                <w:szCs w:val="22"/>
-              </w:rPr>
-            </w:pPr>
-            <w:r>
-              <w:rPr>
-                <w:rFonts w:ascii="Calibri" w:eastAsia="Calibri" w:hAnsi="Calibri" w:cs="Calibri"/>
+                <w:rFonts w:ascii="Calibri" w:hAnsi="Calibri" w:eastAsia="Calibri" w:cs="Calibri"/>
+                <w:b w:val="0"/>
+                <w:color w:val="000000"/>
+                <w:sz w:val="22"/>
+                <w:szCs w:val="22"/>
+              </w:rPr>
+            </w:pPr>
+            <w:r>
+              <w:rPr>
+                <w:rFonts w:ascii="Calibri" w:hAnsi="Calibri" w:eastAsia="Calibri" w:cs="Calibri"/>
                 <w:color w:val="000000" w:themeColor="text1"/>
                 <w:sz w:val="22"/>
                 <w:szCs w:val="22"/>
@@ -7695,7 +8175,7 @@
             </w:r>
             <w:r>
               <w:rPr>
-                <w:rFonts w:ascii="Calibri" w:eastAsia="Calibri" w:hAnsi="Calibri" w:cs="Calibri"/>
+                <w:rFonts w:ascii="Calibri" w:hAnsi="Calibri" w:eastAsia="Calibri" w:cs="Calibri"/>
                 <w:b w:val="0"/>
                 <w:color w:val="000000" w:themeColor="text1"/>
                 <w:sz w:val="22"/>
@@ -7713,16 +8193,16 @@
               </w:numPr>
               <w:jc w:val="both"/>
               <w:rPr>
-                <w:rFonts w:ascii="Calibri" w:eastAsia="Calibri" w:hAnsi="Calibri" w:cs="Calibri"/>
-                <w:b w:val="0"/>
-                <w:color w:val="000000"/>
-                <w:sz w:val="22"/>
-                <w:szCs w:val="22"/>
-              </w:rPr>
-            </w:pPr>
-            <w:r>
-              <w:rPr>
-                <w:rFonts w:ascii="Calibri" w:eastAsia="Calibri" w:hAnsi="Calibri" w:cs="Calibri"/>
+                <w:rFonts w:ascii="Calibri" w:hAnsi="Calibri" w:eastAsia="Calibri" w:cs="Calibri"/>
+                <w:b w:val="0"/>
+                <w:color w:val="000000"/>
+                <w:sz w:val="22"/>
+                <w:szCs w:val="22"/>
+              </w:rPr>
+            </w:pPr>
+            <w:r>
+              <w:rPr>
+                <w:rFonts w:ascii="Calibri" w:hAnsi="Calibri" w:eastAsia="Calibri" w:cs="Calibri"/>
                 <w:color w:val="000000" w:themeColor="text1"/>
                 <w:sz w:val="22"/>
                 <w:szCs w:val="22"/>
@@ -7731,7 +8211,7 @@
             </w:r>
             <w:r>
               <w:rPr>
-                <w:rFonts w:ascii="Calibri" w:eastAsia="Calibri" w:hAnsi="Calibri" w:cs="Calibri"/>
+                <w:rFonts w:ascii="Calibri" w:hAnsi="Calibri" w:eastAsia="Calibri" w:cs="Calibri"/>
                 <w:b w:val="0"/>
                 <w:color w:val="000000" w:themeColor="text1"/>
                 <w:sz w:val="22"/>
@@ -7745,16 +8225,16 @@
               <w:pStyle w:val="NormalWeb"/>
               <w:jc w:val="both"/>
               <w:rPr>
-                <w:rFonts w:ascii="Calibri" w:eastAsia="Calibri" w:hAnsi="Calibri" w:cs="Calibri"/>
-                <w:b w:val="0"/>
-                <w:color w:val="000000"/>
-                <w:sz w:val="22"/>
-                <w:szCs w:val="22"/>
-              </w:rPr>
-            </w:pPr>
-            <w:r>
-              <w:rPr>
-                <w:rFonts w:ascii="Calibri" w:eastAsia="Calibri" w:hAnsi="Calibri" w:cs="Calibri"/>
+                <w:rFonts w:ascii="Calibri" w:hAnsi="Calibri" w:eastAsia="Calibri" w:cs="Calibri"/>
+                <w:b w:val="0"/>
+                <w:color w:val="000000"/>
+                <w:sz w:val="22"/>
+                <w:szCs w:val="22"/>
+              </w:rPr>
+            </w:pPr>
+            <w:r>
+              <w:rPr>
+                <w:rFonts w:ascii="Calibri" w:hAnsi="Calibri" w:eastAsia="Calibri" w:cs="Calibri"/>
                 <w:b w:val="0"/>
                 <w:color w:val="000000" w:themeColor="text1"/>
                 <w:sz w:val="22"/>
@@ -7772,16 +8252,16 @@
               </w:numPr>
               <w:jc w:val="both"/>
               <w:rPr>
-                <w:rFonts w:ascii="Calibri" w:eastAsia="Calibri" w:hAnsi="Calibri" w:cs="Calibri"/>
-                <w:b w:val="0"/>
-                <w:color w:val="000000"/>
-                <w:sz w:val="22"/>
-                <w:szCs w:val="22"/>
-              </w:rPr>
-            </w:pPr>
-            <w:r>
-              <w:rPr>
-                <w:rFonts w:ascii="Calibri" w:eastAsia="Calibri" w:hAnsi="Calibri" w:cs="Calibri"/>
+                <w:rFonts w:ascii="Calibri" w:hAnsi="Calibri" w:eastAsia="Calibri" w:cs="Calibri"/>
+                <w:b w:val="0"/>
+                <w:color w:val="000000"/>
+                <w:sz w:val="22"/>
+                <w:szCs w:val="22"/>
+              </w:rPr>
+            </w:pPr>
+            <w:r>
+              <w:rPr>
+                <w:rFonts w:ascii="Calibri" w:hAnsi="Calibri" w:eastAsia="Calibri" w:cs="Calibri"/>
                 <w:color w:val="000000" w:themeColor="text1"/>
                 <w:sz w:val="22"/>
                 <w:szCs w:val="22"/>
@@ -7790,7 +8270,7 @@
             </w:r>
             <w:r>
               <w:rPr>
-                <w:rFonts w:ascii="Calibri" w:eastAsia="Calibri" w:hAnsi="Calibri" w:cs="Calibri"/>
+                <w:rFonts w:ascii="Calibri" w:hAnsi="Calibri" w:eastAsia="Calibri" w:cs="Calibri"/>
                 <w:b w:val="0"/>
                 <w:color w:val="000000" w:themeColor="text1"/>
                 <w:sz w:val="22"/>
@@ -7808,16 +8288,16 @@
               </w:numPr>
               <w:jc w:val="both"/>
               <w:rPr>
-                <w:rFonts w:ascii="Calibri" w:eastAsia="Calibri" w:hAnsi="Calibri" w:cs="Calibri"/>
-                <w:b w:val="0"/>
-                <w:color w:val="000000"/>
-                <w:sz w:val="22"/>
-                <w:szCs w:val="22"/>
-              </w:rPr>
-            </w:pPr>
-            <w:r>
-              <w:rPr>
-                <w:rFonts w:ascii="Calibri" w:eastAsia="Calibri" w:hAnsi="Calibri" w:cs="Calibri"/>
+                <w:rFonts w:ascii="Calibri" w:hAnsi="Calibri" w:eastAsia="Calibri" w:cs="Calibri"/>
+                <w:b w:val="0"/>
+                <w:color w:val="000000"/>
+                <w:sz w:val="22"/>
+                <w:szCs w:val="22"/>
+              </w:rPr>
+            </w:pPr>
+            <w:r>
+              <w:rPr>
+                <w:rFonts w:ascii="Calibri" w:hAnsi="Calibri" w:eastAsia="Calibri" w:cs="Calibri"/>
                 <w:color w:val="000000" w:themeColor="text1"/>
                 <w:sz w:val="22"/>
                 <w:szCs w:val="22"/>
@@ -7826,7 +8306,7 @@
             </w:r>
             <w:r>
               <w:rPr>
-                <w:rFonts w:ascii="Calibri" w:eastAsia="Calibri" w:hAnsi="Calibri" w:cs="Calibri"/>
+                <w:rFonts w:ascii="Calibri" w:hAnsi="Calibri" w:eastAsia="Calibri" w:cs="Calibri"/>
                 <w:b w:val="0"/>
                 <w:color w:val="000000" w:themeColor="text1"/>
                 <w:sz w:val="22"/>
@@ -7875,12 +8355,12 @@
         <w:tblW w:w="10456" w:type="dxa"/>
         <w:tblInd w:w="0" w:type="dxa"/>
         <w:tblBorders>
-          <w:top w:val="single" w:sz="4" w:space="0" w:color="000000"/>
-          <w:left w:val="single" w:sz="4" w:space="0" w:color="000000"/>
-          <w:bottom w:val="single" w:sz="4" w:space="0" w:color="000000"/>
-          <w:right w:val="single" w:sz="4" w:space="0" w:color="000000"/>
-          <w:insideH w:val="single" w:sz="4" w:space="0" w:color="000000"/>
-          <w:insideV w:val="single" w:sz="4" w:space="0" w:color="000000"/>
+          <w:top w:val="single" w:color="000000" w:sz="4" w:space="0"/>
+          <w:left w:val="single" w:color="000000" w:sz="4" w:space="0"/>
+          <w:bottom w:val="single" w:color="000000" w:sz="4" w:space="0"/>
+          <w:right w:val="single" w:color="000000" w:sz="4" w:space="0"/>
+          <w:insideH w:val="single" w:color="000000" w:sz="4" w:space="0"/>
+          <w:insideV w:val="single" w:color="000000" w:sz="4" w:space="0"/>
         </w:tblBorders>
         <w:tblLayout w:type="fixed"/>
         <w:tblLook w:val="0400" w:firstRow="0" w:lastRow="0" w:firstColumn="0" w:lastColumn="0" w:noHBand="0" w:noVBand="1"/>
@@ -8582,7 +9062,7 @@
           <w:p>
             <w:pPr>
               <w:rPr>
-                <w:rFonts w:asciiTheme="majorHAnsi" w:eastAsia="Arial" w:hAnsiTheme="majorHAnsi" w:cstheme="majorBidi"/>
+                <w:rFonts w:eastAsia="Arial" w:asciiTheme="majorHAnsi" w:hAnsiTheme="majorHAnsi" w:cstheme="majorBidi"/>
                 <w:color w:val="222222"/>
                 <w:highlight w:val="white"/>
               </w:rPr>
@@ -8621,12 +9101,12 @@
         <w:tblW w:w="10456" w:type="dxa"/>
         <w:tblInd w:w="0" w:type="dxa"/>
         <w:tblBorders>
-          <w:top w:val="single" w:sz="4" w:space="0" w:color="000000"/>
-          <w:left w:val="single" w:sz="4" w:space="0" w:color="000000"/>
-          <w:bottom w:val="single" w:sz="4" w:space="0" w:color="000000"/>
-          <w:right w:val="single" w:sz="4" w:space="0" w:color="000000"/>
-          <w:insideH w:val="single" w:sz="4" w:space="0" w:color="000000"/>
-          <w:insideV w:val="single" w:sz="4" w:space="0" w:color="000000"/>
+          <w:top w:val="single" w:color="000000" w:sz="4" w:space="0"/>
+          <w:left w:val="single" w:color="000000" w:sz="4" w:space="0"/>
+          <w:bottom w:val="single" w:color="000000" w:sz="4" w:space="0"/>
+          <w:right w:val="single" w:color="000000" w:sz="4" w:space="0"/>
+          <w:insideH w:val="single" w:color="000000" w:sz="4" w:space="0"/>
+          <w:insideV w:val="single" w:color="000000" w:sz="4" w:space="0"/>
         </w:tblBorders>
         <w:tblLayout w:type="fixed"/>
         <w:tblLook w:val="0400" w:firstRow="0" w:lastRow="0" w:firstColumn="0" w:lastColumn="0" w:noHBand="0" w:noVBand="1"/>
@@ -8666,7 +9146,7 @@
       <w:footerReference w:type="default" r:id="rId24"/>
       <w:headerReference w:type="first" r:id="rId25"/>
       <w:footerReference w:type="first" r:id="rId26"/>
-      <w:pgSz w:w="11906" w:h="16838"/>
+      <w:pgSz w:w="11906" w:h="16838" w:orient="portrait"/>
       <w:pgMar w:top="720" w:right="720" w:bottom="720" w:left="720" w:header="2" w:footer="964" w:gutter="0"/>
       <w:pgNumType w:start="1"/>
       <w:cols w:space="720"/>
@@ -8707,34 +9187,34 @@
       </w:pBdr>
       <w:jc w:val="right"/>
       <w:rPr>
-        <w:rFonts w:ascii="Arial" w:eastAsia="Arial" w:hAnsi="Arial" w:cs="Arial"/>
+        <w:rFonts w:ascii="Arial" w:hAnsi="Arial" w:eastAsia="Arial" w:cs="Arial"/>
         <w:color w:val="000000"/>
       </w:rPr>
     </w:pPr>
     <w:r>
       <w:rPr>
-        <w:rFonts w:ascii="Arial" w:eastAsia="Arial" w:hAnsi="Arial" w:cs="Arial"/>
+        <w:rFonts w:ascii="Arial" w:hAnsi="Arial" w:eastAsia="Arial" w:cs="Arial"/>
         <w:color w:val="000000"/>
       </w:rPr>
       <w:fldChar w:fldCharType="begin"/>
     </w:r>
     <w:r>
       <w:rPr>
-        <w:rFonts w:ascii="Arial" w:eastAsia="Arial" w:hAnsi="Arial" w:cs="Arial"/>
+        <w:rFonts w:ascii="Arial" w:hAnsi="Arial" w:eastAsia="Arial" w:cs="Arial"/>
         <w:color w:val="000000"/>
       </w:rPr>
       <w:instrText>PAGE</w:instrText>
     </w:r>
     <w:r>
       <w:rPr>
-        <w:rFonts w:ascii="Arial" w:eastAsia="Arial" w:hAnsi="Arial" w:cs="Arial"/>
+        <w:rFonts w:ascii="Arial" w:hAnsi="Arial" w:eastAsia="Arial" w:cs="Arial"/>
         <w:color w:val="000000"/>
       </w:rPr>
       <w:fldChar w:fldCharType="separate"/>
     </w:r>
     <w:r>
       <w:rPr>
-        <w:rFonts w:ascii="Arial" w:eastAsia="Arial" w:hAnsi="Arial" w:cs="Arial"/>
+        <w:rFonts w:ascii="Arial" w:hAnsi="Arial" w:eastAsia="Arial" w:cs="Arial"/>
         <w:color w:val="000000"/>
       </w:rPr>
       <w:fldChar w:fldCharType="end"/>
@@ -8752,7 +9232,7 @@
       <w:ind w:right="360"/>
       <w:jc w:val="right"/>
       <w:rPr>
-        <w:rFonts w:ascii="Arial" w:eastAsia="Arial" w:hAnsi="Arial" w:cs="Arial"/>
+        <w:rFonts w:ascii="Arial" w:hAnsi="Arial" w:eastAsia="Arial" w:cs="Arial"/>
         <w:color w:val="000000"/>
       </w:rPr>
     </w:pPr>
@@ -8840,7 +9320,7 @@
       </w:pBdr>
       <w:ind w:left="720" w:hanging="720"/>
       <w:rPr>
-        <w:rFonts w:ascii="Arial" w:eastAsia="Arial" w:hAnsi="Arial" w:cs="Arial"/>
+        <w:rFonts w:ascii="Arial" w:hAnsi="Arial" w:eastAsia="Arial" w:cs="Arial"/>
         <w:color w:val="000000"/>
       </w:rPr>
     </w:pPr>
@@ -8857,34 +9337,34 @@
       <w:ind w:left="720" w:hanging="720"/>
       <w:jc w:val="center"/>
       <w:rPr>
-        <w:rFonts w:ascii="Arial" w:eastAsia="Arial" w:hAnsi="Arial" w:cs="Arial"/>
+        <w:rFonts w:ascii="Arial" w:hAnsi="Arial" w:eastAsia="Arial" w:cs="Arial"/>
         <w:color w:val="000000"/>
       </w:rPr>
     </w:pPr>
     <w:r>
       <w:rPr>
-        <w:rFonts w:ascii="Arial" w:eastAsia="Arial" w:hAnsi="Arial" w:cs="Arial"/>
+        <w:rFonts w:ascii="Arial" w:hAnsi="Arial" w:eastAsia="Arial" w:cs="Arial"/>
         <w:color w:val="000000"/>
       </w:rPr>
       <w:fldChar w:fldCharType="begin"/>
     </w:r>
     <w:r>
       <w:rPr>
-        <w:rFonts w:ascii="Arial" w:eastAsia="Arial" w:hAnsi="Arial" w:cs="Arial"/>
+        <w:rFonts w:ascii="Arial" w:hAnsi="Arial" w:eastAsia="Arial" w:cs="Arial"/>
         <w:color w:val="000000"/>
       </w:rPr>
       <w:instrText>PAGE</w:instrText>
     </w:r>
     <w:r>
       <w:rPr>
-        <w:rFonts w:ascii="Arial" w:eastAsia="Arial" w:hAnsi="Arial" w:cs="Arial"/>
+        <w:rFonts w:ascii="Arial" w:hAnsi="Arial" w:eastAsia="Arial" w:cs="Arial"/>
         <w:color w:val="000000"/>
       </w:rPr>
       <w:fldChar w:fldCharType="separate"/>
     </w:r>
     <w:r>
       <w:rPr>
-        <w:rFonts w:ascii="Arial" w:eastAsia="Arial" w:hAnsi="Arial" w:cs="Arial"/>
+        <w:rFonts w:ascii="Arial" w:hAnsi="Arial" w:eastAsia="Arial" w:cs="Arial"/>
         <w:noProof/>
         <w:color w:val="000000"/>
       </w:rPr>
@@ -8892,7 +9372,7 @@
     </w:r>
     <w:r>
       <w:rPr>
-        <w:rFonts w:ascii="Arial" w:eastAsia="Arial" w:hAnsi="Arial" w:cs="Arial"/>
+        <w:rFonts w:ascii="Arial" w:hAnsi="Arial" w:eastAsia="Arial" w:cs="Arial"/>
         <w:color w:val="000000"/>
       </w:rPr>
       <w:fldChar w:fldCharType="end"/>
@@ -8914,41 +9394,41 @@
       </w:pBdr>
       <w:jc w:val="right"/>
       <w:rPr>
-        <w:rFonts w:ascii="Arial" w:eastAsia="Arial" w:hAnsi="Arial" w:cs="Arial"/>
+        <w:rFonts w:ascii="Arial" w:hAnsi="Arial" w:eastAsia="Arial" w:cs="Arial"/>
         <w:color w:val="000000"/>
       </w:rPr>
     </w:pPr>
     <w:r>
       <w:rPr>
-        <w:rFonts w:ascii="Arial" w:eastAsia="Arial" w:hAnsi="Arial" w:cs="Arial"/>
+        <w:rFonts w:ascii="Arial" w:hAnsi="Arial" w:eastAsia="Arial" w:cs="Arial"/>
         <w:color w:val="000000"/>
       </w:rPr>
       <w:t xml:space="preserve">Page | </w:t>
     </w:r>
     <w:r>
       <w:rPr>
-        <w:rFonts w:ascii="Arial" w:eastAsia="Arial" w:hAnsi="Arial" w:cs="Arial"/>
+        <w:rFonts w:ascii="Arial" w:hAnsi="Arial" w:eastAsia="Arial" w:cs="Arial"/>
         <w:color w:val="000000"/>
       </w:rPr>
       <w:fldChar w:fldCharType="begin"/>
     </w:r>
     <w:r>
       <w:rPr>
-        <w:rFonts w:ascii="Arial" w:eastAsia="Arial" w:hAnsi="Arial" w:cs="Arial"/>
+        <w:rFonts w:ascii="Arial" w:hAnsi="Arial" w:eastAsia="Arial" w:cs="Arial"/>
         <w:color w:val="000000"/>
       </w:rPr>
       <w:instrText>PAGE</w:instrText>
     </w:r>
     <w:r>
       <w:rPr>
-        <w:rFonts w:ascii="Arial" w:eastAsia="Arial" w:hAnsi="Arial" w:cs="Arial"/>
+        <w:rFonts w:ascii="Arial" w:hAnsi="Arial" w:eastAsia="Arial" w:cs="Arial"/>
         <w:color w:val="000000"/>
       </w:rPr>
       <w:fldChar w:fldCharType="separate"/>
     </w:r>
     <w:r>
       <w:rPr>
-        <w:rFonts w:ascii="Arial" w:eastAsia="Arial" w:hAnsi="Arial" w:cs="Arial"/>
+        <w:rFonts w:ascii="Arial" w:hAnsi="Arial" w:eastAsia="Arial" w:cs="Arial"/>
         <w:color w:val="000000"/>
       </w:rPr>
       <w:fldChar w:fldCharType="end"/>
@@ -8990,7 +9470,7 @@
       <w:spacing w:after="480"/>
       <w:ind w:left="-851"/>
       <w:rPr>
-        <w:rFonts w:ascii="Arial" w:eastAsia="Arial" w:hAnsi="Arial" w:cs="Arial"/>
+        <w:rFonts w:ascii="Arial" w:hAnsi="Arial" w:eastAsia="Arial" w:cs="Arial"/>
         <w:color w:val="000000"/>
         <w:sz w:val="22"/>
         <w:szCs w:val="22"/>
@@ -9014,7 +9494,7 @@
       <w:spacing w:after="480"/>
       <w:ind w:left="-851"/>
       <w:rPr>
-        <w:rFonts w:ascii="Arial" w:eastAsia="Arial" w:hAnsi="Arial" w:cs="Arial"/>
+        <w:rFonts w:ascii="Arial" w:hAnsi="Arial" w:eastAsia="Arial" w:cs="Arial"/>
         <w:color w:val="000000"/>
         <w:sz w:val="22"/>
         <w:szCs w:val="22"/>
@@ -9039,7 +9519,7 @@
         <w:ind w:left="767" w:hanging="360"/>
       </w:pPr>
       <w:rPr>
-        <w:rFonts w:ascii="Symbol" w:hAnsi="Symbol" w:hint="default"/>
+        <w:rFonts w:hint="default" w:ascii="Symbol" w:hAnsi="Symbol"/>
       </w:rPr>
     </w:lvl>
     <w:lvl w:ilvl="1" w:tplc="08090003" w:tentative="1">
@@ -9051,7 +9531,7 @@
         <w:ind w:left="1487" w:hanging="360"/>
       </w:pPr>
       <w:rPr>
-        <w:rFonts w:ascii="Courier New" w:hAnsi="Courier New" w:cs="Courier New" w:hint="default"/>
+        <w:rFonts w:hint="default" w:ascii="Courier New" w:hAnsi="Courier New" w:cs="Courier New"/>
       </w:rPr>
     </w:lvl>
     <w:lvl w:ilvl="2" w:tplc="08090005" w:tentative="1">
@@ -9063,7 +9543,7 @@
         <w:ind w:left="2207" w:hanging="360"/>
       </w:pPr>
       <w:rPr>
-        <w:rFonts w:ascii="Wingdings" w:hAnsi="Wingdings" w:hint="default"/>
+        <w:rFonts w:hint="default" w:ascii="Wingdings" w:hAnsi="Wingdings"/>
       </w:rPr>
     </w:lvl>
     <w:lvl w:ilvl="3" w:tplc="08090001" w:tentative="1">
@@ -9075,7 +9555,7 @@
         <w:ind w:left="2927" w:hanging="360"/>
       </w:pPr>
       <w:rPr>
-        <w:rFonts w:ascii="Symbol" w:hAnsi="Symbol" w:hint="default"/>
+        <w:rFonts w:hint="default" w:ascii="Symbol" w:hAnsi="Symbol"/>
       </w:rPr>
     </w:lvl>
     <w:lvl w:ilvl="4" w:tplc="08090003" w:tentative="1">
@@ -9087,7 +9567,7 @@
         <w:ind w:left="3647" w:hanging="360"/>
       </w:pPr>
       <w:rPr>
-        <w:rFonts w:ascii="Courier New" w:hAnsi="Courier New" w:cs="Courier New" w:hint="default"/>
+        <w:rFonts w:hint="default" w:ascii="Courier New" w:hAnsi="Courier New" w:cs="Courier New"/>
       </w:rPr>
     </w:lvl>
     <w:lvl w:ilvl="5" w:tplc="08090005" w:tentative="1">
@@ -9099,7 +9579,7 @@
         <w:ind w:left="4367" w:hanging="360"/>
       </w:pPr>
       <w:rPr>
-        <w:rFonts w:ascii="Wingdings" w:hAnsi="Wingdings" w:hint="default"/>
+        <w:rFonts w:hint="default" w:ascii="Wingdings" w:hAnsi="Wingdings"/>
       </w:rPr>
     </w:lvl>
     <w:lvl w:ilvl="6" w:tplc="08090001" w:tentative="1">
@@ -9111,7 +9591,7 @@
         <w:ind w:left="5087" w:hanging="360"/>
       </w:pPr>
       <w:rPr>
-        <w:rFonts w:ascii="Symbol" w:hAnsi="Symbol" w:hint="default"/>
+        <w:rFonts w:hint="default" w:ascii="Symbol" w:hAnsi="Symbol"/>
       </w:rPr>
     </w:lvl>
     <w:lvl w:ilvl="7" w:tplc="08090003" w:tentative="1">
@@ -9123,7 +9603,7 @@
         <w:ind w:left="5807" w:hanging="360"/>
       </w:pPr>
       <w:rPr>
-        <w:rFonts w:ascii="Courier New" w:hAnsi="Courier New" w:cs="Courier New" w:hint="default"/>
+        <w:rFonts w:hint="default" w:ascii="Courier New" w:hAnsi="Courier New" w:cs="Courier New"/>
       </w:rPr>
     </w:lvl>
     <w:lvl w:ilvl="8" w:tplc="08090005" w:tentative="1">
@@ -9135,7 +9615,7 @@
         <w:ind w:left="6527" w:hanging="360"/>
       </w:pPr>
       <w:rPr>
-        <w:rFonts w:ascii="Wingdings" w:hAnsi="Wingdings" w:hint="default"/>
+        <w:rFonts w:hint="default" w:ascii="Wingdings" w:hAnsi="Wingdings"/>
       </w:rPr>
     </w:lvl>
   </w:abstractNum>
@@ -9152,7 +9632,7 @@
         <w:ind w:left="720" w:hanging="360"/>
       </w:pPr>
       <w:rPr>
-        <w:rFonts w:ascii="Noto Sans Symbols" w:eastAsia="Noto Sans Symbols" w:hAnsi="Noto Sans Symbols" w:cs="Noto Sans Symbols"/>
+        <w:rFonts w:ascii="Noto Sans Symbols" w:hAnsi="Noto Sans Symbols" w:eastAsia="Noto Sans Symbols" w:cs="Noto Sans Symbols"/>
       </w:rPr>
     </w:lvl>
     <w:lvl w:ilvl="1">
@@ -9164,7 +9644,7 @@
         <w:ind w:left="1440" w:hanging="360"/>
       </w:pPr>
       <w:rPr>
-        <w:rFonts w:ascii="Courier New" w:eastAsia="Courier New" w:hAnsi="Courier New" w:cs="Courier New"/>
+        <w:rFonts w:ascii="Courier New" w:hAnsi="Courier New" w:eastAsia="Courier New" w:cs="Courier New"/>
       </w:rPr>
     </w:lvl>
     <w:lvl w:ilvl="2">
@@ -9176,7 +9656,7 @@
         <w:ind w:left="2160" w:hanging="360"/>
       </w:pPr>
       <w:rPr>
-        <w:rFonts w:ascii="Noto Sans Symbols" w:eastAsia="Noto Sans Symbols" w:hAnsi="Noto Sans Symbols" w:cs="Noto Sans Symbols"/>
+        <w:rFonts w:ascii="Noto Sans Symbols" w:hAnsi="Noto Sans Symbols" w:eastAsia="Noto Sans Symbols" w:cs="Noto Sans Symbols"/>
       </w:rPr>
     </w:lvl>
     <w:lvl w:ilvl="3">
@@ -9188,7 +9668,7 @@
         <w:ind w:left="2880" w:hanging="360"/>
       </w:pPr>
       <w:rPr>
-        <w:rFonts w:ascii="Noto Sans Symbols" w:eastAsia="Noto Sans Symbols" w:hAnsi="Noto Sans Symbols" w:cs="Noto Sans Symbols"/>
+        <w:rFonts w:ascii="Noto Sans Symbols" w:hAnsi="Noto Sans Symbols" w:eastAsia="Noto Sans Symbols" w:cs="Noto Sans Symbols"/>
       </w:rPr>
     </w:lvl>
     <w:lvl w:ilvl="4">
@@ -9200,7 +9680,7 @@
         <w:ind w:left="3600" w:hanging="360"/>
       </w:pPr>
       <w:rPr>
-        <w:rFonts w:ascii="Courier New" w:eastAsia="Courier New" w:hAnsi="Courier New" w:cs="Courier New"/>
+        <w:rFonts w:ascii="Courier New" w:hAnsi="Courier New" w:eastAsia="Courier New" w:cs="Courier New"/>
       </w:rPr>
     </w:lvl>
     <w:lvl w:ilvl="5">
@@ -9212,7 +9692,7 @@
         <w:ind w:left="4320" w:hanging="360"/>
       </w:pPr>
       <w:rPr>
-        <w:rFonts w:ascii="Noto Sans Symbols" w:eastAsia="Noto Sans Symbols" w:hAnsi="Noto Sans Symbols" w:cs="Noto Sans Symbols"/>
+        <w:rFonts w:ascii="Noto Sans Symbols" w:hAnsi="Noto Sans Symbols" w:eastAsia="Noto Sans Symbols" w:cs="Noto Sans Symbols"/>
       </w:rPr>
     </w:lvl>
     <w:lvl w:ilvl="6">
@@ -9224,7 +9704,7 @@
         <w:ind w:left="5040" w:hanging="360"/>
       </w:pPr>
       <w:rPr>
-        <w:rFonts w:ascii="Noto Sans Symbols" w:eastAsia="Noto Sans Symbols" w:hAnsi="Noto Sans Symbols" w:cs="Noto Sans Symbols"/>
+        <w:rFonts w:ascii="Noto Sans Symbols" w:hAnsi="Noto Sans Symbols" w:eastAsia="Noto Sans Symbols" w:cs="Noto Sans Symbols"/>
       </w:rPr>
     </w:lvl>
     <w:lvl w:ilvl="7">
@@ -9236,7 +9716,7 @@
         <w:ind w:left="5760" w:hanging="360"/>
       </w:pPr>
       <w:rPr>
-        <w:rFonts w:ascii="Courier New" w:eastAsia="Courier New" w:hAnsi="Courier New" w:cs="Courier New"/>
+        <w:rFonts w:ascii="Courier New" w:hAnsi="Courier New" w:eastAsia="Courier New" w:cs="Courier New"/>
       </w:rPr>
     </w:lvl>
     <w:lvl w:ilvl="8">
@@ -9248,7 +9728,7 @@
         <w:ind w:left="6480" w:hanging="360"/>
       </w:pPr>
       <w:rPr>
-        <w:rFonts w:ascii="Noto Sans Symbols" w:eastAsia="Noto Sans Symbols" w:hAnsi="Noto Sans Symbols" w:cs="Noto Sans Symbols"/>
+        <w:rFonts w:ascii="Noto Sans Symbols" w:hAnsi="Noto Sans Symbols" w:eastAsia="Noto Sans Symbols" w:cs="Noto Sans Symbols"/>
       </w:rPr>
     </w:lvl>
   </w:abstractNum>
@@ -9265,7 +9745,7 @@
         <w:ind w:left="720" w:hanging="360"/>
       </w:pPr>
       <w:rPr>
-        <w:rFonts w:ascii="Symbol" w:hAnsi="Symbol" w:hint="default"/>
+        <w:rFonts w:hint="default" w:ascii="Symbol" w:hAnsi="Symbol"/>
       </w:rPr>
     </w:lvl>
     <w:lvl w:ilvl="1" w:tplc="08090003" w:tentative="1">
@@ -9277,7 +9757,7 @@
         <w:ind w:left="1440" w:hanging="360"/>
       </w:pPr>
       <w:rPr>
-        <w:rFonts w:ascii="Courier New" w:hAnsi="Courier New" w:cs="Courier New" w:hint="default"/>
+        <w:rFonts w:hint="default" w:ascii="Courier New" w:hAnsi="Courier New" w:cs="Courier New"/>
       </w:rPr>
     </w:lvl>
     <w:lvl w:ilvl="2" w:tplc="08090005" w:tentative="1">
@@ -9289,7 +9769,7 @@
         <w:ind w:left="2160" w:hanging="360"/>
       </w:pPr>
       <w:rPr>
-        <w:rFonts w:ascii="Wingdings" w:hAnsi="Wingdings" w:hint="default"/>
+        <w:rFonts w:hint="default" w:ascii="Wingdings" w:hAnsi="Wingdings"/>
       </w:rPr>
     </w:lvl>
     <w:lvl w:ilvl="3" w:tplc="08090001" w:tentative="1">
@@ -9301,7 +9781,7 @@
         <w:ind w:left="2880" w:hanging="360"/>
       </w:pPr>
       <w:rPr>
-        <w:rFonts w:ascii="Symbol" w:hAnsi="Symbol" w:hint="default"/>
+        <w:rFonts w:hint="default" w:ascii="Symbol" w:hAnsi="Symbol"/>
       </w:rPr>
     </w:lvl>
     <w:lvl w:ilvl="4" w:tplc="08090003" w:tentative="1">
@@ -9313,7 +9793,7 @@
         <w:ind w:left="3600" w:hanging="360"/>
       </w:pPr>
       <w:rPr>
-        <w:rFonts w:ascii="Courier New" w:hAnsi="Courier New" w:cs="Courier New" w:hint="default"/>
+        <w:rFonts w:hint="default" w:ascii="Courier New" w:hAnsi="Courier New" w:cs="Courier New"/>
       </w:rPr>
     </w:lvl>
     <w:lvl w:ilvl="5" w:tplc="08090005" w:tentative="1">
@@ -9325,7 +9805,7 @@
         <w:ind w:left="4320" w:hanging="360"/>
       </w:pPr>
       <w:rPr>
-        <w:rFonts w:ascii="Wingdings" w:hAnsi="Wingdings" w:hint="default"/>
+        <w:rFonts w:hint="default" w:ascii="Wingdings" w:hAnsi="Wingdings"/>
       </w:rPr>
     </w:lvl>
     <w:lvl w:ilvl="6" w:tplc="08090001" w:tentative="1">
@@ -9337,7 +9817,7 @@
         <w:ind w:left="5040" w:hanging="360"/>
       </w:pPr>
       <w:rPr>
-        <w:rFonts w:ascii="Symbol" w:hAnsi="Symbol" w:hint="default"/>
+        <w:rFonts w:hint="default" w:ascii="Symbol" w:hAnsi="Symbol"/>
       </w:rPr>
     </w:lvl>
     <w:lvl w:ilvl="7" w:tplc="08090003" w:tentative="1">
@@ -9349,7 +9829,7 @@
         <w:ind w:left="5760" w:hanging="360"/>
       </w:pPr>
       <w:rPr>
-        <w:rFonts w:ascii="Courier New" w:hAnsi="Courier New" w:cs="Courier New" w:hint="default"/>
+        <w:rFonts w:hint="default" w:ascii="Courier New" w:hAnsi="Courier New" w:cs="Courier New"/>
       </w:rPr>
     </w:lvl>
     <w:lvl w:ilvl="8" w:tplc="08090005" w:tentative="1">
@@ -9361,7 +9841,7 @@
         <w:ind w:left="6480" w:hanging="360"/>
       </w:pPr>
       <w:rPr>
-        <w:rFonts w:ascii="Wingdings" w:hAnsi="Wingdings" w:hint="default"/>
+        <w:rFonts w:hint="default" w:ascii="Wingdings" w:hAnsi="Wingdings"/>
       </w:rPr>
     </w:lvl>
   </w:abstractNum>
@@ -9378,7 +9858,7 @@
         <w:ind w:left="720" w:hanging="360"/>
       </w:pPr>
       <w:rPr>
-        <w:rFonts w:ascii="Symbol" w:hAnsi="Symbol" w:hint="default"/>
+        <w:rFonts w:hint="default" w:ascii="Symbol" w:hAnsi="Symbol"/>
       </w:rPr>
     </w:lvl>
     <w:lvl w:ilvl="1" w:tplc="08090003" w:tentative="1">
@@ -9390,7 +9870,7 @@
         <w:ind w:left="1440" w:hanging="360"/>
       </w:pPr>
       <w:rPr>
-        <w:rFonts w:ascii="Courier New" w:hAnsi="Courier New" w:cs="Courier New" w:hint="default"/>
+        <w:rFonts w:hint="default" w:ascii="Courier New" w:hAnsi="Courier New" w:cs="Courier New"/>
       </w:rPr>
     </w:lvl>
     <w:lvl w:ilvl="2" w:tplc="08090005" w:tentative="1">
@@ -9402,7 +9882,7 @@
         <w:ind w:left="2160" w:hanging="360"/>
       </w:pPr>
       <w:rPr>
-        <w:rFonts w:ascii="Wingdings" w:hAnsi="Wingdings" w:hint="default"/>
+        <w:rFonts w:hint="default" w:ascii="Wingdings" w:hAnsi="Wingdings"/>
       </w:rPr>
     </w:lvl>
     <w:lvl w:ilvl="3" w:tplc="08090001" w:tentative="1">
@@ -9414,7 +9894,7 @@
         <w:ind w:left="2880" w:hanging="360"/>
       </w:pPr>
       <w:rPr>
-        <w:rFonts w:ascii="Symbol" w:hAnsi="Symbol" w:hint="default"/>
+        <w:rFonts w:hint="default" w:ascii="Symbol" w:hAnsi="Symbol"/>
       </w:rPr>
     </w:lvl>
     <w:lvl w:ilvl="4" w:tplc="08090003" w:tentative="1">
@@ -9426,7 +9906,7 @@
         <w:ind w:left="3600" w:hanging="360"/>
       </w:pPr>
       <w:rPr>
-        <w:rFonts w:ascii="Courier New" w:hAnsi="Courier New" w:cs="Courier New" w:hint="default"/>
+        <w:rFonts w:hint="default" w:ascii="Courier New" w:hAnsi="Courier New" w:cs="Courier New"/>
       </w:rPr>
     </w:lvl>
     <w:lvl w:ilvl="5" w:tplc="08090005" w:tentative="1">
@@ -9438,7 +9918,7 @@
         <w:ind w:left="4320" w:hanging="360"/>
       </w:pPr>
       <w:rPr>
-        <w:rFonts w:ascii="Wingdings" w:hAnsi="Wingdings" w:hint="default"/>
+        <w:rFonts w:hint="default" w:ascii="Wingdings" w:hAnsi="Wingdings"/>
       </w:rPr>
     </w:lvl>
     <w:lvl w:ilvl="6" w:tplc="08090001" w:tentative="1">
@@ -9450,7 +9930,7 @@
         <w:ind w:left="5040" w:hanging="360"/>
       </w:pPr>
       <w:rPr>
-        <w:rFonts w:ascii="Symbol" w:hAnsi="Symbol" w:hint="default"/>
+        <w:rFonts w:hint="default" w:ascii="Symbol" w:hAnsi="Symbol"/>
       </w:rPr>
     </w:lvl>
     <w:lvl w:ilvl="7" w:tplc="08090003" w:tentative="1">
@@ -9462,7 +9942,7 @@
         <w:ind w:left="5760" w:hanging="360"/>
       </w:pPr>
       <w:rPr>
-        <w:rFonts w:ascii="Courier New" w:hAnsi="Courier New" w:cs="Courier New" w:hint="default"/>
+        <w:rFonts w:hint="default" w:ascii="Courier New" w:hAnsi="Courier New" w:cs="Courier New"/>
       </w:rPr>
     </w:lvl>
     <w:lvl w:ilvl="8" w:tplc="08090005" w:tentative="1">
@@ -9474,7 +9954,7 @@
         <w:ind w:left="6480" w:hanging="360"/>
       </w:pPr>
       <w:rPr>
-        <w:rFonts w:ascii="Wingdings" w:hAnsi="Wingdings" w:hint="default"/>
+        <w:rFonts w:hint="default" w:ascii="Wingdings" w:hAnsi="Wingdings"/>
       </w:rPr>
     </w:lvl>
   </w:abstractNum>
@@ -9491,7 +9971,7 @@
         <w:ind w:left="720" w:hanging="360"/>
       </w:pPr>
       <w:rPr>
-        <w:rFonts w:ascii="Noto Sans Symbols" w:eastAsia="Noto Sans Symbols" w:hAnsi="Noto Sans Symbols" w:cs="Noto Sans Symbols"/>
+        <w:rFonts w:ascii="Noto Sans Symbols" w:hAnsi="Noto Sans Symbols" w:eastAsia="Noto Sans Symbols" w:cs="Noto Sans Symbols"/>
       </w:rPr>
     </w:lvl>
     <w:lvl w:ilvl="1">
@@ -9503,7 +9983,7 @@
         <w:ind w:left="1440" w:hanging="360"/>
       </w:pPr>
       <w:rPr>
-        <w:rFonts w:ascii="Courier New" w:eastAsia="Courier New" w:hAnsi="Courier New" w:cs="Courier New"/>
+        <w:rFonts w:ascii="Courier New" w:hAnsi="Courier New" w:eastAsia="Courier New" w:cs="Courier New"/>
       </w:rPr>
     </w:lvl>
     <w:lvl w:ilvl="2">
@@ -9515,7 +9995,7 @@
         <w:ind w:left="2160" w:hanging="360"/>
       </w:pPr>
       <w:rPr>
-        <w:rFonts w:ascii="Noto Sans Symbols" w:eastAsia="Noto Sans Symbols" w:hAnsi="Noto Sans Symbols" w:cs="Noto Sans Symbols"/>
+        <w:rFonts w:ascii="Noto Sans Symbols" w:hAnsi="Noto Sans Symbols" w:eastAsia="Noto Sans Symbols" w:cs="Noto Sans Symbols"/>
       </w:rPr>
     </w:lvl>
     <w:lvl w:ilvl="3">
@@ -9527,7 +10007,7 @@
         <w:ind w:left="2880" w:hanging="360"/>
       </w:pPr>
       <w:rPr>
-        <w:rFonts w:ascii="Noto Sans Symbols" w:eastAsia="Noto Sans Symbols" w:hAnsi="Noto Sans Symbols" w:cs="Noto Sans Symbols"/>
+        <w:rFonts w:ascii="Noto Sans Symbols" w:hAnsi="Noto Sans Symbols" w:eastAsia="Noto Sans Symbols" w:cs="Noto Sans Symbols"/>
       </w:rPr>
     </w:lvl>
     <w:lvl w:ilvl="4">
@@ -9539,7 +10019,7 @@
         <w:ind w:left="3600" w:hanging="360"/>
       </w:pPr>
       <w:rPr>
-        <w:rFonts w:ascii="Courier New" w:eastAsia="Courier New" w:hAnsi="Courier New" w:cs="Courier New"/>
+        <w:rFonts w:ascii="Courier New" w:hAnsi="Courier New" w:eastAsia="Courier New" w:cs="Courier New"/>
       </w:rPr>
     </w:lvl>
     <w:lvl w:ilvl="5">
@@ -9551,7 +10031,7 @@
         <w:ind w:left="4320" w:hanging="360"/>
       </w:pPr>
       <w:rPr>
-        <w:rFonts w:ascii="Noto Sans Symbols" w:eastAsia="Noto Sans Symbols" w:hAnsi="Noto Sans Symbols" w:cs="Noto Sans Symbols"/>
+        <w:rFonts w:ascii="Noto Sans Symbols" w:hAnsi="Noto Sans Symbols" w:eastAsia="Noto Sans Symbols" w:cs="Noto Sans Symbols"/>
       </w:rPr>
     </w:lvl>
     <w:lvl w:ilvl="6">
@@ -9563,7 +10043,7 @@
         <w:ind w:left="5040" w:hanging="360"/>
       </w:pPr>
       <w:rPr>
-        <w:rFonts w:ascii="Noto Sans Symbols" w:eastAsia="Noto Sans Symbols" w:hAnsi="Noto Sans Symbols" w:cs="Noto Sans Symbols"/>
+        <w:rFonts w:ascii="Noto Sans Symbols" w:hAnsi="Noto Sans Symbols" w:eastAsia="Noto Sans Symbols" w:cs="Noto Sans Symbols"/>
       </w:rPr>
     </w:lvl>
     <w:lvl w:ilvl="7">
@@ -9575,7 +10055,7 @@
         <w:ind w:left="5760" w:hanging="360"/>
       </w:pPr>
       <w:rPr>
-        <w:rFonts w:ascii="Courier New" w:eastAsia="Courier New" w:hAnsi="Courier New" w:cs="Courier New"/>
+        <w:rFonts w:ascii="Courier New" w:hAnsi="Courier New" w:eastAsia="Courier New" w:cs="Courier New"/>
       </w:rPr>
     </w:lvl>
     <w:lvl w:ilvl="8">
@@ -9587,7 +10067,7 @@
         <w:ind w:left="6480" w:hanging="360"/>
       </w:pPr>
       <w:rPr>
-        <w:rFonts w:ascii="Noto Sans Symbols" w:eastAsia="Noto Sans Symbols" w:hAnsi="Noto Sans Symbols" w:cs="Noto Sans Symbols"/>
+        <w:rFonts w:ascii="Noto Sans Symbols" w:hAnsi="Noto Sans Symbols" w:eastAsia="Noto Sans Symbols" w:cs="Noto Sans Symbols"/>
       </w:rPr>
     </w:lvl>
   </w:abstractNum>
@@ -9604,7 +10084,7 @@
         <w:ind w:left="720" w:hanging="360"/>
       </w:pPr>
       <w:rPr>
-        <w:rFonts w:ascii="Noto Sans Symbols" w:eastAsia="Noto Sans Symbols" w:hAnsi="Noto Sans Symbols" w:cs="Noto Sans Symbols"/>
+        <w:rFonts w:ascii="Noto Sans Symbols" w:hAnsi="Noto Sans Symbols" w:eastAsia="Noto Sans Symbols" w:cs="Noto Sans Symbols"/>
       </w:rPr>
     </w:lvl>
     <w:lvl w:ilvl="1">
@@ -9616,7 +10096,7 @@
         <w:ind w:left="1440" w:hanging="360"/>
       </w:pPr>
       <w:rPr>
-        <w:rFonts w:ascii="Courier New" w:eastAsia="Courier New" w:hAnsi="Courier New" w:cs="Courier New"/>
+        <w:rFonts w:ascii="Courier New" w:hAnsi="Courier New" w:eastAsia="Courier New" w:cs="Courier New"/>
       </w:rPr>
     </w:lvl>
     <w:lvl w:ilvl="2">
@@ -9628,7 +10108,7 @@
         <w:ind w:left="2160" w:hanging="360"/>
       </w:pPr>
       <w:rPr>
-        <w:rFonts w:ascii="Noto Sans Symbols" w:eastAsia="Noto Sans Symbols" w:hAnsi="Noto Sans Symbols" w:cs="Noto Sans Symbols"/>
+        <w:rFonts w:ascii="Noto Sans Symbols" w:hAnsi="Noto Sans Symbols" w:eastAsia="Noto Sans Symbols" w:cs="Noto Sans Symbols"/>
       </w:rPr>
     </w:lvl>
     <w:lvl w:ilvl="3">
@@ -9640,7 +10120,7 @@
         <w:ind w:left="2880" w:hanging="360"/>
       </w:pPr>
       <w:rPr>
-        <w:rFonts w:ascii="Noto Sans Symbols" w:eastAsia="Noto Sans Symbols" w:hAnsi="Noto Sans Symbols" w:cs="Noto Sans Symbols"/>
+        <w:rFonts w:ascii="Noto Sans Symbols" w:hAnsi="Noto Sans Symbols" w:eastAsia="Noto Sans Symbols" w:cs="Noto Sans Symbols"/>
       </w:rPr>
     </w:lvl>
     <w:lvl w:ilvl="4">
@@ -9652,7 +10132,7 @@
         <w:ind w:left="3600" w:hanging="360"/>
       </w:pPr>
       <w:rPr>
-        <w:rFonts w:ascii="Courier New" w:eastAsia="Courier New" w:hAnsi="Courier New" w:cs="Courier New"/>
+        <w:rFonts w:ascii="Courier New" w:hAnsi="Courier New" w:eastAsia="Courier New" w:cs="Courier New"/>
       </w:rPr>
     </w:lvl>
     <w:lvl w:ilvl="5">
@@ -9664,7 +10144,7 @@
         <w:ind w:left="4320" w:hanging="360"/>
       </w:pPr>
       <w:rPr>
-        <w:rFonts w:ascii="Noto Sans Symbols" w:eastAsia="Noto Sans Symbols" w:hAnsi="Noto Sans Symbols" w:cs="Noto Sans Symbols"/>
+        <w:rFonts w:ascii="Noto Sans Symbols" w:hAnsi="Noto Sans Symbols" w:eastAsia="Noto Sans Symbols" w:cs="Noto Sans Symbols"/>
       </w:rPr>
     </w:lvl>
     <w:lvl w:ilvl="6">
@@ -9676,7 +10156,7 @@
         <w:ind w:left="5040" w:hanging="360"/>
       </w:pPr>
       <w:rPr>
-        <w:rFonts w:ascii="Noto Sans Symbols" w:eastAsia="Noto Sans Symbols" w:hAnsi="Noto Sans Symbols" w:cs="Noto Sans Symbols"/>
+        <w:rFonts w:ascii="Noto Sans Symbols" w:hAnsi="Noto Sans Symbols" w:eastAsia="Noto Sans Symbols" w:cs="Noto Sans Symbols"/>
       </w:rPr>
     </w:lvl>
     <w:lvl w:ilvl="7">
@@ -9688,7 +10168,7 @@
         <w:ind w:left="5760" w:hanging="360"/>
       </w:pPr>
       <w:rPr>
-        <w:rFonts w:ascii="Courier New" w:eastAsia="Courier New" w:hAnsi="Courier New" w:cs="Courier New"/>
+        <w:rFonts w:ascii="Courier New" w:hAnsi="Courier New" w:eastAsia="Courier New" w:cs="Courier New"/>
       </w:rPr>
     </w:lvl>
     <w:lvl w:ilvl="8">
@@ -9700,7 +10180,7 @@
         <w:ind w:left="6480" w:hanging="360"/>
       </w:pPr>
       <w:rPr>
-        <w:rFonts w:ascii="Noto Sans Symbols" w:eastAsia="Noto Sans Symbols" w:hAnsi="Noto Sans Symbols" w:cs="Noto Sans Symbols"/>
+        <w:rFonts w:ascii="Noto Sans Symbols" w:hAnsi="Noto Sans Symbols" w:eastAsia="Noto Sans Symbols" w:cs="Noto Sans Symbols"/>
       </w:rPr>
     </w:lvl>
   </w:abstractNum>
@@ -9717,7 +10197,7 @@
         <w:ind w:left="720" w:hanging="360"/>
       </w:pPr>
       <w:rPr>
-        <w:rFonts w:ascii="Symbol" w:hAnsi="Symbol" w:hint="default"/>
+        <w:rFonts w:hint="default" w:ascii="Symbol" w:hAnsi="Symbol"/>
       </w:rPr>
     </w:lvl>
     <w:lvl w:ilvl="1" w:tplc="08090003" w:tentative="1">
@@ -9729,7 +10209,7 @@
         <w:ind w:left="1440" w:hanging="360"/>
       </w:pPr>
       <w:rPr>
-        <w:rFonts w:ascii="Courier New" w:hAnsi="Courier New" w:cs="Courier New" w:hint="default"/>
+        <w:rFonts w:hint="default" w:ascii="Courier New" w:hAnsi="Courier New" w:cs="Courier New"/>
       </w:rPr>
     </w:lvl>
     <w:lvl w:ilvl="2" w:tplc="08090005" w:tentative="1">
@@ -9741,7 +10221,7 @@
         <w:ind w:left="2160" w:hanging="360"/>
       </w:pPr>
       <w:rPr>
-        <w:rFonts w:ascii="Wingdings" w:hAnsi="Wingdings" w:hint="default"/>
+        <w:rFonts w:hint="default" w:ascii="Wingdings" w:hAnsi="Wingdings"/>
       </w:rPr>
     </w:lvl>
     <w:lvl w:ilvl="3" w:tplc="08090001" w:tentative="1">
@@ -9753,7 +10233,7 @@
         <w:ind w:left="2880" w:hanging="360"/>
       </w:pPr>
       <w:rPr>
-        <w:rFonts w:ascii="Symbol" w:hAnsi="Symbol" w:hint="default"/>
+        <w:rFonts w:hint="default" w:ascii="Symbol" w:hAnsi="Symbol"/>
       </w:rPr>
     </w:lvl>
     <w:lvl w:ilvl="4" w:tplc="08090003" w:tentative="1">
@@ -9765,7 +10245,7 @@
         <w:ind w:left="3600" w:hanging="360"/>
       </w:pPr>
       <w:rPr>
-        <w:rFonts w:ascii="Courier New" w:hAnsi="Courier New" w:cs="Courier New" w:hint="default"/>
+        <w:rFonts w:hint="default" w:ascii="Courier New" w:hAnsi="Courier New" w:cs="Courier New"/>
       </w:rPr>
     </w:lvl>
     <w:lvl w:ilvl="5" w:tplc="08090005" w:tentative="1">
@@ -9777,7 +10257,7 @@
         <w:ind w:left="4320" w:hanging="360"/>
       </w:pPr>
       <w:rPr>
-        <w:rFonts w:ascii="Wingdings" w:hAnsi="Wingdings" w:hint="default"/>
+        <w:rFonts w:hint="default" w:ascii="Wingdings" w:hAnsi="Wingdings"/>
       </w:rPr>
     </w:lvl>
     <w:lvl w:ilvl="6" w:tplc="08090001" w:tentative="1">
@@ -9789,7 +10269,7 @@
         <w:ind w:left="5040" w:hanging="360"/>
       </w:pPr>
       <w:rPr>
-        <w:rFonts w:ascii="Symbol" w:hAnsi="Symbol" w:hint="default"/>
+        <w:rFonts w:hint="default" w:ascii="Symbol" w:hAnsi="Symbol"/>
       </w:rPr>
     </w:lvl>
     <w:lvl w:ilvl="7" w:tplc="08090003" w:tentative="1">
@@ -9801,7 +10281,7 @@
         <w:ind w:left="5760" w:hanging="360"/>
       </w:pPr>
       <w:rPr>
-        <w:rFonts w:ascii="Courier New" w:hAnsi="Courier New" w:cs="Courier New" w:hint="default"/>
+        <w:rFonts w:hint="default" w:ascii="Courier New" w:hAnsi="Courier New" w:cs="Courier New"/>
       </w:rPr>
     </w:lvl>
     <w:lvl w:ilvl="8" w:tplc="08090005" w:tentative="1">
@@ -9813,7 +10293,7 @@
         <w:ind w:left="6480" w:hanging="360"/>
       </w:pPr>
       <w:rPr>
-        <w:rFonts w:ascii="Wingdings" w:hAnsi="Wingdings" w:hint="default"/>
+        <w:rFonts w:hint="default" w:ascii="Wingdings" w:hAnsi="Wingdings"/>
       </w:rPr>
     </w:lvl>
   </w:abstractNum>
@@ -9830,7 +10310,7 @@
         <w:ind w:left="720" w:hanging="360"/>
       </w:pPr>
       <w:rPr>
-        <w:rFonts w:ascii="Noto Sans Symbols" w:eastAsia="Noto Sans Symbols" w:hAnsi="Noto Sans Symbols" w:cs="Noto Sans Symbols"/>
+        <w:rFonts w:ascii="Noto Sans Symbols" w:hAnsi="Noto Sans Symbols" w:eastAsia="Noto Sans Symbols" w:cs="Noto Sans Symbols"/>
       </w:rPr>
     </w:lvl>
     <w:lvl w:ilvl="1">
@@ -9842,7 +10322,7 @@
         <w:ind w:left="1440" w:hanging="360"/>
       </w:pPr>
       <w:rPr>
-        <w:rFonts w:ascii="Courier New" w:eastAsia="Courier New" w:hAnsi="Courier New" w:cs="Courier New"/>
+        <w:rFonts w:ascii="Courier New" w:hAnsi="Courier New" w:eastAsia="Courier New" w:cs="Courier New"/>
       </w:rPr>
     </w:lvl>
     <w:lvl w:ilvl="2">
@@ -9854,7 +10334,7 @@
         <w:ind w:left="2160" w:hanging="360"/>
       </w:pPr>
       <w:rPr>
-        <w:rFonts w:ascii="Noto Sans Symbols" w:eastAsia="Noto Sans Symbols" w:hAnsi="Noto Sans Symbols" w:cs="Noto Sans Symbols"/>
+        <w:rFonts w:ascii="Noto Sans Symbols" w:hAnsi="Noto Sans Symbols" w:eastAsia="Noto Sans Symbols" w:cs="Noto Sans Symbols"/>
       </w:rPr>
     </w:lvl>
     <w:lvl w:ilvl="3">
@@ -9866,7 +10346,7 @@
         <w:ind w:left="2880" w:hanging="360"/>
       </w:pPr>
       <w:rPr>
-        <w:rFonts w:ascii="Noto Sans Symbols" w:eastAsia="Noto Sans Symbols" w:hAnsi="Noto Sans Symbols" w:cs="Noto Sans Symbols"/>
+        <w:rFonts w:ascii="Noto Sans Symbols" w:hAnsi="Noto Sans Symbols" w:eastAsia="Noto Sans Symbols" w:cs="Noto Sans Symbols"/>
       </w:rPr>
     </w:lvl>
     <w:lvl w:ilvl="4">
@@ -9878,7 +10358,7 @@
         <w:ind w:left="3600" w:hanging="360"/>
       </w:pPr>
       <w:rPr>
-        <w:rFonts w:ascii="Courier New" w:eastAsia="Courier New" w:hAnsi="Courier New" w:cs="Courier New"/>
+        <w:rFonts w:ascii="Courier New" w:hAnsi="Courier New" w:eastAsia="Courier New" w:cs="Courier New"/>
       </w:rPr>
     </w:lvl>
     <w:lvl w:ilvl="5">
@@ -9890,7 +10370,7 @@
         <w:ind w:left="4320" w:hanging="360"/>
       </w:pPr>
       <w:rPr>
-        <w:rFonts w:ascii="Noto Sans Symbols" w:eastAsia="Noto Sans Symbols" w:hAnsi="Noto Sans Symbols" w:cs="Noto Sans Symbols"/>
+        <w:rFonts w:ascii="Noto Sans Symbols" w:hAnsi="Noto Sans Symbols" w:eastAsia="Noto Sans Symbols" w:cs="Noto Sans Symbols"/>
       </w:rPr>
     </w:lvl>
     <w:lvl w:ilvl="6">
@@ -9902,7 +10382,7 @@
         <w:ind w:left="5040" w:hanging="360"/>
       </w:pPr>
       <w:rPr>
-        <w:rFonts w:ascii="Noto Sans Symbols" w:eastAsia="Noto Sans Symbols" w:hAnsi="Noto Sans Symbols" w:cs="Noto Sans Symbols"/>
+        <w:rFonts w:ascii="Noto Sans Symbols" w:hAnsi="Noto Sans Symbols" w:eastAsia="Noto Sans Symbols" w:cs="Noto Sans Symbols"/>
       </w:rPr>
     </w:lvl>
     <w:lvl w:ilvl="7">
@@ -9914,7 +10394,7 @@
         <w:ind w:left="5760" w:hanging="360"/>
       </w:pPr>
       <w:rPr>
-        <w:rFonts w:ascii="Courier New" w:eastAsia="Courier New" w:hAnsi="Courier New" w:cs="Courier New"/>
+        <w:rFonts w:ascii="Courier New" w:hAnsi="Courier New" w:eastAsia="Courier New" w:cs="Courier New"/>
       </w:rPr>
     </w:lvl>
     <w:lvl w:ilvl="8">
@@ -9926,7 +10406,7 @@
         <w:ind w:left="6480" w:hanging="360"/>
       </w:pPr>
       <w:rPr>
-        <w:rFonts w:ascii="Noto Sans Symbols" w:eastAsia="Noto Sans Symbols" w:hAnsi="Noto Sans Symbols" w:cs="Noto Sans Symbols"/>
+        <w:rFonts w:ascii="Noto Sans Symbols" w:hAnsi="Noto Sans Symbols" w:eastAsia="Noto Sans Symbols" w:cs="Noto Sans Symbols"/>
       </w:rPr>
     </w:lvl>
   </w:abstractNum>
@@ -9962,7 +10442,7 @@
   <w:docDefaults>
     <w:rPrDefault>
       <w:rPr>
-        <w:rFonts w:ascii="Calibri" w:eastAsia="Calibri" w:hAnsi="Calibri" w:cs="Calibri"/>
+        <w:rFonts w:ascii="Calibri" w:hAnsi="Calibri" w:eastAsia="Calibri" w:cs="Calibri"/>
         <w:color w:val="808080"/>
         <w:sz w:val="18"/>
         <w:szCs w:val="18"/>
@@ -9974,14 +10454,14 @@
   <w:latentStyles w:defLockedState="0" w:defUIPriority="99" w:defSemiHidden="0" w:defUnhideWhenUsed="0" w:defQFormat="0" w:count="376">
     <w:lsdException w:name="Normal" w:uiPriority="0" w:qFormat="1"/>
     <w:lsdException w:name="heading 1" w:uiPriority="9" w:qFormat="1"/>
-    <w:lsdException w:name="heading 2" w:semiHidden="1" w:uiPriority="9" w:unhideWhenUsed="1" w:qFormat="1"/>
-    <w:lsdException w:name="heading 3" w:semiHidden="1" w:uiPriority="9" w:unhideWhenUsed="1" w:qFormat="1"/>
-    <w:lsdException w:name="heading 4" w:semiHidden="1" w:uiPriority="9" w:unhideWhenUsed="1" w:qFormat="1"/>
-    <w:lsdException w:name="heading 5" w:semiHidden="1" w:uiPriority="9" w:unhideWhenUsed="1" w:qFormat="1"/>
-    <w:lsdException w:name="heading 6" w:semiHidden="1" w:uiPriority="9" w:unhideWhenUsed="1" w:qFormat="1"/>
-    <w:lsdException w:name="heading 7" w:semiHidden="1" w:uiPriority="9" w:unhideWhenUsed="1" w:qFormat="1"/>
-    <w:lsdException w:name="heading 8" w:semiHidden="1" w:uiPriority="9" w:unhideWhenUsed="1" w:qFormat="1"/>
-    <w:lsdException w:name="heading 9" w:semiHidden="1" w:uiPriority="9" w:unhideWhenUsed="1" w:qFormat="1"/>
+    <w:lsdException w:name="heading 2" w:uiPriority="9" w:semiHidden="1" w:unhideWhenUsed="1" w:qFormat="1"/>
+    <w:lsdException w:name="heading 3" w:uiPriority="9" w:semiHidden="1" w:unhideWhenUsed="1" w:qFormat="1"/>
+    <w:lsdException w:name="heading 4" w:uiPriority="9" w:semiHidden="1" w:unhideWhenUsed="1" w:qFormat="1"/>
+    <w:lsdException w:name="heading 5" w:uiPriority="9" w:semiHidden="1" w:unhideWhenUsed="1" w:qFormat="1"/>
+    <w:lsdException w:name="heading 6" w:uiPriority="9" w:semiHidden="1" w:unhideWhenUsed="1" w:qFormat="1"/>
+    <w:lsdException w:name="heading 7" w:uiPriority="9" w:semiHidden="1" w:unhideWhenUsed="1" w:qFormat="1"/>
+    <w:lsdException w:name="heading 8" w:uiPriority="9" w:semiHidden="1" w:unhideWhenUsed="1" w:qFormat="1"/>
+    <w:lsdException w:name="heading 9" w:uiPriority="9" w:semiHidden="1" w:unhideWhenUsed="1" w:qFormat="1"/>
     <w:lsdException w:name="index 1" w:semiHidden="1" w:unhideWhenUsed="1"/>
     <w:lsdException w:name="index 2" w:semiHidden="1" w:unhideWhenUsed="1"/>
     <w:lsdException w:name="index 3" w:semiHidden="1" w:unhideWhenUsed="1"/>
@@ -9991,22 +10471,22 @@
     <w:lsdException w:name="index 7" w:semiHidden="1" w:unhideWhenUsed="1"/>
     <w:lsdException w:name="index 8" w:semiHidden="1" w:unhideWhenUsed="1"/>
     <w:lsdException w:name="index 9" w:semiHidden="1" w:unhideWhenUsed="1"/>
-    <w:lsdException w:name="toc 1" w:semiHidden="1" w:uiPriority="39" w:unhideWhenUsed="1"/>
-    <w:lsdException w:name="toc 2" w:semiHidden="1" w:uiPriority="39" w:unhideWhenUsed="1"/>
-    <w:lsdException w:name="toc 3" w:semiHidden="1" w:uiPriority="39" w:unhideWhenUsed="1"/>
-    <w:lsdException w:name="toc 4" w:semiHidden="1" w:uiPriority="39" w:unhideWhenUsed="1"/>
-    <w:lsdException w:name="toc 5" w:semiHidden="1" w:uiPriority="39" w:unhideWhenUsed="1"/>
-    <w:lsdException w:name="toc 6" w:semiHidden="1" w:uiPriority="39" w:unhideWhenUsed="1"/>
-    <w:lsdException w:name="toc 7" w:semiHidden="1" w:uiPriority="39" w:unhideWhenUsed="1"/>
-    <w:lsdException w:name="toc 8" w:semiHidden="1" w:uiPriority="39" w:unhideWhenUsed="1"/>
-    <w:lsdException w:name="toc 9" w:semiHidden="1" w:uiPriority="39" w:unhideWhenUsed="1"/>
+    <w:lsdException w:name="toc 1" w:uiPriority="39" w:semiHidden="1" w:unhideWhenUsed="1"/>
+    <w:lsdException w:name="toc 2" w:uiPriority="39" w:semiHidden="1" w:unhideWhenUsed="1"/>
+    <w:lsdException w:name="toc 3" w:uiPriority="39" w:semiHidden="1" w:unhideWhenUsed="1"/>
+    <w:lsdException w:name="toc 4" w:uiPriority="39" w:semiHidden="1" w:unhideWhenUsed="1"/>
+    <w:lsdException w:name="toc 5" w:uiPriority="39" w:semiHidden="1" w:unhideWhenUsed="1"/>
+    <w:lsdException w:name="toc 6" w:uiPriority="39" w:semiHidden="1" w:unhideWhenUsed="1"/>
+    <w:lsdException w:name="toc 7" w:uiPriority="39" w:semiHidden="1" w:unhideWhenUsed="1"/>
+    <w:lsdException w:name="toc 8" w:uiPriority="39" w:semiHidden="1" w:unhideWhenUsed="1"/>
+    <w:lsdException w:name="toc 9" w:uiPriority="39" w:semiHidden="1" w:unhideWhenUsed="1"/>
     <w:lsdException w:name="Normal Indent" w:semiHidden="1" w:unhideWhenUsed="1"/>
     <w:lsdException w:name="footnote text" w:semiHidden="1" w:unhideWhenUsed="1"/>
     <w:lsdException w:name="annotation text" w:semiHidden="1" w:unhideWhenUsed="1"/>
     <w:lsdException w:name="header" w:semiHidden="1" w:unhideWhenUsed="1"/>
     <w:lsdException w:name="footer" w:semiHidden="1" w:unhideWhenUsed="1"/>
     <w:lsdException w:name="index heading" w:semiHidden="1" w:unhideWhenUsed="1"/>
-    <w:lsdException w:name="caption" w:semiHidden="1" w:uiPriority="35" w:unhideWhenUsed="1" w:qFormat="1"/>
+    <w:lsdException w:name="caption" w:uiPriority="35" w:semiHidden="1" w:unhideWhenUsed="1" w:qFormat="1"/>
     <w:lsdException w:name="table of figures" w:semiHidden="1" w:unhideWhenUsed="1"/>
     <w:lsdException w:name="envelope address" w:semiHidden="1" w:unhideWhenUsed="1"/>
     <w:lsdException w:name="envelope return" w:semiHidden="1" w:unhideWhenUsed="1"/>
@@ -10037,7 +10517,7 @@
     <w:lsdException w:name="Title" w:uiPriority="10" w:qFormat="1"/>
     <w:lsdException w:name="Closing" w:semiHidden="1" w:unhideWhenUsed="1"/>
     <w:lsdException w:name="Signature" w:semiHidden="1" w:unhideWhenUsed="1"/>
-    <w:lsdException w:name="Default Paragraph Font" w:semiHidden="1" w:uiPriority="1" w:unhideWhenUsed="1"/>
+    <w:lsdException w:name="Default Paragraph Font" w:uiPriority="1" w:semiHidden="1" w:unhideWhenUsed="1"/>
     <w:lsdException w:name="Body Text" w:semiHidden="1" w:unhideWhenUsed="1"/>
     <w:lsdException w:name="Body Text Indent" w:semiHidden="1" w:unhideWhenUsed="1"/>
     <w:lsdException w:name="List Continue" w:semiHidden="1" w:unhideWhenUsed="1"/>
@@ -10237,8 +10717,8 @@
     <w:lsdException w:name="Subtle Reference" w:uiPriority="31" w:qFormat="1"/>
     <w:lsdException w:name="Intense Reference" w:uiPriority="32" w:qFormat="1"/>
     <w:lsdException w:name="Book Title" w:uiPriority="33" w:qFormat="1"/>
-    <w:lsdException w:name="Bibliography" w:semiHidden="1" w:uiPriority="37" w:unhideWhenUsed="1"/>
-    <w:lsdException w:name="TOC Heading" w:semiHidden="1" w:uiPriority="39" w:unhideWhenUsed="1" w:qFormat="1"/>
+    <w:lsdException w:name="Bibliography" w:uiPriority="37" w:semiHidden="1" w:unhideWhenUsed="1"/>
+    <w:lsdException w:name="TOC Heading" w:uiPriority="39" w:semiHidden="1" w:unhideWhenUsed="1" w:qFormat="1"/>
     <w:lsdException w:name="Plain Table 1" w:uiPriority="41"/>
     <w:lsdException w:name="Plain Table 2" w:uiPriority="42"/>
     <w:lsdException w:name="Plain Table 3" w:uiPriority="43"/>
@@ -10349,7 +10829,7 @@
     <w:lsdException w:name="Unresolved Mention" w:semiHidden="1" w:unhideWhenUsed="1"/>
     <w:lsdException w:name="Smart Link" w:semiHidden="1" w:unhideWhenUsed="1"/>
   </w:latentStyles>
-  <w:style w:type="paragraph" w:default="1" w:styleId="Normal">
+  <w:style w:type="paragraph" w:styleId="Normal" w:default="1">
     <w:name w:val="Normal"/>
     <w:qFormat/>
     <w:rsid w:val="00E72B2D"/>
@@ -10373,7 +10853,7 @@
       <w:outlineLvl w:val="0"/>
     </w:pPr>
     <w:rPr>
-      <w:rFonts w:ascii="Arial" w:eastAsia="Arial" w:hAnsi="Arial" w:cs="Arial"/>
+      <w:rFonts w:ascii="Arial" w:hAnsi="Arial" w:eastAsia="Arial" w:cs="Arial"/>
       <w:b/>
       <w:color w:val="000000"/>
       <w:sz w:val="36"/>
@@ -10427,7 +10907,7 @@
       <w:outlineLvl w:val="2"/>
     </w:pPr>
     <w:rPr>
-      <w:rFonts w:ascii="Arial" w:eastAsia="Arial" w:hAnsi="Arial" w:cs="Arial"/>
+      <w:rFonts w:ascii="Arial" w:hAnsi="Arial" w:eastAsia="Arial" w:cs="Arial"/>
       <w:b/>
       <w:color w:val="000000"/>
       <w:sz w:val="24"/>
@@ -10448,7 +10928,7 @@
       <w:outlineLvl w:val="3"/>
     </w:pPr>
     <w:rPr>
-      <w:rFonts w:ascii="Times New Roman" w:eastAsia="Times New Roman" w:hAnsi="Times New Roman" w:cs="Times New Roman"/>
+      <w:rFonts w:ascii="Times New Roman" w:hAnsi="Times New Roman" w:eastAsia="Times New Roman" w:cs="Times New Roman"/>
       <w:b/>
       <w:sz w:val="28"/>
       <w:szCs w:val="28"/>
@@ -10486,17 +10966,17 @@
       <w:outlineLvl w:val="5"/>
     </w:pPr>
     <w:rPr>
-      <w:rFonts w:ascii="Times New Roman" w:eastAsia="Times New Roman" w:hAnsi="Times New Roman" w:cs="Times New Roman"/>
+      <w:rFonts w:ascii="Times New Roman" w:hAnsi="Times New Roman" w:eastAsia="Times New Roman" w:cs="Times New Roman"/>
       <w:b/>
     </w:rPr>
   </w:style>
-  <w:style w:type="character" w:default="1" w:styleId="DefaultParagraphFont">
+  <w:style w:type="character" w:styleId="DefaultParagraphFont" w:default="1">
     <w:name w:val="Default Paragraph Font"/>
     <w:uiPriority w:val="1"/>
     <w:semiHidden/>
     <w:unhideWhenUsed/>
   </w:style>
-  <w:style w:type="table" w:default="1" w:styleId="TableNormal">
+  <w:style w:type="table" w:styleId="TableNormal" w:default="1">
     <w:name w:val="Normal Table"/>
     <w:uiPriority w:val="99"/>
     <w:semiHidden/>
@@ -10511,13 +10991,13 @@
       </w:tblCellMar>
     </w:tblPr>
   </w:style>
-  <w:style w:type="numbering" w:default="1" w:styleId="NoList">
+  <w:style w:type="numbering" w:styleId="NoList" w:default="1">
     <w:name w:val="No List"/>
     <w:uiPriority w:val="99"/>
     <w:semiHidden/>
     <w:unhideWhenUsed/>
   </w:style>
-  <w:style w:type="table" w:customStyle="1" w:styleId="TableNormal0">
+  <w:style w:type="table" w:styleId="TableNormal0" w:customStyle="1">
     <w:name w:val="TableNormal"/>
     <w:tblPr>
       <w:tblCellMar>
@@ -10559,7 +11039,7 @@
       <w:szCs w:val="24"/>
     </w:rPr>
   </w:style>
-  <w:style w:type="table" w:customStyle="1" w:styleId="23">
+  <w:style w:type="table" w:styleId="23" w:customStyle="1">
     <w:name w:val="23"/>
     <w:basedOn w:val="TableNormal0"/>
     <w:rPr>
@@ -10580,7 +11060,7 @@
       <w:shd w:val="clear" w:color="auto" w:fill="auto"/>
     </w:tcPr>
   </w:style>
-  <w:style w:type="table" w:customStyle="1" w:styleId="22">
+  <w:style w:type="table" w:styleId="22" w:customStyle="1">
     <w:name w:val="22"/>
     <w:basedOn w:val="TableNormal0"/>
     <w:tblPr>
@@ -10592,7 +11072,7 @@
       </w:tblCellMar>
     </w:tblPr>
   </w:style>
-  <w:style w:type="table" w:customStyle="1" w:styleId="21">
+  <w:style w:type="table" w:styleId="21" w:customStyle="1">
     <w:name w:val="21"/>
     <w:basedOn w:val="TableNormal0"/>
     <w:rPr>
@@ -10613,7 +11093,7 @@
       <w:shd w:val="clear" w:color="auto" w:fill="auto"/>
     </w:tcPr>
   </w:style>
-  <w:style w:type="table" w:customStyle="1" w:styleId="20">
+  <w:style w:type="table" w:styleId="20" w:customStyle="1">
     <w:name w:val="20"/>
     <w:basedOn w:val="TableNormal0"/>
     <w:rPr>
@@ -10634,7 +11114,7 @@
       <w:shd w:val="clear" w:color="auto" w:fill="auto"/>
     </w:tcPr>
   </w:style>
-  <w:style w:type="table" w:customStyle="1" w:styleId="19">
+  <w:style w:type="table" w:styleId="19" w:customStyle="1">
     <w:name w:val="19"/>
     <w:basedOn w:val="TableNormal0"/>
     <w:rPr>
@@ -10655,7 +11135,7 @@
       <w:shd w:val="clear" w:color="auto" w:fill="auto"/>
     </w:tcPr>
   </w:style>
-  <w:style w:type="table" w:customStyle="1" w:styleId="18">
+  <w:style w:type="table" w:styleId="18" w:customStyle="1">
     <w:name w:val="18"/>
     <w:basedOn w:val="TableNormal0"/>
     <w:rPr>
@@ -10676,7 +11156,7 @@
       <w:shd w:val="clear" w:color="auto" w:fill="auto"/>
     </w:tcPr>
   </w:style>
-  <w:style w:type="table" w:customStyle="1" w:styleId="17">
+  <w:style w:type="table" w:styleId="17" w:customStyle="1">
     <w:name w:val="17"/>
     <w:basedOn w:val="TableNormal0"/>
     <w:rPr>
@@ -10697,7 +11177,7 @@
       <w:shd w:val="clear" w:color="auto" w:fill="auto"/>
     </w:tcPr>
   </w:style>
-  <w:style w:type="table" w:customStyle="1" w:styleId="16">
+  <w:style w:type="table" w:styleId="16" w:customStyle="1">
     <w:name w:val="16"/>
     <w:basedOn w:val="TableNormal0"/>
     <w:rPr>
@@ -10718,7 +11198,7 @@
       <w:shd w:val="clear" w:color="auto" w:fill="auto"/>
     </w:tcPr>
   </w:style>
-  <w:style w:type="table" w:customStyle="1" w:styleId="15">
+  <w:style w:type="table" w:styleId="15" w:customStyle="1">
     <w:name w:val="15"/>
     <w:basedOn w:val="TableNormal0"/>
     <w:rPr>
@@ -10739,7 +11219,7 @@
       <w:shd w:val="clear" w:color="auto" w:fill="auto"/>
     </w:tcPr>
   </w:style>
-  <w:style w:type="table" w:customStyle="1" w:styleId="14">
+  <w:style w:type="table" w:styleId="14" w:customStyle="1">
     <w:name w:val="14"/>
     <w:basedOn w:val="TableNormal0"/>
     <w:rPr>
@@ -10760,7 +11240,7 @@
       <w:shd w:val="clear" w:color="auto" w:fill="auto"/>
     </w:tcPr>
   </w:style>
-  <w:style w:type="table" w:customStyle="1" w:styleId="13">
+  <w:style w:type="table" w:styleId="13" w:customStyle="1">
     <w:name w:val="13"/>
     <w:basedOn w:val="TableNormal0"/>
     <w:tblPr>
@@ -10768,7 +11248,7 @@
       <w:tblStyleColBandSize w:val="1"/>
     </w:tblPr>
   </w:style>
-  <w:style w:type="table" w:customStyle="1" w:styleId="12">
+  <w:style w:type="table" w:styleId="12" w:customStyle="1">
     <w:name w:val="12"/>
     <w:basedOn w:val="TableNormal0"/>
     <w:tblPr>
@@ -10776,7 +11256,7 @@
       <w:tblStyleColBandSize w:val="1"/>
     </w:tblPr>
   </w:style>
-  <w:style w:type="table" w:customStyle="1" w:styleId="11">
+  <w:style w:type="table" w:styleId="11" w:customStyle="1">
     <w:name w:val="11"/>
     <w:basedOn w:val="TableNormal0"/>
     <w:tblPr>
@@ -10784,7 +11264,7 @@
       <w:tblStyleColBandSize w:val="1"/>
     </w:tblPr>
   </w:style>
-  <w:style w:type="table" w:customStyle="1" w:styleId="10">
+  <w:style w:type="table" w:styleId="10" w:customStyle="1">
     <w:name w:val="10"/>
     <w:basedOn w:val="TableNormal0"/>
     <w:tblPr>
@@ -10792,7 +11272,7 @@
       <w:tblStyleColBandSize w:val="1"/>
     </w:tblPr>
   </w:style>
-  <w:style w:type="table" w:customStyle="1" w:styleId="9">
+  <w:style w:type="table" w:styleId="9" w:customStyle="1">
     <w:name w:val="9"/>
     <w:basedOn w:val="TableNormal0"/>
     <w:rPr>
@@ -10813,7 +11293,7 @@
       <w:shd w:val="clear" w:color="auto" w:fill="auto"/>
     </w:tcPr>
   </w:style>
-  <w:style w:type="table" w:customStyle="1" w:styleId="8">
+  <w:style w:type="table" w:styleId="8" w:customStyle="1">
     <w:name w:val="8"/>
     <w:basedOn w:val="TableNormal0"/>
     <w:rPr>
@@ -10834,7 +11314,7 @@
       <w:shd w:val="clear" w:color="auto" w:fill="auto"/>
     </w:tcPr>
   </w:style>
-  <w:style w:type="table" w:customStyle="1" w:styleId="7">
+  <w:style w:type="table" w:styleId="7" w:customStyle="1">
     <w:name w:val="7"/>
     <w:basedOn w:val="TableNormal0"/>
     <w:rPr>
@@ -10855,7 +11335,7 @@
       <w:shd w:val="clear" w:color="auto" w:fill="auto"/>
     </w:tcPr>
   </w:style>
-  <w:style w:type="table" w:customStyle="1" w:styleId="6">
+  <w:style w:type="table" w:styleId="6" w:customStyle="1">
     <w:name w:val="6"/>
     <w:basedOn w:val="TableNormal0"/>
     <w:rPr>
@@ -10876,7 +11356,7 @@
       <w:shd w:val="clear" w:color="auto" w:fill="auto"/>
     </w:tcPr>
   </w:style>
-  <w:style w:type="table" w:customStyle="1" w:styleId="5">
+  <w:style w:type="table" w:styleId="5" w:customStyle="1">
     <w:name w:val="5"/>
     <w:basedOn w:val="TableNormal0"/>
     <w:rPr>
@@ -10897,7 +11377,7 @@
       <w:shd w:val="clear" w:color="auto" w:fill="auto"/>
     </w:tcPr>
   </w:style>
-  <w:style w:type="table" w:customStyle="1" w:styleId="4">
+  <w:style w:type="table" w:styleId="4" w:customStyle="1">
     <w:name w:val="4"/>
     <w:basedOn w:val="TableNormal0"/>
     <w:rPr>
@@ -10918,7 +11398,7 @@
       <w:shd w:val="clear" w:color="auto" w:fill="auto"/>
     </w:tcPr>
   </w:style>
-  <w:style w:type="table" w:customStyle="1" w:styleId="3">
+  <w:style w:type="table" w:styleId="3" w:customStyle="1">
     <w:name w:val="3"/>
     <w:basedOn w:val="TableNormal0"/>
     <w:rPr>
@@ -10939,7 +11419,7 @@
       <w:shd w:val="clear" w:color="auto" w:fill="auto"/>
     </w:tcPr>
   </w:style>
-  <w:style w:type="table" w:customStyle="1" w:styleId="2">
+  <w:style w:type="table" w:styleId="2" w:customStyle="1">
     <w:name w:val="2"/>
     <w:basedOn w:val="TableNormal0"/>
     <w:rPr>
@@ -10960,7 +11440,7 @@
       <w:shd w:val="clear" w:color="auto" w:fill="auto"/>
     </w:tcPr>
   </w:style>
-  <w:style w:type="table" w:customStyle="1" w:styleId="1">
+  <w:style w:type="table" w:styleId="1" w:customStyle="1">
     <w:name w:val="1"/>
     <w:basedOn w:val="TableNormal0"/>
     <w:rPr>
@@ -10993,7 +11473,7 @@
       <w:szCs w:val="20"/>
     </w:rPr>
   </w:style>
-  <w:style w:type="character" w:customStyle="1" w:styleId="CommentTextChar">
+  <w:style w:type="character" w:styleId="CommentTextChar" w:customStyle="1">
     <w:name w:val="Comment Text Char"/>
     <w:basedOn w:val="DefaultParagraphFont"/>
     <w:link w:val="CommentText"/>
@@ -11037,7 +11517,7 @@
       <w:spacing w:before="100" w:beforeAutospacing="1" w:after="100" w:afterAutospacing="1"/>
     </w:pPr>
     <w:rPr>
-      <w:rFonts w:ascii="Times New Roman" w:eastAsia="Times New Roman" w:hAnsi="Times New Roman" w:cs="Times New Roman"/>
+      <w:rFonts w:ascii="Times New Roman" w:hAnsi="Times New Roman" w:eastAsia="Times New Roman" w:cs="Times New Roman"/>
       <w:color w:val="auto"/>
       <w:sz w:val="24"/>
       <w:szCs w:val="24"/>
@@ -11107,12 +11587,12 @@
     <w:rsid w:val="00FB4123"/>
     <w:tblPr>
       <w:tblBorders>
-        <w:top w:val="single" w:sz="4" w:space="0" w:color="000000" w:themeColor="text1"/>
-        <w:left w:val="single" w:sz="4" w:space="0" w:color="000000" w:themeColor="text1"/>
-        <w:bottom w:val="single" w:sz="4" w:space="0" w:color="000000" w:themeColor="text1"/>
-        <w:right w:val="single" w:sz="4" w:space="0" w:color="000000" w:themeColor="text1"/>
-        <w:insideH w:val="single" w:sz="4" w:space="0" w:color="000000" w:themeColor="text1"/>
-        <w:insideV w:val="single" w:sz="4" w:space="0" w:color="000000" w:themeColor="text1"/>
+        <w:top w:val="single" w:color="000000" w:themeColor="text1" w:sz="4" w:space="0"/>
+        <w:left w:val="single" w:color="000000" w:themeColor="text1" w:sz="4" w:space="0"/>
+        <w:bottom w:val="single" w:color="000000" w:themeColor="text1" w:sz="4" w:space="0"/>
+        <w:right w:val="single" w:color="000000" w:themeColor="text1" w:sz="4" w:space="0"/>
+        <w:insideH w:val="single" w:color="000000" w:themeColor="text1" w:sz="4" w:space="0"/>
+        <w:insideV w:val="single" w:color="000000" w:themeColor="text1" w:sz="4" w:space="0"/>
       </w:tblBorders>
     </w:tblPr>
   </w:style>
